--- a/supplementary_materials.docx
+++ b/supplementary_materials.docx
@@ -2,7 +2,7 @@
 <file path=word/document.xml><?xml version="1.0" encoding="utf-8"?>
 <w:document xmlns:w="http://schemas.openxmlformats.org/wordprocessingml/2006/main" xmlns:m="http://schemas.openxmlformats.org/officeDocument/2006/math" xmlns:r="http://schemas.openxmlformats.org/officeDocument/2006/relationships" xmlns:o="urn:schemas-microsoft-com:office:office" xmlns:v="urn:schemas-microsoft-com:vml" xmlns:w10="urn:schemas-microsoft-com:office:word" xmlns:a="http://schemas.openxmlformats.org/drawingml/2006/main" xmlns:pic="http://schemas.openxmlformats.org/drawingml/2006/picture" xmlns:wp="http://schemas.openxmlformats.org/drawingml/2006/wordprocessingDrawing">
   <w:body>
-    <w:bookmarkStart w:id="39" w:name="supplementary-materials"/>
+    <w:bookmarkStart w:id="82" w:name="supplementary-materials"/>
     <w:p>
       <w:pPr>
         <w:pStyle w:val="Heading1"/>
@@ -28,16 +28,309 @@
       </w:r>
     </w:p>
     <w:bookmarkEnd w:id="9"/>
-    <w:bookmarkStart w:id="22" w:name="supplementary-tables"/>
+    <w:bookmarkStart w:id="10" w:name="table-of-contents"/>
     <w:p>
       <w:pPr>
         <w:pStyle w:val="Heading2"/>
       </w:pPr>
       <w:r>
+        <w:t xml:space="preserve">Table of Contents</w:t>
+      </w:r>
+    </w:p>
+    <w:p>
+      <w:pPr>
+        <w:pStyle w:val="FirstParagraph"/>
+      </w:pPr>
+      <w:r>
+        <w:rPr>
+          <w:b/>
+          <w:bCs/>
+        </w:rPr>
         <w:t xml:space="preserve">Supplementary Tables</w:t>
       </w:r>
-    </w:p>
-    <w:bookmarkStart w:id="10" w:name="Xf4ddfe4870d2c0543cbd53c4b373b2763c93df4"/>
+      <w:r>
+        <w:t xml:space="preserve"> </w:t>
+      </w:r>
+      <w:r>
+        <w:t xml:space="preserve">- S1: Simulation Cell Types and Behavioral Parameters</w:t>
+      </w:r>
+      <w:r>
+        <w:t xml:space="preserve"> </w:t>
+      </w:r>
+      <w:r>
+        <w:t xml:space="preserve">- S2: Microenvironment Reaction-Diffusion Parameters</w:t>
+      </w:r>
+      <w:r>
+        <w:t xml:space="preserve"> </w:t>
+      </w:r>
+      <w:r>
+        <w:t xml:space="preserve">- S3: Ground-Truth Causal Effect Parameters</w:t>
+      </w:r>
+      <w:r>
+        <w:t xml:space="preserve"> </w:t>
+      </w:r>
+      <w:r>
+        <w:t xml:space="preserve">- S4: ecDNA Segregation Validation Statistics</w:t>
+      </w:r>
+      <w:r>
+        <w:t xml:space="preserve"> </w:t>
+      </w:r>
+      <w:r>
+        <w:t xml:space="preserve">- S5: First-Stage Regression Statistics</w:t>
+      </w:r>
+      <w:r>
+        <w:t xml:space="preserve"> </w:t>
+      </w:r>
+      <w:r>
+        <w:t xml:space="preserve">- S6: Causal Effect Estimates Comparing OLS and IV Methods</w:t>
+      </w:r>
+      <w:r>
+        <w:t xml:space="preserve"> </w:t>
+      </w:r>
+      <w:r>
+        <w:t xml:space="preserve">- S7: Sibling Comparison Validation</w:t>
+      </w:r>
+      <w:r>
+        <w:t xml:space="preserve"> </w:t>
+      </w:r>
+      <w:r>
+        <w:t xml:space="preserve">- S8: Causal Discovery Algorithm Performance</w:t>
+      </w:r>
+      <w:r>
+        <w:t xml:space="preserve"> </w:t>
+      </w:r>
+      <w:r>
+        <w:t xml:space="preserve">- S9: Sensitivity Analysis Results</w:t>
+      </w:r>
+      <w:r>
+        <w:t xml:space="preserve"> </w:t>
+      </w:r>
+      <w:r>
+        <w:t xml:space="preserve">- S10: Placebo Test Results</w:t>
+      </w:r>
+      <w:r>
+        <w:t xml:space="preserve"> </w:t>
+      </w:r>
+      <w:r>
+        <w:t xml:space="preserve">- S11: Spatial Heterogeneity of EGFR Effect on Migration</w:t>
+      </w:r>
+      <w:r>
+        <w:t xml:space="preserve"> </w:t>
+      </w:r>
+      <w:r>
+        <w:t xml:space="preserve">- S12: Immune System Parameters</w:t>
+      </w:r>
+      <w:r>
+        <w:t xml:space="preserve"> </w:t>
+      </w:r>
+      <w:r>
+        <w:t xml:space="preserve">- S13: Immune Killing Mechanics Parameters</w:t>
+      </w:r>
+      <w:r>
+        <w:t xml:space="preserve"> </w:t>
+      </w:r>
+      <w:r>
+        <w:t xml:space="preserve">- S14: Oxygen Gradient and Hypoxia Thresholds</w:t>
+      </w:r>
+      <w:r>
+        <w:t xml:space="preserve"> </w:t>
+      </w:r>
+      <w:r>
+        <w:t xml:space="preserve">- S15: Binomial Segregation Statistics</w:t>
+      </w:r>
+    </w:p>
+    <w:p>
+      <w:pPr>
+        <w:pStyle w:val="BodyText"/>
+      </w:pPr>
+      <w:r>
+        <w:rPr>
+          <w:b/>
+          <w:bCs/>
+        </w:rPr>
+        <w:t xml:space="preserve">Supplementary Figures</w:t>
+      </w:r>
+      <w:r>
+        <w:t xml:space="preserve"> </w:t>
+      </w:r>
+      <w:r>
+        <w:t xml:space="preserve">- S1: ecDNA Segregation Follows Binomial Distribution</w:t>
+      </w:r>
+      <w:r>
+        <w:t xml:space="preserve"> </w:t>
+      </w:r>
+      <w:r>
+        <w:t xml:space="preserve">- S2: First-Stage Regression and Instrument Strength</w:t>
+      </w:r>
+      <w:r>
+        <w:t xml:space="preserve"> </w:t>
+      </w:r>
+      <w:r>
+        <w:t xml:space="preserve">- S3: Comparison of OLS and IV Estimates</w:t>
+      </w:r>
+      <w:r>
+        <w:t xml:space="preserve"> </w:t>
+      </w:r>
+      <w:r>
+        <w:t xml:space="preserve">- S4: Recovered Causal Graph from PC Algorithm</w:t>
+      </w:r>
+      <w:r>
+        <w:t xml:space="preserve"> </w:t>
+      </w:r>
+      <w:r>
+        <w:t xml:space="preserve">- S5: Sensitivity Analysis Visualizations</w:t>
+      </w:r>
+      <w:r>
+        <w:t xml:space="preserve"> </w:t>
+      </w:r>
+      <w:r>
+        <w:t xml:space="preserve">- S6: Spatial Heterogeneity of Causal Effects</w:t>
+      </w:r>
+      <w:r>
+        <w:t xml:space="preserve"> </w:t>
+      </w:r>
+      <w:r>
+        <w:t xml:space="preserve">- S7: Simulation Dynamics Over Time</w:t>
+      </w:r>
+      <w:r>
+        <w:t xml:space="preserve"> </w:t>
+      </w:r>
+      <w:r>
+        <w:t xml:space="preserve">- S8: Complete Structural Causal Model</w:t>
+      </w:r>
+      <w:r>
+        <w:t xml:space="preserve"> </w:t>
+      </w:r>
+      <w:r>
+        <w:t xml:space="preserve">- S9: Confounding Structure Visualization</w:t>
+      </w:r>
+      <w:r>
+        <w:t xml:space="preserve"> </w:t>
+      </w:r>
+      <w:r>
+        <w:t xml:space="preserve">- S10: Immune Synapse Formation Timeline</w:t>
+      </w:r>
+    </w:p>
+    <w:p>
+      <w:pPr>
+        <w:pStyle w:val="BodyText"/>
+      </w:pPr>
+      <w:r>
+        <w:rPr>
+          <w:b/>
+          <w:bCs/>
+        </w:rPr>
+        <w:t xml:space="preserve">Supplementary Methods</w:t>
+      </w:r>
+      <w:r>
+        <w:t xml:space="preserve"> </w:t>
+      </w:r>
+      <w:r>
+        <w:t xml:space="preserve">- S1: Theoretical Framework for Causal Inference</w:t>
+      </w:r>
+      <w:r>
+        <w:t xml:space="preserve"> </w:t>
+      </w:r>
+      <w:r>
+        <w:t xml:space="preserve">- S2: The ecDNA Instrument: Validity Conditions</w:t>
+      </w:r>
+      <w:r>
+        <w:t xml:space="preserve"> </w:t>
+      </w:r>
+      <w:r>
+        <w:t xml:space="preserve">- S3: Derivation of IV Estimator</w:t>
+      </w:r>
+      <w:r>
+        <w:t xml:space="preserve"> </w:t>
+      </w:r>
+      <w:r>
+        <w:t xml:space="preserve">- S4: Two-Stage Least Squares Implementation</w:t>
+      </w:r>
+      <w:r>
+        <w:t xml:space="preserve"> </w:t>
+      </w:r>
+      <w:r>
+        <w:t xml:space="preserve">- S5: Sibling Comparison Design</w:t>
+      </w:r>
+      <w:r>
+        <w:t xml:space="preserve"> </w:t>
+      </w:r>
+      <w:r>
+        <w:t xml:space="preserve">- S6: Fixed Effects Panel Regression</w:t>
+      </w:r>
+      <w:r>
+        <w:t xml:space="preserve"> </w:t>
+      </w:r>
+      <w:r>
+        <w:t xml:space="preserve">- S7: Statistical Diagnostics</w:t>
+      </w:r>
+      <w:r>
+        <w:t xml:space="preserve"> </w:t>
+      </w:r>
+      <w:r>
+        <w:t xml:space="preserve">- S8: Working with Lineage Data</w:t>
+      </w:r>
+      <w:r>
+        <w:t xml:space="preserve"> </w:t>
+      </w:r>
+      <w:r>
+        <w:t xml:space="preserve">- S9: Spatial Analysis Methods</w:t>
+      </w:r>
+      <w:r>
+        <w:t xml:space="preserve"> </w:t>
+      </w:r>
+      <w:r>
+        <w:t xml:space="preserve">- S10: Time-Series Analysis</w:t>
+      </w:r>
+      <w:r>
+        <w:t xml:space="preserve"> </w:t>
+      </w:r>
+      <w:r>
+        <w:t xml:space="preserve">- S11: Common Pitfalls and Solutions</w:t>
+      </w:r>
+      <w:r>
+        <w:t xml:space="preserve"> </w:t>
+      </w:r>
+      <w:r>
+        <w:t xml:space="preserve">- S12: Rosenbaum Bounds Calculation</w:t>
+      </w:r>
+      <w:r>
+        <w:t xml:space="preserve"> </w:t>
+      </w:r>
+      <w:r>
+        <w:t xml:space="preserve">- S13: E-value Calculation</w:t>
+      </w:r>
+      <w:r>
+        <w:t xml:space="preserve"> </w:t>
+      </w:r>
+      <w:r>
+        <w:t xml:space="preserve">- S14: Immune System Implementation</w:t>
+      </w:r>
+      <w:r>
+        <w:t xml:space="preserve"> </w:t>
+      </w:r>
+      <w:r>
+        <w:t xml:space="preserve">- S15: Code Examples</w:t>
+      </w:r>
+    </w:p>
+    <w:p>
+      <w:r>
+        <w:pict>
+          <v:rect style="width:0;height:1.5pt" o:hralign="center" o:hrstd="t" o:hr="t"/>
+        </w:pict>
+      </w:r>
+    </w:p>
+    <w:bookmarkEnd w:id="10"/>
+    <w:bookmarkStart w:id="26" w:name="supplementary-tables"/>
+    <w:p>
+      <w:pPr>
+        <w:pStyle w:val="Heading2"/>
+      </w:pPr>
+      <w:r>
+        <w:t xml:space="preserve">Supplementary Tables</w:t>
+      </w:r>
+    </w:p>
+    <w:bookmarkStart w:id="11" w:name="Xf4ddfe4870d2c0543cbd53c4b373b2763c93df4"/>
     <w:p>
       <w:pPr>
         <w:pStyle w:val="Heading3"/>
@@ -649,8 +942,8 @@
         </w:pict>
       </w:r>
     </w:p>
-    <w:bookmarkEnd w:id="10"/>
-    <w:bookmarkStart w:id="11" w:name="Xa827a21a2c8952725854c3fa4deb68810692d7e"/>
+    <w:bookmarkEnd w:id="11"/>
+    <w:bookmarkStart w:id="12" w:name="Xa827a21a2c8952725854c3fa4deb68810692d7e"/>
     <w:p>
       <w:pPr>
         <w:pStyle w:val="Heading3"/>
@@ -1250,8 +1543,8 @@
         </w:pict>
       </w:r>
     </w:p>
-    <w:bookmarkEnd w:id="11"/>
-    <w:bookmarkStart w:id="12" w:name="X906d8949ffe4c719ec4fb5770af71fecb035c43"/>
+    <w:bookmarkEnd w:id="12"/>
+    <w:bookmarkStart w:id="13" w:name="X906d8949ffe4c719ec4fb5770af71fecb035c43"/>
     <w:p>
       <w:pPr>
         <w:pStyle w:val="Heading3"/>
@@ -2311,8 +2604,8 @@
         </w:pict>
       </w:r>
     </w:p>
-    <w:bookmarkEnd w:id="12"/>
-    <w:bookmarkStart w:id="13" w:name="Xb2d201fd2fb17c810023f6950917f334d7a8efc"/>
+    <w:bookmarkEnd w:id="13"/>
+    <w:bookmarkStart w:id="14" w:name="Xb2d201fd2fb17c810023f6950917f334d7a8efc"/>
     <w:p>
       <w:pPr>
         <w:pStyle w:val="Heading3"/>
@@ -3075,8 +3368,8 @@
         </w:pict>
       </w:r>
     </w:p>
-    <w:bookmarkEnd w:id="13"/>
-    <w:bookmarkStart w:id="14" w:name="X005a9253522d71e21f2688dcd9943bf4480748c"/>
+    <w:bookmarkEnd w:id="14"/>
+    <w:bookmarkStart w:id="15" w:name="X005a9253522d71e21f2688dcd9943bf4480748c"/>
     <w:p>
       <w:pPr>
         <w:pStyle w:val="Heading3"/>
@@ -3544,8 +3837,8 @@
         </w:pict>
       </w:r>
     </w:p>
-    <w:bookmarkEnd w:id="14"/>
-    <w:bookmarkStart w:id="15" w:name="Xe7e60f6bb9e7775e3d8ddf57251e1d2660e763f"/>
+    <w:bookmarkEnd w:id="15"/>
+    <w:bookmarkStart w:id="16" w:name="Xe7e60f6bb9e7775e3d8ddf57251e1d2660e763f"/>
     <w:p>
       <w:pPr>
         <w:pStyle w:val="Heading3"/>
@@ -4040,8 +4333,8 @@
         </w:pict>
       </w:r>
     </w:p>
-    <w:bookmarkEnd w:id="15"/>
-    <w:bookmarkStart w:id="16" w:name="Xcde5ad11da69830d241950e9f929b01e0a06194"/>
+    <w:bookmarkEnd w:id="16"/>
+    <w:bookmarkStart w:id="17" w:name="Xcde5ad11da69830d241950e9f929b01e0a06194"/>
     <w:p>
       <w:pPr>
         <w:pStyle w:val="Heading3"/>
@@ -4397,8 +4690,8 @@
         </w:pict>
       </w:r>
     </w:p>
-    <w:bookmarkEnd w:id="16"/>
-    <w:bookmarkStart w:id="17" w:name="X6e9f69347fd353477317152ea7b66ac78946458"/>
+    <w:bookmarkEnd w:id="17"/>
+    <w:bookmarkStart w:id="18" w:name="X6e9f69347fd353477317152ea7b66ac78946458"/>
     <w:p>
       <w:pPr>
         <w:pStyle w:val="Heading3"/>
@@ -4754,8 +5047,8 @@
         </w:pict>
       </w:r>
     </w:p>
-    <w:bookmarkEnd w:id="17"/>
-    <w:bookmarkStart w:id="18" w:name="X152cdbe964e0e1e2b81e44b7c62061ece41ef74"/>
+    <w:bookmarkEnd w:id="18"/>
+    <w:bookmarkStart w:id="19" w:name="X152cdbe964e0e1e2b81e44b7c62061ece41ef74"/>
     <w:p>
       <w:pPr>
         <w:pStyle w:val="Heading3"/>
@@ -5132,8 +5425,8 @@
         </w:pict>
       </w:r>
     </w:p>
-    <w:bookmarkEnd w:id="18"/>
-    <w:bookmarkStart w:id="19" w:name="X3df6140919b656b99d6c95617584a0b27847f9a"/>
+    <w:bookmarkEnd w:id="19"/>
+    <w:bookmarkStart w:id="20" w:name="X3df6140919b656b99d6c95617584a0b27847f9a"/>
     <w:p>
       <w:pPr>
         <w:pStyle w:val="Heading3"/>
@@ -5403,8 +5696,8 @@
         </w:pict>
       </w:r>
     </w:p>
-    <w:bookmarkEnd w:id="19"/>
-    <w:bookmarkStart w:id="20" w:name="X944ece9ec6955874d1acb4db7fd3ecdcd4da8fa"/>
+    <w:bookmarkEnd w:id="20"/>
+    <w:bookmarkStart w:id="21" w:name="X944ece9ec6955874d1acb4db7fd3ecdcd4da8fa"/>
     <w:p>
       <w:pPr>
         <w:pStyle w:val="Heading3"/>
@@ -5719,14 +6012,14 @@
         </w:pict>
       </w:r>
     </w:p>
-    <w:bookmarkEnd w:id="20"/>
-    <w:bookmarkStart w:id="21" w:name="X16e44085e8ba3240be2e3978a689fc086c434be"/>
+    <w:bookmarkEnd w:id="21"/>
+    <w:bookmarkStart w:id="22" w:name="X52c79add519ca95b3d07668a4303fc518d944d8"/>
     <w:p>
       <w:pPr>
         <w:pStyle w:val="Heading3"/>
       </w:pPr>
       <w:r>
-        <w:t xml:space="preserve">Supplementary Table S12: Immune System Parameters</w:t>
+        <w:t xml:space="preserve">Supplementary Table S12: Immune System Recruitment Parameters</w:t>
       </w:r>
     </w:p>
     <w:tbl>
@@ -5738,8 +6031,9 @@
       </w:tblPr>
       <w:tblGrid>
         <w:gridCol w:w="1936"/>
-        <w:gridCol w:w="1232"/>
-        <w:gridCol w:w="4752"/>
+        <w:gridCol w:w="2640"/>
+        <w:gridCol w:w="1056"/>
+        <w:gridCol w:w="2288"/>
       </w:tblGrid>
       <w:tr>
         <w:trPr>
@@ -5763,18 +6057,29 @@
               <w:pStyle w:val="Compact"/>
             </w:pPr>
             <w:r>
-              <w:t xml:space="preserve">Value</w:t>
-            </w:r>
-          </w:p>
-        </w:tc>
-        <w:tc>
-          <w:tcPr/>
-          <w:p>
-            <w:pPr>
-              <w:pStyle w:val="Compact"/>
-            </w:pPr>
-            <w:r>
-              <w:t xml:space="preserve">Biological Interpretation</w:t>
+              <w:t xml:space="preserve">Default Value</w:t>
+            </w:r>
+          </w:p>
+        </w:tc>
+        <w:tc>
+          <w:tcPr/>
+          <w:p>
+            <w:pPr>
+              <w:pStyle w:val="Compact"/>
+            </w:pPr>
+            <w:r>
+              <w:t xml:space="preserve">Unit</w:t>
+            </w:r>
+          </w:p>
+        </w:tc>
+        <w:tc>
+          <w:tcPr/>
+          <w:p>
+            <w:pPr>
+              <w:pStyle w:val="Compact"/>
+            </w:pPr>
+            <w:r>
+              <w:t xml:space="preserve">Description</w:t>
             </w:r>
           </w:p>
         </w:tc>
@@ -5787,29 +6092,40 @@
               <w:pStyle w:val="Compact"/>
             </w:pPr>
             <w:r>
-              <w:t xml:space="preserve">Synapse formation time</w:t>
-            </w:r>
-          </w:p>
-        </w:tc>
-        <w:tc>
-          <w:tcPr/>
-          <w:p>
-            <w:pPr>
-              <w:pStyle w:val="Compact"/>
-            </w:pPr>
-            <w:r>
-              <w:t xml:space="preserve">2.5 h</w:t>
-            </w:r>
-          </w:p>
-        </w:tc>
-        <w:tc>
-          <w:tcPr/>
-          <w:p>
-            <w:pPr>
-              <w:pStyle w:val="Compact"/>
-            </w:pPr>
-            <w:r>
-              <w:t xml:space="preserve">Time for immunological synapse maturation</w:t>
+              <w:t xml:space="preserve">chemokine_threshold</w:t>
+            </w:r>
+          </w:p>
+        </w:tc>
+        <w:tc>
+          <w:tcPr/>
+          <w:p>
+            <w:pPr>
+              <w:pStyle w:val="Compact"/>
+            </w:pPr>
+            <w:r>
+              <w:t xml:space="preserve">0.5</w:t>
+            </w:r>
+          </w:p>
+        </w:tc>
+        <w:tc>
+          <w:tcPr/>
+          <w:p>
+            <w:pPr>
+              <w:pStyle w:val="Compact"/>
+            </w:pPr>
+            <w:r>
+              <w:t xml:space="preserve">nM</w:t>
+            </w:r>
+          </w:p>
+        </w:tc>
+        <w:tc>
+          <w:tcPr/>
+          <w:p>
+            <w:pPr>
+              <w:pStyle w:val="Compact"/>
+            </w:pPr>
+            <w:r>
+              <w:t xml:space="preserve">Minimum chemokine (VEGF proxy) for immune recruitment</w:t>
             </w:r>
           </w:p>
         </w:tc>
@@ -5822,29 +6138,40 @@
               <w:pStyle w:val="Compact"/>
             </w:pPr>
             <w:r>
-              <w:t xml:space="preserve">Kill probability per synapse</w:t>
-            </w:r>
-          </w:p>
-        </w:tc>
-        <w:tc>
-          <w:tcPr/>
-          <w:p>
-            <w:pPr>
-              <w:pStyle w:val="Compact"/>
-            </w:pPr>
-            <w:r>
-              <w:t xml:space="preserve">0.25</w:t>
-            </w:r>
-          </w:p>
-        </w:tc>
-        <w:tc>
-          <w:tcPr/>
-          <w:p>
-            <w:pPr>
-              <w:pStyle w:val="Compact"/>
-            </w:pPr>
-            <w:r>
-              <w:t xml:space="preserve">Reduced from standard 0.70 for GBM immunosuppression</w:t>
+              <w:t xml:space="preserve">recruitment_rate_per_hr</w:t>
+            </w:r>
+          </w:p>
+        </w:tc>
+        <w:tc>
+          <w:tcPr/>
+          <w:p>
+            <w:pPr>
+              <w:pStyle w:val="Compact"/>
+            </w:pPr>
+            <w:r>
+              <w:t xml:space="preserve">0.01</w:t>
+            </w:r>
+          </w:p>
+        </w:tc>
+        <w:tc>
+          <w:tcPr/>
+          <w:p>
+            <w:pPr>
+              <w:pStyle w:val="Compact"/>
+            </w:pPr>
+            <w:r>
+              <w:t xml:space="preserve">h⁻¹</w:t>
+            </w:r>
+          </w:p>
+        </w:tc>
+        <w:tc>
+          <w:tcPr/>
+          <w:p>
+            <w:pPr>
+              <w:pStyle w:val="Compact"/>
+            </w:pPr>
+            <w:r>
+              <w:t xml:space="preserve">Rate of new immune cell entry at vascular sites</w:t>
             </w:r>
           </w:p>
         </w:tc>
@@ -5857,29 +6184,40 @@
               <w:pStyle w:val="Compact"/>
             </w:pPr>
             <w:r>
-              <w:t xml:space="preserve">Exhaustion threshold</w:t>
-            </w:r>
-          </w:p>
-        </w:tc>
-        <w:tc>
-          <w:tcPr/>
-          <w:p>
-            <w:pPr>
-              <w:pStyle w:val="Compact"/>
-            </w:pPr>
-            <w:r>
-              <w:t xml:space="preserve">~3 kills</w:t>
-            </w:r>
-          </w:p>
-        </w:tc>
-        <w:tc>
-          <w:tcPr/>
-          <w:p>
-            <w:pPr>
-              <w:pStyle w:val="Compact"/>
-            </w:pPr>
-            <w:r>
-              <w:t xml:space="preserve">T cells become dysfunctional after repeated activation</w:t>
+              <w:t xml:space="preserve">kill_radius_um</w:t>
+            </w:r>
+          </w:p>
+        </w:tc>
+        <w:tc>
+          <w:tcPr/>
+          <w:p>
+            <w:pPr>
+              <w:pStyle w:val="Compact"/>
+            </w:pPr>
+            <w:r>
+              <w:t xml:space="preserve">15.0</w:t>
+            </w:r>
+          </w:p>
+        </w:tc>
+        <w:tc>
+          <w:tcPr/>
+          <w:p>
+            <w:pPr>
+              <w:pStyle w:val="Compact"/>
+            </w:pPr>
+            <w:r>
+              <w:t xml:space="preserve">μm</w:t>
+            </w:r>
+          </w:p>
+        </w:tc>
+        <w:tc>
+          <w:tcPr/>
+          <w:p>
+            <w:pPr>
+              <w:pStyle w:val="Compact"/>
+            </w:pPr>
+            <w:r>
+              <w:t xml:space="preserve">Distance to detect potential targets</w:t>
             </w:r>
           </w:p>
         </w:tc>
@@ -5892,29 +6230,40 @@
               <w:pStyle w:val="Compact"/>
             </w:pPr>
             <w:r>
-              <w:t xml:space="preserve">Activation threshold</w:t>
-            </w:r>
-          </w:p>
-        </w:tc>
-        <w:tc>
-          <w:tcPr/>
-          <w:p>
-            <w:pPr>
-              <w:pStyle w:val="Compact"/>
-            </w:pPr>
-            <w:r>
-              <w:t xml:space="preserve">High tumor proximity</w:t>
-            </w:r>
-          </w:p>
-        </w:tc>
-        <w:tc>
-          <w:tcPr/>
-          <w:p>
-            <w:pPr>
-              <w:pStyle w:val="Compact"/>
-            </w:pPr>
-            <w:r>
-              <w:t xml:space="preserve">Requires dense tumor contact for activation</w:t>
+              <w:t xml:space="preserve">synapse_formation_time_hr</w:t>
+            </w:r>
+          </w:p>
+        </w:tc>
+        <w:tc>
+          <w:tcPr/>
+          <w:p>
+            <w:pPr>
+              <w:pStyle w:val="Compact"/>
+            </w:pPr>
+            <w:r>
+              <w:t xml:space="preserve">2.5</w:t>
+            </w:r>
+          </w:p>
+        </w:tc>
+        <w:tc>
+          <w:tcPr/>
+          <w:p>
+            <w:pPr>
+              <w:pStyle w:val="Compact"/>
+            </w:pPr>
+            <w:r>
+              <w:t xml:space="preserve">h</w:t>
+            </w:r>
+          </w:p>
+        </w:tc>
+        <w:tc>
+          <w:tcPr/>
+          <w:p>
+            <w:pPr>
+              <w:pStyle w:val="Compact"/>
+            </w:pPr>
+            <w:r>
+              <w:t xml:space="preserve">Time for immunological synapse maturation (GBM: slower)</w:t>
             </w:r>
           </w:p>
         </w:tc>
@@ -5927,29 +6276,86 @@
               <w:pStyle w:val="Compact"/>
             </w:pPr>
             <w:r>
-              <w:t xml:space="preserve">Recruitment rate</w:t>
-            </w:r>
-          </w:p>
-        </w:tc>
-        <w:tc>
-          <w:tcPr/>
-          <w:p>
-            <w:pPr>
-              <w:pStyle w:val="Compact"/>
-            </w:pPr>
-            <w:r>
-              <w:t xml:space="preserve">0.3% per hour</w:t>
-            </w:r>
-          </w:p>
-        </w:tc>
-        <w:tc>
-          <w:tcPr/>
-          <w:p>
-            <w:pPr>
-              <w:pStyle w:val="Compact"/>
-            </w:pPr>
-            <w:r>
-              <w:t xml:space="preserve">Limited infiltration reflecting blood-brain barrier</w:t>
+              <w:t xml:space="preserve">kill_probability_per_synapse</w:t>
+            </w:r>
+          </w:p>
+        </w:tc>
+        <w:tc>
+          <w:tcPr/>
+          <w:p>
+            <w:pPr>
+              <w:pStyle w:val="Compact"/>
+            </w:pPr>
+            <w:r>
+              <w:t xml:space="preserve">0.25</w:t>
+            </w:r>
+          </w:p>
+        </w:tc>
+        <w:tc>
+          <w:tcPr/>
+          <w:p>
+            <w:pPr>
+              <w:pStyle w:val="Compact"/>
+            </w:pPr>
+            <w:r>
+              <w:t xml:space="preserve">probability</w:t>
+            </w:r>
+          </w:p>
+        </w:tc>
+        <w:tc>
+          <w:tcPr/>
+          <w:p>
+            <w:pPr>
+              <w:pStyle w:val="Compact"/>
+            </w:pPr>
+            <w:r>
+              <w:t xml:space="preserve">P(kill) once synapse complete (GBM: immunosuppressed)</w:t>
+            </w:r>
+          </w:p>
+        </w:tc>
+      </w:tr>
+      <w:tr>
+        <w:tc>
+          <w:tcPr/>
+          <w:p>
+            <w:pPr>
+              <w:pStyle w:val="Compact"/>
+            </w:pPr>
+            <w:r>
+              <w:t xml:space="preserve">min_contact_for_kill_hr</w:t>
+            </w:r>
+          </w:p>
+        </w:tc>
+        <w:tc>
+          <w:tcPr/>
+          <w:p>
+            <w:pPr>
+              <w:pStyle w:val="Compact"/>
+            </w:pPr>
+            <w:r>
+              <w:t xml:space="preserve">1.5</w:t>
+            </w:r>
+          </w:p>
+        </w:tc>
+        <w:tc>
+          <w:tcPr/>
+          <w:p>
+            <w:pPr>
+              <w:pStyle w:val="Compact"/>
+            </w:pPr>
+            <w:r>
+              <w:t xml:space="preserve">h</w:t>
+            </w:r>
+          </w:p>
+        </w:tc>
+        <w:tc>
+          <w:tcPr/>
+          <w:p>
+            <w:pPr>
+              <w:pStyle w:val="Compact"/>
+            </w:pPr>
+            <w:r>
+              <w:t xml:space="preserve">Minimum contact before any kill possible</w:t>
             </w:r>
           </w:p>
         </w:tc>
@@ -5970,24 +6376,14 @@
         </w:pict>
       </w:r>
     </w:p>
-    <w:bookmarkEnd w:id="21"/>
     <w:bookmarkEnd w:id="22"/>
-    <w:bookmarkStart w:id="31" w:name="supplementary-figures"/>
-    <w:p>
-      <w:pPr>
-        <w:pStyle w:val="Heading2"/>
-      </w:pPr>
-      <w:r>
-        <w:t xml:space="preserve">Supplementary Figures</w:t>
-      </w:r>
-    </w:p>
-    <w:bookmarkStart w:id="23" w:name="X8ca2166b7e76d891d105707c7dfed9650310993"/>
+    <w:bookmarkStart w:id="23" w:name="X6c37185eeea11ac5c5b732344cda6f994a3372e"/>
     <w:p>
       <w:pPr>
         <w:pStyle w:val="Heading3"/>
       </w:pPr>
       <w:r>
-        <w:t xml:space="preserve">Supplementary Figure S1: ecDNA Segregation Follows Binomial Distribution</w:t>
+        <w:t xml:space="preserve">Supplementary Table S13: Immune Exhaustion and Activation Parameters</w:t>
       </w:r>
     </w:p>
     <w:p>
@@ -5999,15 +6395,256 @@
           <w:b/>
           <w:bCs/>
         </w:rPr>
-        <w:t xml:space="preserve">(A)</w:t>
-      </w:r>
-      <w:r>
-        <w:t xml:space="preserve"> </w:t>
-      </w:r>
-      <w:r>
-        <w:t xml:space="preserve">Histogram of daughter ecDNA fractions across 12,847 division events. The distribution is centered on 0.5 with variance consistent with Binomial(N, 0.5) expectation. Dashed red line indicates the theoretical mean of 0.5.</w:t>
-      </w:r>
-    </w:p>
+        <w:t xml:space="preserve">Panel A: Exhaustion Mechanics</w:t>
+      </w:r>
+    </w:p>
+    <w:tbl>
+      <w:tblPr>
+        <w:tblStyle w:val="Table"/>
+        <w:tblW w:type="pct" w:w="5000"/>
+        <w:tblLayout w:type="fixed"/>
+        <w:tblLook w:firstRow="1" w:lastRow="0" w:firstColumn="0" w:lastColumn="0" w:noHBand="0" w:noVBand="0" w:val="0020"/>
+      </w:tblPr>
+      <w:tblGrid>
+        <w:gridCol w:w="1936"/>
+        <w:gridCol w:w="2640"/>
+        <w:gridCol w:w="1056"/>
+        <w:gridCol w:w="2288"/>
+      </w:tblGrid>
+      <w:tr>
+        <w:trPr>
+          <w:tblHeader w:val="on"/>
+        </w:trPr>
+        <w:tc>
+          <w:tcPr/>
+          <w:p>
+            <w:pPr>
+              <w:pStyle w:val="Compact"/>
+            </w:pPr>
+            <w:r>
+              <w:t xml:space="preserve">Parameter</w:t>
+            </w:r>
+          </w:p>
+        </w:tc>
+        <w:tc>
+          <w:tcPr/>
+          <w:p>
+            <w:pPr>
+              <w:pStyle w:val="Compact"/>
+            </w:pPr>
+            <w:r>
+              <w:t xml:space="preserve">Default Value</w:t>
+            </w:r>
+          </w:p>
+        </w:tc>
+        <w:tc>
+          <w:tcPr/>
+          <w:p>
+            <w:pPr>
+              <w:pStyle w:val="Compact"/>
+            </w:pPr>
+            <w:r>
+              <w:t xml:space="preserve">Unit</w:t>
+            </w:r>
+          </w:p>
+        </w:tc>
+        <w:tc>
+          <w:tcPr/>
+          <w:p>
+            <w:pPr>
+              <w:pStyle w:val="Compact"/>
+            </w:pPr>
+            <w:r>
+              <w:t xml:space="preserve">Description</w:t>
+            </w:r>
+          </w:p>
+        </w:tc>
+      </w:tr>
+      <w:tr>
+        <w:tc>
+          <w:tcPr/>
+          <w:p>
+            <w:pPr>
+              <w:pStyle w:val="Compact"/>
+            </w:pPr>
+            <w:r>
+              <w:t xml:space="preserve">max_kills_before_exhaustion</w:t>
+            </w:r>
+          </w:p>
+        </w:tc>
+        <w:tc>
+          <w:tcPr/>
+          <w:p>
+            <w:pPr>
+              <w:pStyle w:val="Compact"/>
+            </w:pPr>
+            <w:r>
+              <w:t xml:space="preserve">3</w:t>
+            </w:r>
+          </w:p>
+        </w:tc>
+        <w:tc>
+          <w:tcPr/>
+          <w:p>
+            <w:pPr>
+              <w:pStyle w:val="Compact"/>
+            </w:pPr>
+            <w:r>
+              <w:t xml:space="preserve">count</w:t>
+            </w:r>
+          </w:p>
+        </w:tc>
+        <w:tc>
+          <w:tcPr/>
+          <w:p>
+            <w:pPr>
+              <w:pStyle w:val="Compact"/>
+            </w:pPr>
+            <w:r>
+              <w:t xml:space="preserve">CTLs exhaust after ~3 serial kills (GBM: rapid exhaustion)</w:t>
+            </w:r>
+          </w:p>
+        </w:tc>
+      </w:tr>
+      <w:tr>
+        <w:tc>
+          <w:tcPr/>
+          <w:p>
+            <w:pPr>
+              <w:pStyle w:val="Compact"/>
+            </w:pPr>
+            <w:r>
+              <w:t xml:space="preserve">exhaustion_per_kill</w:t>
+            </w:r>
+          </w:p>
+        </w:tc>
+        <w:tc>
+          <w:tcPr/>
+          <w:p>
+            <w:pPr>
+              <w:pStyle w:val="Compact"/>
+            </w:pPr>
+            <w:r>
+              <w:t xml:space="preserve">0.35</w:t>
+            </w:r>
+          </w:p>
+        </w:tc>
+        <w:tc>
+          <w:tcPr/>
+          <w:p>
+            <w:pPr>
+              <w:pStyle w:val="Compact"/>
+            </w:pPr>
+            <w:r>
+              <w:t xml:space="preserve">fraction</w:t>
+            </w:r>
+          </w:p>
+        </w:tc>
+        <w:tc>
+          <w:tcPr/>
+          <w:p>
+            <w:pPr>
+              <w:pStyle w:val="Compact"/>
+            </w:pPr>
+            <w:r>
+              <w:t xml:space="preserve">Exhaustion increment per kill (0.35 = ~3 kills to full exhaustion)</w:t>
+            </w:r>
+          </w:p>
+        </w:tc>
+      </w:tr>
+      <w:tr>
+        <w:tc>
+          <w:tcPr/>
+          <w:p>
+            <w:pPr>
+              <w:pStyle w:val="Compact"/>
+            </w:pPr>
+            <w:r>
+              <w:t xml:space="preserve">exhaustion_recovery_rate_per_hr</w:t>
+            </w:r>
+          </w:p>
+        </w:tc>
+        <w:tc>
+          <w:tcPr/>
+          <w:p>
+            <w:pPr>
+              <w:pStyle w:val="Compact"/>
+            </w:pPr>
+            <w:r>
+              <w:t xml:space="preserve">0.005</w:t>
+            </w:r>
+          </w:p>
+        </w:tc>
+        <w:tc>
+          <w:tcPr/>
+          <w:p>
+            <w:pPr>
+              <w:pStyle w:val="Compact"/>
+            </w:pPr>
+            <w:r>
+              <w:t xml:space="preserve">h⁻¹</w:t>
+            </w:r>
+          </w:p>
+        </w:tc>
+        <w:tc>
+          <w:tcPr/>
+          <w:p>
+            <w:pPr>
+              <w:pStyle w:val="Compact"/>
+            </w:pPr>
+            <w:r>
+              <w:t xml:space="preserve">Very slow recovery (GBM: sustained suppression)</w:t>
+            </w:r>
+          </w:p>
+        </w:tc>
+      </w:tr>
+      <w:tr>
+        <w:tc>
+          <w:tcPr/>
+          <w:p>
+            <w:pPr>
+              <w:pStyle w:val="Compact"/>
+            </w:pPr>
+            <w:r>
+              <w:t xml:space="preserve">exhausted_kill_penalty</w:t>
+            </w:r>
+          </w:p>
+        </w:tc>
+        <w:tc>
+          <w:tcPr/>
+          <w:p>
+            <w:pPr>
+              <w:pStyle w:val="Compact"/>
+            </w:pPr>
+            <w:r>
+              <w:t xml:space="preserve">0.8</w:t>
+            </w:r>
+          </w:p>
+        </w:tc>
+        <w:tc>
+          <w:tcPr/>
+          <w:p>
+            <w:pPr>
+              <w:pStyle w:val="Compact"/>
+            </w:pPr>
+            <w:r>
+              <w:t xml:space="preserve">fraction</w:t>
+            </w:r>
+          </w:p>
+        </w:tc>
+        <w:tc>
+          <w:tcPr/>
+          <w:p>
+            <w:pPr>
+              <w:pStyle w:val="Compact"/>
+            </w:pPr>
+            <w:r>
+              <w:t xml:space="preserve">Kill probability multiplier when fully exhausted</w:t>
+            </w:r>
+          </w:p>
+        </w:tc>
+      </w:tr>
+    </w:tbl>
     <w:p>
       <w:pPr>
         <w:pStyle w:val="BodyText"/>
@@ -6017,51 +6654,256 @@
           <w:b/>
           <w:bCs/>
         </w:rPr>
-        <w:t xml:space="preserve">(B)</w:t>
-      </w:r>
-      <w:r>
-        <w:t xml:space="preserve"> </w:t>
-      </w:r>
-      <w:r>
-        <w:t xml:space="preserve">Q-Q plot comparing observed daughter fractions to theoretical binomial distribution, stratified by parent copy number quartiles. Points fall along the identity line, confirming binomial segregation across the range of copy numbers.</w:t>
-      </w:r>
-    </w:p>
-    <w:p>
-      <w:pPr>
-        <w:pStyle w:val="BodyText"/>
-      </w:pPr>
-      <w:r>
-        <w:rPr>
-          <w:b/>
-          <w:bCs/>
-        </w:rPr>
-        <w:t xml:space="preserve">(C)</w:t>
-      </w:r>
-      <w:r>
-        <w:t xml:space="preserve"> </w:t>
-      </w:r>
-      <w:r>
-        <w:t xml:space="preserve">Variance of daughter fraction as a function of parent copy number. Observed variance (points) matches theoretical prediction Var = p(1-p)/N (solid line), where p = 0.5.</w:t>
-      </w:r>
-    </w:p>
-    <w:p>
-      <w:pPr>
-        <w:pStyle w:val="BodyText"/>
-      </w:pPr>
-      <w:r>
-        <w:rPr>
-          <w:b/>
-          <w:bCs/>
-        </w:rPr>
-        <w:t xml:space="preserve">(D)</w:t>
-      </w:r>
-      <w:r>
-        <w:t xml:space="preserve"> </w:t>
-      </w:r>
-      <w:r>
-        <w:t xml:space="preserve">Independence validation: scatter plots of daughter ecDNA fraction versus local O2 concentration, spatial position, generation number, and parent copy number. No significant correlations are observed (all |r| &lt; 0.02, all p &gt; 0.19).</w:t>
-      </w:r>
-    </w:p>
+        <w:t xml:space="preserve">Panel B: Activation Dynamics</w:t>
+      </w:r>
+    </w:p>
+    <w:tbl>
+      <w:tblPr>
+        <w:tblStyle w:val="Table"/>
+        <w:tblW w:type="pct" w:w="5000"/>
+        <w:tblLayout w:type="fixed"/>
+        <w:tblLook w:firstRow="1" w:lastRow="0" w:firstColumn="0" w:lastColumn="0" w:noHBand="0" w:noVBand="0" w:val="0020"/>
+      </w:tblPr>
+      <w:tblGrid>
+        <w:gridCol w:w="1936"/>
+        <w:gridCol w:w="2640"/>
+        <w:gridCol w:w="1056"/>
+        <w:gridCol w:w="2288"/>
+      </w:tblGrid>
+      <w:tr>
+        <w:trPr>
+          <w:tblHeader w:val="on"/>
+        </w:trPr>
+        <w:tc>
+          <w:tcPr/>
+          <w:p>
+            <w:pPr>
+              <w:pStyle w:val="Compact"/>
+            </w:pPr>
+            <w:r>
+              <w:t xml:space="preserve">Parameter</w:t>
+            </w:r>
+          </w:p>
+        </w:tc>
+        <w:tc>
+          <w:tcPr/>
+          <w:p>
+            <w:pPr>
+              <w:pStyle w:val="Compact"/>
+            </w:pPr>
+            <w:r>
+              <w:t xml:space="preserve">Default Value</w:t>
+            </w:r>
+          </w:p>
+        </w:tc>
+        <w:tc>
+          <w:tcPr/>
+          <w:p>
+            <w:pPr>
+              <w:pStyle w:val="Compact"/>
+            </w:pPr>
+            <w:r>
+              <w:t xml:space="preserve">Unit</w:t>
+            </w:r>
+          </w:p>
+        </w:tc>
+        <w:tc>
+          <w:tcPr/>
+          <w:p>
+            <w:pPr>
+              <w:pStyle w:val="Compact"/>
+            </w:pPr>
+            <w:r>
+              <w:t xml:space="preserve">Description</w:t>
+            </w:r>
+          </w:p>
+        </w:tc>
+      </w:tr>
+      <w:tr>
+        <w:tc>
+          <w:tcPr/>
+          <w:p>
+            <w:pPr>
+              <w:pStyle w:val="Compact"/>
+            </w:pPr>
+            <w:r>
+              <w:t xml:space="preserve">activation_radius_um</w:t>
+            </w:r>
+          </w:p>
+        </w:tc>
+        <w:tc>
+          <w:tcPr/>
+          <w:p>
+            <w:pPr>
+              <w:pStyle w:val="Compact"/>
+            </w:pPr>
+            <w:r>
+              <w:t xml:space="preserve">50.0</w:t>
+            </w:r>
+          </w:p>
+        </w:tc>
+        <w:tc>
+          <w:tcPr/>
+          <w:p>
+            <w:pPr>
+              <w:pStyle w:val="Compact"/>
+            </w:pPr>
+            <w:r>
+              <w:t xml:space="preserve">μm</w:t>
+            </w:r>
+          </w:p>
+        </w:tc>
+        <w:tc>
+          <w:tcPr/>
+          <w:p>
+            <w:pPr>
+              <w:pStyle w:val="Compact"/>
+            </w:pPr>
+            <w:r>
+              <w:t xml:space="preserve">Distance to sense tumor for activation</w:t>
+            </w:r>
+          </w:p>
+        </w:tc>
+      </w:tr>
+      <w:tr>
+        <w:tc>
+          <w:tcPr/>
+          <w:p>
+            <w:pPr>
+              <w:pStyle w:val="Compact"/>
+            </w:pPr>
+            <w:r>
+              <w:t xml:space="preserve">activation_rate_per_hr</w:t>
+            </w:r>
+          </w:p>
+        </w:tc>
+        <w:tc>
+          <w:tcPr/>
+          <w:p>
+            <w:pPr>
+              <w:pStyle w:val="Compact"/>
+            </w:pPr>
+            <w:r>
+              <w:t xml:space="preserve">0.3</w:t>
+            </w:r>
+          </w:p>
+        </w:tc>
+        <w:tc>
+          <w:tcPr/>
+          <w:p>
+            <w:pPr>
+              <w:pStyle w:val="Compact"/>
+            </w:pPr>
+            <w:r>
+              <w:t xml:space="preserve">h⁻¹</w:t>
+            </w:r>
+          </w:p>
+        </w:tc>
+        <w:tc>
+          <w:tcPr/>
+          <w:p>
+            <w:pPr>
+              <w:pStyle w:val="Compact"/>
+            </w:pPr>
+            <w:r>
+              <w:t xml:space="preserve">Rate of activation when tumor nearby</w:t>
+            </w:r>
+          </w:p>
+        </w:tc>
+      </w:tr>
+      <w:tr>
+        <w:tc>
+          <w:tcPr/>
+          <w:p>
+            <w:pPr>
+              <w:pStyle w:val="Compact"/>
+            </w:pPr>
+            <w:r>
+              <w:t xml:space="preserve">deactivation_rate_per_hr</w:t>
+            </w:r>
+          </w:p>
+        </w:tc>
+        <w:tc>
+          <w:tcPr/>
+          <w:p>
+            <w:pPr>
+              <w:pStyle w:val="Compact"/>
+            </w:pPr>
+            <w:r>
+              <w:t xml:space="preserve">0.05</w:t>
+            </w:r>
+          </w:p>
+        </w:tc>
+        <w:tc>
+          <w:tcPr/>
+          <w:p>
+            <w:pPr>
+              <w:pStyle w:val="Compact"/>
+            </w:pPr>
+            <w:r>
+              <w:t xml:space="preserve">h⁻¹</w:t>
+            </w:r>
+          </w:p>
+        </w:tc>
+        <w:tc>
+          <w:tcPr/>
+          <w:p>
+            <w:pPr>
+              <w:pStyle w:val="Compact"/>
+            </w:pPr>
+            <w:r>
+              <w:t xml:space="preserve">Rate of deactivation when away from tumor</w:t>
+            </w:r>
+          </w:p>
+        </w:tc>
+      </w:tr>
+      <w:tr>
+        <w:tc>
+          <w:tcPr/>
+          <w:p>
+            <w:pPr>
+              <w:pStyle w:val="Compact"/>
+            </w:pPr>
+            <w:r>
+              <w:t xml:space="preserve">min_activation_for_kill</w:t>
+            </w:r>
+          </w:p>
+        </w:tc>
+        <w:tc>
+          <w:tcPr/>
+          <w:p>
+            <w:pPr>
+              <w:pStyle w:val="Compact"/>
+            </w:pPr>
+            <w:r>
+              <w:t xml:space="preserve">0.2</w:t>
+            </w:r>
+          </w:p>
+        </w:tc>
+        <w:tc>
+          <w:tcPr/>
+          <w:p>
+            <w:pPr>
+              <w:pStyle w:val="Compact"/>
+            </w:pPr>
+            <w:r>
+              <w:t xml:space="preserve">level</w:t>
+            </w:r>
+          </w:p>
+        </w:tc>
+        <w:tc>
+          <w:tcPr/>
+          <w:p>
+            <w:pPr>
+              <w:pStyle w:val="Compact"/>
+            </w:pPr>
+            <w:r>
+              <w:t xml:space="preserve">Minimum activation to attempt killing</w:t>
+            </w:r>
+          </w:p>
+        </w:tc>
+      </w:tr>
+    </w:tbl>
     <w:p>
       <w:r>
         <w:pict>
@@ -6070,85 +6912,268 @@
       </w:r>
     </w:p>
     <w:bookmarkEnd w:id="23"/>
-    <w:bookmarkStart w:id="24" w:name="Xf85120a3444c086d58d4de77d5ad4d12cb60256"/>
+    <w:bookmarkStart w:id="24" w:name="X02796799dc97d877cc1011133a4f91ae48e2735"/>
     <w:p>
       <w:pPr>
         <w:pStyle w:val="Heading3"/>
       </w:pPr>
       <w:r>
-        <w:t xml:space="preserve">Supplementary Figure S2: First-Stage Regression and Instrument Strength</w:t>
-      </w:r>
-    </w:p>
-    <w:p>
-      <w:pPr>
-        <w:pStyle w:val="FirstParagraph"/>
-      </w:pPr>
-      <w:r>
-        <w:rPr>
-          <w:b/>
-          <w:bCs/>
-        </w:rPr>
-        <w:t xml:space="preserve">(A)</w:t>
-      </w:r>
-      <w:r>
-        <w:t xml:space="preserve"> </w:t>
-      </w:r>
-      <w:r>
-        <w:t xml:space="preserve">Scatter plot of EGFR expression versus ecDNA copy number for 4,823 tumor cells at the final simulation timepoint. Solid line shows the fitted regression: EGFR = 1.02 + 0.49 × ecDNA. Shaded region indicates 95% confidence band.</w:t>
-      </w:r>
-    </w:p>
+        <w:t xml:space="preserve">Supplementary Table S14: Oxygen Gradient and Hypoxia Thresholds</w:t>
+      </w:r>
+    </w:p>
+    <w:tbl>
+      <w:tblPr>
+        <w:tblStyle w:val="Table"/>
+        <w:tblW w:type="pct" w:w="5000"/>
+        <w:tblLayout w:type="fixed"/>
+        <w:tblLook w:firstRow="1" w:lastRow="0" w:firstColumn="0" w:lastColumn="0" w:noHBand="0" w:noVBand="0" w:val="0020"/>
+      </w:tblPr>
+      <w:tblGrid>
+        <w:gridCol w:w="2310"/>
+        <w:gridCol w:w="1210"/>
+        <w:gridCol w:w="1760"/>
+        <w:gridCol w:w="2640"/>
+      </w:tblGrid>
+      <w:tr>
+        <w:trPr>
+          <w:tblHeader w:val="on"/>
+        </w:trPr>
+        <w:tc>
+          <w:tcPr/>
+          <w:p>
+            <w:pPr>
+              <w:pStyle w:val="Compact"/>
+            </w:pPr>
+            <w:r>
+              <w:t xml:space="preserve">Distance from Vessel</w:t>
+            </w:r>
+          </w:p>
+        </w:tc>
+        <w:tc>
+          <w:tcPr/>
+          <w:p>
+            <w:pPr>
+              <w:pStyle w:val="Compact"/>
+            </w:pPr>
+            <w:r>
+              <w:t xml:space="preserve">O2 (mmHg)</w:t>
+            </w:r>
+          </w:p>
+        </w:tc>
+        <w:tc>
+          <w:tcPr/>
+          <w:p>
+            <w:pPr>
+              <w:pStyle w:val="Compact"/>
+            </w:pPr>
+            <w:r>
+              <w:t xml:space="preserve">Cellular State</w:t>
+            </w:r>
+          </w:p>
+        </w:tc>
+        <w:tc>
+          <w:tcPr/>
+          <w:p>
+            <w:pPr>
+              <w:pStyle w:val="Compact"/>
+            </w:pPr>
+            <w:r>
+              <w:t xml:space="preserve">Behavioral Consequence</w:t>
+            </w:r>
+          </w:p>
+        </w:tc>
+      </w:tr>
+      <w:tr>
+        <w:tc>
+          <w:tcPr/>
+          <w:p>
+            <w:pPr>
+              <w:pStyle w:val="Compact"/>
+            </w:pPr>
+            <w:r>
+              <w:t xml:space="preserve">0-50 μm</w:t>
+            </w:r>
+          </w:p>
+        </w:tc>
+        <w:tc>
+          <w:tcPr/>
+          <w:p>
+            <w:pPr>
+              <w:pStyle w:val="Compact"/>
+            </w:pPr>
+            <w:r>
+              <w:t xml:space="preserve">40-60</w:t>
+            </w:r>
+          </w:p>
+        </w:tc>
+        <w:tc>
+          <w:tcPr/>
+          <w:p>
+            <w:pPr>
+              <w:pStyle w:val="Compact"/>
+            </w:pPr>
+            <w:r>
+              <w:t xml:space="preserve">Normoxic</w:t>
+            </w:r>
+          </w:p>
+        </w:tc>
+        <w:tc>
+          <w:tcPr/>
+          <w:p>
+            <w:pPr>
+              <w:pStyle w:val="Compact"/>
+            </w:pPr>
+            <w:r>
+              <w:t xml:space="preserve">Normal proliferation and metabolism</w:t>
+            </w:r>
+          </w:p>
+        </w:tc>
+      </w:tr>
+      <w:tr>
+        <w:tc>
+          <w:tcPr/>
+          <w:p>
+            <w:pPr>
+              <w:pStyle w:val="Compact"/>
+            </w:pPr>
+            <w:r>
+              <w:t xml:space="preserve">50-100 μm</w:t>
+            </w:r>
+          </w:p>
+        </w:tc>
+        <w:tc>
+          <w:tcPr/>
+          <w:p>
+            <w:pPr>
+              <w:pStyle w:val="Compact"/>
+            </w:pPr>
+            <w:r>
+              <w:t xml:space="preserve">20-40</w:t>
+            </w:r>
+          </w:p>
+        </w:tc>
+        <w:tc>
+          <w:tcPr/>
+          <w:p>
+            <w:pPr>
+              <w:pStyle w:val="Compact"/>
+            </w:pPr>
+            <w:r>
+              <w:t xml:space="preserve">Mildly hypoxic</w:t>
+            </w:r>
+          </w:p>
+        </w:tc>
+        <w:tc>
+          <w:tcPr/>
+          <w:p>
+            <w:pPr>
+              <w:pStyle w:val="Compact"/>
+            </w:pPr>
+            <w:r>
+              <w:t xml:space="preserve">Reduced proliferation rate</w:t>
+            </w:r>
+          </w:p>
+        </w:tc>
+      </w:tr>
+      <w:tr>
+        <w:tc>
+          <w:tcPr/>
+          <w:p>
+            <w:pPr>
+              <w:pStyle w:val="Compact"/>
+            </w:pPr>
+            <w:r>
+              <w:t xml:space="preserve">100-200 μm</w:t>
+            </w:r>
+          </w:p>
+        </w:tc>
+        <w:tc>
+          <w:tcPr/>
+          <w:p>
+            <w:pPr>
+              <w:pStyle w:val="Compact"/>
+            </w:pPr>
+            <w:r>
+              <w:t xml:space="preserve">10-20</w:t>
+            </w:r>
+          </w:p>
+        </w:tc>
+        <w:tc>
+          <w:tcPr/>
+          <w:p>
+            <w:pPr>
+              <w:pStyle w:val="Compact"/>
+            </w:pPr>
+            <w:r>
+              <w:t xml:space="preserve">Hypoxic threshold</w:t>
+            </w:r>
+          </w:p>
+        </w:tc>
+        <w:tc>
+          <w:tcPr/>
+          <w:p>
+            <w:pPr>
+              <w:pStyle w:val="Compact"/>
+            </w:pPr>
+            <w:r>
+              <w:t xml:space="preserve">HIF-1α stabilization, VEGF secretion</w:t>
+            </w:r>
+          </w:p>
+        </w:tc>
+      </w:tr>
+      <w:tr>
+        <w:tc>
+          <w:tcPr/>
+          <w:p>
+            <w:pPr>
+              <w:pStyle w:val="Compact"/>
+            </w:pPr>
+            <w:r>
+              <w:t xml:space="preserve">&gt;200 μm</w:t>
+            </w:r>
+          </w:p>
+        </w:tc>
+        <w:tc>
+          <w:tcPr/>
+          <w:p>
+            <w:pPr>
+              <w:pStyle w:val="Compact"/>
+            </w:pPr>
+            <w:r>
+              <w:t xml:space="preserve">&lt;10</w:t>
+            </w:r>
+          </w:p>
+        </w:tc>
+        <w:tc>
+          <w:tcPr/>
+          <w:p>
+            <w:pPr>
+              <w:pStyle w:val="Compact"/>
+            </w:pPr>
+            <w:r>
+              <w:t xml:space="preserve">Severely hypoxic</w:t>
+            </w:r>
+          </w:p>
+        </w:tc>
+        <w:tc>
+          <w:tcPr/>
+          <w:p>
+            <w:pPr>
+              <w:pStyle w:val="Compact"/>
+            </w:pPr>
+            <w:r>
+              <w:t xml:space="preserve">Proliferation arrest, Go phenotype</w:t>
+            </w:r>
+          </w:p>
+        </w:tc>
+      </w:tr>
+    </w:tbl>
     <w:p>
       <w:pPr>
         <w:pStyle w:val="BodyText"/>
       </w:pPr>
       <w:r>
-        <w:rPr>
-          <w:b/>
-          <w:bCs/>
-        </w:rPr>
-        <w:t xml:space="preserve">(B)</w:t>
-      </w:r>
-      <w:r>
-        <w:t xml:space="preserve"> </w:t>
-      </w:r>
-      <w:r>
-        <w:t xml:space="preserve">Residual plot showing homoscedasticity of the first-stage regression. Residuals are approximately normally distributed with no systematic pattern.</w:t>
-      </w:r>
-    </w:p>
-    <w:p>
-      <w:pPr>
-        <w:pStyle w:val="BodyText"/>
-      </w:pPr>
-      <w:r>
-        <w:rPr>
-          <w:b/>
-          <w:bCs/>
-        </w:rPr>
-        <w:t xml:space="preserve">(C)</w:t>
-      </w:r>
-      <w:r>
-        <w:t xml:space="preserve"> </w:t>
-      </w:r>
-      <w:r>
-        <w:t xml:space="preserve">Distribution of F-statistics from bootstrap resampling (1,000 iterations). All bootstrap F-statistics exceed the weak-instrument threshold of 10, with median F = 3,412 and 95% CI [3,180, 3,650].</w:t>
-      </w:r>
-    </w:p>
-    <w:p>
-      <w:pPr>
-        <w:pStyle w:val="BodyText"/>
-      </w:pPr>
-      <w:r>
-        <w:rPr>
-          <w:b/>
-          <w:bCs/>
-        </w:rPr>
-        <w:t xml:space="preserve">(D)</w:t>
-      </w:r>
-      <w:r>
-        <w:t xml:space="preserve"> </w:t>
-      </w:r>
-      <w:r>
-        <w:t xml:space="preserve">Partial regression plot isolating the ecDNA-EGFR relationship after controlling for observed covariates (glucose, spatial position). The relationship remains strong (partial R² = 0.85).</w:t>
+        <w:t xml:space="preserve">The hypoxia threshold (approximately 10 mmHg) triggers the Go-or-Grow switch: cells below this threshold cannot proliferate and instead upregulate migration (ψ = 2.0× baseline speed).</w:t>
       </w:r>
     </w:p>
     <w:p>
@@ -6159,85 +7184,448 @@
       </w:r>
     </w:p>
     <w:bookmarkEnd w:id="24"/>
-    <w:bookmarkStart w:id="25" w:name="X1cd59592b482d1c650ae9749899e666a5daa038"/>
+    <w:bookmarkStart w:id="25" w:name="X0823a324d3da3ca5f9b913d875d6429c3880fb4"/>
     <w:p>
       <w:pPr>
         <w:pStyle w:val="Heading3"/>
       </w:pPr>
       <w:r>
-        <w:t xml:space="preserve">Supplementary Figure S3: Comparison of OLS and IV Estimates</w:t>
-      </w:r>
-    </w:p>
-    <w:p>
-      <w:pPr>
-        <w:pStyle w:val="FirstParagraph"/>
-      </w:pPr>
-      <w:r>
-        <w:rPr>
-          <w:b/>
-          <w:bCs/>
-        </w:rPr>
-        <w:t xml:space="preserve">(A)</w:t>
-      </w:r>
-      <w:r>
-        <w:t xml:space="preserve"> </w:t>
-      </w:r>
-      <w:r>
-        <w:t xml:space="preserve">Forest plot comparing OLS estimates (red), IV estimates (blue), and ground-truth values (vertical dashed lines) for all four causal parameters (α, β, δ, γ). Error bars show 95% confidence intervals. OLS estimates are systematically biased upward; IV estimates bracket the true values.</w:t>
-      </w:r>
-    </w:p>
+        <w:t xml:space="preserve">Supplementary Table S15: Binomial Segregation Statistics by Parent Copy Number</w:t>
+      </w:r>
+    </w:p>
+    <w:tbl>
+      <w:tblPr>
+        <w:tblStyle w:val="Table"/>
+        <w:tblW w:type="pct" w:w="5000"/>
+        <w:tblLayout w:type="fixed"/>
+        <w:tblLook w:firstRow="1" w:lastRow="0" w:firstColumn="0" w:lastColumn="0" w:noHBand="0" w:noVBand="0" w:val="0020"/>
+      </w:tblPr>
+      <w:tblGrid>
+        <w:gridCol w:w="1469"/>
+        <w:gridCol w:w="1959"/>
+        <w:gridCol w:w="816"/>
+        <w:gridCol w:w="816"/>
+        <w:gridCol w:w="1143"/>
+        <w:gridCol w:w="1714"/>
+      </w:tblGrid>
+      <w:tr>
+        <w:trPr>
+          <w:tblHeader w:val="on"/>
+        </w:trPr>
+        <w:tc>
+          <w:tcPr/>
+          <w:p>
+            <w:pPr>
+              <w:pStyle w:val="Compact"/>
+            </w:pPr>
+            <w:r>
+              <w:t xml:space="preserve">Parent ecDNA (N)</w:t>
+            </w:r>
+          </w:p>
+        </w:tc>
+        <w:tc>
+          <w:tcPr/>
+          <w:p>
+            <w:pPr>
+              <w:pStyle w:val="Compact"/>
+            </w:pPr>
+            <w:r>
+              <w:t xml:space="preserve">Mean Daughter Fraction</w:t>
+            </w:r>
+          </w:p>
+        </w:tc>
+        <w:tc>
+          <w:tcPr/>
+          <w:p>
+            <w:pPr>
+              <w:pStyle w:val="Compact"/>
+            </w:pPr>
+            <w:r>
+              <w:t xml:space="preserve">Expected</w:t>
+            </w:r>
+          </w:p>
+        </w:tc>
+        <w:tc>
+          <w:tcPr/>
+          <w:p>
+            <w:pPr>
+              <w:pStyle w:val="Compact"/>
+            </w:pPr>
+            <w:r>
+              <w:t xml:space="preserve">Variance</w:t>
+            </w:r>
+          </w:p>
+        </w:tc>
+        <w:tc>
+          <w:tcPr/>
+          <w:p>
+            <w:pPr>
+              <w:pStyle w:val="Compact"/>
+            </w:pPr>
+            <w:r>
+              <w:t xml:space="preserve">Expected Var</w:t>
+            </w:r>
+          </w:p>
+        </w:tc>
+        <w:tc>
+          <w:tcPr/>
+          <w:p>
+            <w:pPr>
+              <w:pStyle w:val="Compact"/>
+            </w:pPr>
+            <w:r>
+              <w:t xml:space="preserve">95% CI for Fraction</w:t>
+            </w:r>
+          </w:p>
+        </w:tc>
+      </w:tr>
+      <w:tr>
+        <w:tc>
+          <w:tcPr/>
+          <w:p>
+            <w:pPr>
+              <w:pStyle w:val="Compact"/>
+            </w:pPr>
+            <w:r>
+              <w:t xml:space="preserve">5</w:t>
+            </w:r>
+          </w:p>
+        </w:tc>
+        <w:tc>
+          <w:tcPr/>
+          <w:p>
+            <w:pPr>
+              <w:pStyle w:val="Compact"/>
+            </w:pPr>
+            <w:r>
+              <w:t xml:space="preserve">0.50</w:t>
+            </w:r>
+          </w:p>
+        </w:tc>
+        <w:tc>
+          <w:tcPr/>
+          <w:p>
+            <w:pPr>
+              <w:pStyle w:val="Compact"/>
+            </w:pPr>
+            <w:r>
+              <w:t xml:space="preserve">0.50</w:t>
+            </w:r>
+          </w:p>
+        </w:tc>
+        <w:tc>
+          <w:tcPr/>
+          <w:p>
+            <w:pPr>
+              <w:pStyle w:val="Compact"/>
+            </w:pPr>
+            <w:r>
+              <w:t xml:space="preserve">0.050</w:t>
+            </w:r>
+          </w:p>
+        </w:tc>
+        <w:tc>
+          <w:tcPr/>
+          <w:p>
+            <w:pPr>
+              <w:pStyle w:val="Compact"/>
+            </w:pPr>
+            <w:r>
+              <w:t xml:space="preserve">0.050</w:t>
+            </w:r>
+          </w:p>
+        </w:tc>
+        <w:tc>
+          <w:tcPr/>
+          <w:p>
+            <w:pPr>
+              <w:pStyle w:val="Compact"/>
+            </w:pPr>
+            <w:r>
+              <w:t xml:space="preserve">[0.06, 0.94]</w:t>
+            </w:r>
+          </w:p>
+        </w:tc>
+      </w:tr>
+      <w:tr>
+        <w:tc>
+          <w:tcPr/>
+          <w:p>
+            <w:pPr>
+              <w:pStyle w:val="Compact"/>
+            </w:pPr>
+            <w:r>
+              <w:t xml:space="preserve">10</w:t>
+            </w:r>
+          </w:p>
+        </w:tc>
+        <w:tc>
+          <w:tcPr/>
+          <w:p>
+            <w:pPr>
+              <w:pStyle w:val="Compact"/>
+            </w:pPr>
+            <w:r>
+              <w:t xml:space="preserve">0.50</w:t>
+            </w:r>
+          </w:p>
+        </w:tc>
+        <w:tc>
+          <w:tcPr/>
+          <w:p>
+            <w:pPr>
+              <w:pStyle w:val="Compact"/>
+            </w:pPr>
+            <w:r>
+              <w:t xml:space="preserve">0.50</w:t>
+            </w:r>
+          </w:p>
+        </w:tc>
+        <w:tc>
+          <w:tcPr/>
+          <w:p>
+            <w:pPr>
+              <w:pStyle w:val="Compact"/>
+            </w:pPr>
+            <w:r>
+              <w:t xml:space="preserve">0.025</w:t>
+            </w:r>
+          </w:p>
+        </w:tc>
+        <w:tc>
+          <w:tcPr/>
+          <w:p>
+            <w:pPr>
+              <w:pStyle w:val="Compact"/>
+            </w:pPr>
+            <w:r>
+              <w:t xml:space="preserve">0.025</w:t>
+            </w:r>
+          </w:p>
+        </w:tc>
+        <w:tc>
+          <w:tcPr/>
+          <w:p>
+            <w:pPr>
+              <w:pStyle w:val="Compact"/>
+            </w:pPr>
+            <w:r>
+              <w:t xml:space="preserve">[0.19, 0.81]</w:t>
+            </w:r>
+          </w:p>
+        </w:tc>
+      </w:tr>
+      <w:tr>
+        <w:tc>
+          <w:tcPr/>
+          <w:p>
+            <w:pPr>
+              <w:pStyle w:val="Compact"/>
+            </w:pPr>
+            <w:r>
+              <w:t xml:space="preserve">20</w:t>
+            </w:r>
+          </w:p>
+        </w:tc>
+        <w:tc>
+          <w:tcPr/>
+          <w:p>
+            <w:pPr>
+              <w:pStyle w:val="Compact"/>
+            </w:pPr>
+            <w:r>
+              <w:t xml:space="preserve">0.50</w:t>
+            </w:r>
+          </w:p>
+        </w:tc>
+        <w:tc>
+          <w:tcPr/>
+          <w:p>
+            <w:pPr>
+              <w:pStyle w:val="Compact"/>
+            </w:pPr>
+            <w:r>
+              <w:t xml:space="preserve">0.50</w:t>
+            </w:r>
+          </w:p>
+        </w:tc>
+        <w:tc>
+          <w:tcPr/>
+          <w:p>
+            <w:pPr>
+              <w:pStyle w:val="Compact"/>
+            </w:pPr>
+            <w:r>
+              <w:t xml:space="preserve">0.0125</w:t>
+            </w:r>
+          </w:p>
+        </w:tc>
+        <w:tc>
+          <w:tcPr/>
+          <w:p>
+            <w:pPr>
+              <w:pStyle w:val="Compact"/>
+            </w:pPr>
+            <w:r>
+              <w:t xml:space="preserve">0.0125</w:t>
+            </w:r>
+          </w:p>
+        </w:tc>
+        <w:tc>
+          <w:tcPr/>
+          <w:p>
+            <w:pPr>
+              <w:pStyle w:val="Compact"/>
+            </w:pPr>
+            <w:r>
+              <w:t xml:space="preserve">[0.28, 0.72]</w:t>
+            </w:r>
+          </w:p>
+        </w:tc>
+      </w:tr>
+      <w:tr>
+        <w:tc>
+          <w:tcPr/>
+          <w:p>
+            <w:pPr>
+              <w:pStyle w:val="Compact"/>
+            </w:pPr>
+            <w:r>
+              <w:t xml:space="preserve">50</w:t>
+            </w:r>
+          </w:p>
+        </w:tc>
+        <w:tc>
+          <w:tcPr/>
+          <w:p>
+            <w:pPr>
+              <w:pStyle w:val="Compact"/>
+            </w:pPr>
+            <w:r>
+              <w:t xml:space="preserve">0.50</w:t>
+            </w:r>
+          </w:p>
+        </w:tc>
+        <w:tc>
+          <w:tcPr/>
+          <w:p>
+            <w:pPr>
+              <w:pStyle w:val="Compact"/>
+            </w:pPr>
+            <w:r>
+              <w:t xml:space="preserve">0.50</w:t>
+            </w:r>
+          </w:p>
+        </w:tc>
+        <w:tc>
+          <w:tcPr/>
+          <w:p>
+            <w:pPr>
+              <w:pStyle w:val="Compact"/>
+            </w:pPr>
+            <w:r>
+              <w:t xml:space="preserve">0.005</w:t>
+            </w:r>
+          </w:p>
+        </w:tc>
+        <w:tc>
+          <w:tcPr/>
+          <w:p>
+            <w:pPr>
+              <w:pStyle w:val="Compact"/>
+            </w:pPr>
+            <w:r>
+              <w:t xml:space="preserve">0.005</w:t>
+            </w:r>
+          </w:p>
+        </w:tc>
+        <w:tc>
+          <w:tcPr/>
+          <w:p>
+            <w:pPr>
+              <w:pStyle w:val="Compact"/>
+            </w:pPr>
+            <w:r>
+              <w:t xml:space="preserve">[0.36, 0.64]</w:t>
+            </w:r>
+          </w:p>
+        </w:tc>
+      </w:tr>
+      <w:tr>
+        <w:tc>
+          <w:tcPr/>
+          <w:p>
+            <w:pPr>
+              <w:pStyle w:val="Compact"/>
+            </w:pPr>
+            <w:r>
+              <w:t xml:space="preserve">100</w:t>
+            </w:r>
+          </w:p>
+        </w:tc>
+        <w:tc>
+          <w:tcPr/>
+          <w:p>
+            <w:pPr>
+              <w:pStyle w:val="Compact"/>
+            </w:pPr>
+            <w:r>
+              <w:t xml:space="preserve">0.50</w:t>
+            </w:r>
+          </w:p>
+        </w:tc>
+        <w:tc>
+          <w:tcPr/>
+          <w:p>
+            <w:pPr>
+              <w:pStyle w:val="Compact"/>
+            </w:pPr>
+            <w:r>
+              <w:t xml:space="preserve">0.50</w:t>
+            </w:r>
+          </w:p>
+        </w:tc>
+        <w:tc>
+          <w:tcPr/>
+          <w:p>
+            <w:pPr>
+              <w:pStyle w:val="Compact"/>
+            </w:pPr>
+            <w:r>
+              <w:t xml:space="preserve">0.0025</w:t>
+            </w:r>
+          </w:p>
+        </w:tc>
+        <w:tc>
+          <w:tcPr/>
+          <w:p>
+            <w:pPr>
+              <w:pStyle w:val="Compact"/>
+            </w:pPr>
+            <w:r>
+              <w:t xml:space="preserve">0.0025</w:t>
+            </w:r>
+          </w:p>
+        </w:tc>
+        <w:tc>
+          <w:tcPr/>
+          <w:p>
+            <w:pPr>
+              <w:pStyle w:val="Compact"/>
+            </w:pPr>
+            <w:r>
+              <w:t xml:space="preserve">[0.40, 0.60]</w:t>
+            </w:r>
+          </w:p>
+        </w:tc>
+      </w:tr>
+    </w:tbl>
     <w:p>
       <w:pPr>
         <w:pStyle w:val="BodyText"/>
       </w:pPr>
       <w:r>
-        <w:rPr>
-          <w:b/>
-          <w:bCs/>
-        </w:rPr>
-        <w:t xml:space="preserve">(B)</w:t>
-      </w:r>
-      <w:r>
-        <w:t xml:space="preserve"> </w:t>
-      </w:r>
-      <w:r>
-        <w:t xml:space="preserve">Bar chart showing relative bias (%) for OLS versus IV methods. OLS bias ranges from +40% to +140%; IV bias is within ±10% for all parameters.</w:t>
-      </w:r>
-    </w:p>
-    <w:p>
-      <w:pPr>
-        <w:pStyle w:val="BodyText"/>
-      </w:pPr>
-      <w:r>
-        <w:rPr>
-          <w:b/>
-          <w:bCs/>
-        </w:rPr>
-        <w:t xml:space="preserve">(C)</w:t>
-      </w:r>
-      <w:r>
-        <w:t xml:space="preserve"> </w:t>
-      </w:r>
-      <w:r>
-        <w:t xml:space="preserve">Scatter plot of estimated versus true causal effects. IV estimates (blue) fall near the identity line; OLS estimates (red) fall systematically above it.</w:t>
-      </w:r>
-    </w:p>
-    <w:p>
-      <w:pPr>
-        <w:pStyle w:val="BodyText"/>
-      </w:pPr>
-      <w:r>
-        <w:rPr>
-          <w:b/>
-          <w:bCs/>
-        </w:rPr>
-        <w:t xml:space="preserve">(D)</w:t>
-      </w:r>
-      <w:r>
-        <w:t xml:space="preserve"> </w:t>
-      </w:r>
-      <w:r>
-        <w:t xml:space="preserve">Bias-variance tradeoff: IV standard errors are approximately 50% larger than OLS, but the bias correction far outweighs the efficiency cost.</w:t>
+        <w:t xml:space="preserve">Formula: Mean = 0.5, Variance = p(1-p)/N = 0.25/N, 95% CI = 0.5 ± 1.96 × sqrt(0.25/N)</w:t>
       </w:r>
     </w:p>
     <w:p>
@@ -6248,13 +7636,23 @@
       </w:r>
     </w:p>
     <w:bookmarkEnd w:id="25"/>
-    <w:bookmarkStart w:id="26" w:name="Xd24602f1bbd17a69fc031767d813b632b387b29"/>
+    <w:bookmarkEnd w:id="26"/>
+    <w:bookmarkStart w:id="37" w:name="supplementary-figures"/>
+    <w:p>
+      <w:pPr>
+        <w:pStyle w:val="Heading2"/>
+      </w:pPr>
+      <w:r>
+        <w:t xml:space="preserve">Supplementary Figures</w:t>
+      </w:r>
+    </w:p>
+    <w:bookmarkStart w:id="27" w:name="X8ca2166b7e76d891d105707c7dfed9650310993"/>
     <w:p>
       <w:pPr>
         <w:pStyle w:val="Heading3"/>
       </w:pPr>
       <w:r>
-        <w:t xml:space="preserve">Supplementary Figure S4: Recovered Causal Graph from PC Algorithm</w:t>
+        <w:t xml:space="preserve">Supplementary Figure S1: ecDNA Segregation Follows Binomial Distribution</w:t>
       </w:r>
     </w:p>
     <w:p>
@@ -6272,7 +7670,7 @@
         <w:t xml:space="preserve"> </w:t>
       </w:r>
       <w:r>
-        <w:t xml:space="preserve">Ground-truth causal DAG showing all edges embedded in the simulation. Nodes: ecDNA, EGFR, Proliferation, Migration, VEGF, Survival, O2, Hypoxia. Edges colored by type: instrument pathway (green), causal effects (blue), confounding (red).</w:t>
+        <w:t xml:space="preserve">Histogram of daughter ecDNA fractions across 12,847 division events. The distribution is centered on 0.5 with variance consistent with Binomial(N, 0.5) expectation. Dashed red line indicates the theoretical mean of 0.5.</w:t>
       </w:r>
     </w:p>
     <w:p>
@@ -6290,7 +7688,7 @@
         <w:t xml:space="preserve"> </w:t>
       </w:r>
       <w:r>
-        <w:t xml:space="preserve">DAG recovered by PC algorithm (α = 0.05, k = 3). Correctly recovered edges shown in solid lines; missed/incorrectly oriented edges shown in dashed lines.</w:t>
+        <w:t xml:space="preserve">Q-Q plot comparing observed daughter fractions to theoretical binomial distribution, stratified by parent copy number quartiles. Points fall along the identity line, confirming binomial segregation across the range of copy numbers.</w:t>
       </w:r>
     </w:p>
     <w:p>
@@ -6308,7 +7706,7 @@
         <w:t xml:space="preserve"> </w:t>
       </w:r>
       <w:r>
-        <w:t xml:space="preserve">Confusion matrix comparing recovered graph to ground truth. True positives: 7, False positives: 0, False negatives: 2.</w:t>
+        <w:t xml:space="preserve">Variance of daughter fraction as a function of parent copy number. Observed variance (points) matches theoretical prediction Var = p(1-p)/N (solid line), where p = 0.5.</w:t>
       </w:r>
     </w:p>
     <w:p>
@@ -6326,7 +7724,7 @@
         <w:t xml:space="preserve"> </w:t>
       </w:r>
       <w:r>
-        <w:t xml:space="preserve">Comparison of adjacency matrices: ground truth (left), recovered (middle), difference (right). The two errors involve edge orientation within Markov equivalence classes, not skeleton structure.</w:t>
+        <w:t xml:space="preserve">Independence validation: scatter plots of daughter ecDNA fraction versus local O2 concentration, spatial position, generation number, and parent copy number. No significant correlations are observed (all |r| &lt; 0.02, all p &gt; 0.19).</w:t>
       </w:r>
     </w:p>
     <w:p>
@@ -6336,14 +7734,14 @@
         </w:pict>
       </w:r>
     </w:p>
-    <w:bookmarkEnd w:id="26"/>
-    <w:bookmarkStart w:id="27" w:name="X3bd3399424e2e59340fbe03a484d442cf3856ae"/>
+    <w:bookmarkEnd w:id="27"/>
+    <w:bookmarkStart w:id="28" w:name="Xf85120a3444c086d58d4de77d5ad4d12cb60256"/>
     <w:p>
       <w:pPr>
         <w:pStyle w:val="Heading3"/>
       </w:pPr>
       <w:r>
-        <w:t xml:space="preserve">Supplementary Figure S5: Sensitivity Analysis Visualizations</w:t>
+        <w:t xml:space="preserve">Supplementary Figure S2: First-Stage Regression and Instrument Strength</w:t>
       </w:r>
     </w:p>
     <w:p>
@@ -6361,7 +7759,7 @@
         <w:t xml:space="preserve"> </w:t>
       </w:r>
       <w:r>
-        <w:t xml:space="preserve">Rosenbaum bounds plot showing how the p-value for each IV estimate changes as a function of the confounding parameter Γ. Horizontal dashed line at p = 0.05. Critical Γ values (where curves cross the threshold) range from 3.8 to 5.1.</w:t>
+        <w:t xml:space="preserve">Scatter plot of EGFR expression versus ecDNA copy number for 4,823 tumor cells at the final simulation timepoint. Solid line shows the fitted regression: EGFR = 1.02 + 0.49 × ecDNA. Shaded region indicates 95% confidence band.</w:t>
       </w:r>
     </w:p>
     <w:p>
@@ -6379,7 +7777,7 @@
         <w:t xml:space="preserve"> </w:t>
       </w:r>
       <w:r>
-        <w:t xml:space="preserve">E-value contour plot showing combinations of confounder-exposure and confounder-outcome associations that could explain away the observed effect. The observed point estimates lie well outside the region of plausible confounding.</w:t>
+        <w:t xml:space="preserve">Residual plot showing homoscedasticity of the first-stage regression. Residuals are approximately normally distributed with no systematic pattern.</w:t>
       </w:r>
     </w:p>
     <w:p>
@@ -6397,7 +7795,7 @@
         <w:t xml:space="preserve"> </w:t>
       </w:r>
       <w:r>
-        <w:t xml:space="preserve">Placebo test results: regression coefficients for ecDNA predicting spatial coordinates. All coefficients are near zero with wide confidence intervals crossing zero, confirming no spatial confounding.</w:t>
+        <w:t xml:space="preserve">Distribution of F-statistics from bootstrap resampling (1,000 iterations). All bootstrap F-statistics exceed the weak-instrument threshold of 10, with median F = 3,412 and 95% CI [3,180, 3,650].</w:t>
       </w:r>
     </w:p>
     <w:p>
@@ -6415,7 +7813,7 @@
         <w:t xml:space="preserve"> </w:t>
       </w:r>
       <w:r>
-        <w:t xml:space="preserve">Leave-one-out sensitivity analysis: IV estimates recomputed after sequentially removing each 10% of observations. Estimates are stable across subsamples.</w:t>
+        <w:t xml:space="preserve">Partial regression plot isolating the ecDNA-EGFR relationship after controlling for observed covariates (glucose, spatial position). The relationship remains strong (partial R² = 0.85).</w:t>
       </w:r>
     </w:p>
     <w:p>
@@ -6425,14 +7823,14 @@
         </w:pict>
       </w:r>
     </w:p>
-    <w:bookmarkEnd w:id="27"/>
-    <w:bookmarkStart w:id="28" w:name="X04a92b8d6d83944332efa88e8e70d0d970a3626"/>
+    <w:bookmarkEnd w:id="28"/>
+    <w:bookmarkStart w:id="29" w:name="X1cd59592b482d1c650ae9749899e666a5daa038"/>
     <w:p>
       <w:pPr>
         <w:pStyle w:val="Heading3"/>
       </w:pPr>
       <w:r>
-        <w:t xml:space="preserve">Supplementary Figure S6: Spatial Heterogeneity of Causal Effects</w:t>
+        <w:t xml:space="preserve">Supplementary Figure S3: Comparison of OLS and IV Estimates</w:t>
       </w:r>
     </w:p>
     <w:p>
@@ -6450,7 +7848,7 @@
         <w:t xml:space="preserve"> </w:t>
       </w:r>
       <w:r>
-        <w:t xml:space="preserve">Spatial map of the simulated tumor at t = 168h. Cells colored by ecDNA copy number (low: blue, high: red). Tumor core, invasive margin, and infiltrating regions demarcated by contour lines.</w:t>
+        <w:t xml:space="preserve">Forest plot comparing OLS estimates (red), IV estimates (blue), and ground-truth values (vertical dashed lines) for all four causal parameters (α, β, δ, γ). Error bars show 95% confidence intervals. OLS estimates are systematically biased upward; IV estimates bracket the true values.</w:t>
       </w:r>
     </w:p>
     <w:p>
@@ -6468,7 +7866,7 @@
         <w:t xml:space="preserve"> </w:t>
       </w:r>
       <w:r>
-        <w:t xml:space="preserve">Spatial map with cells colored by estimated local causal effect δ (migration). Effect strength varies across regions, with highest values (yellow) at the invasive margin.</w:t>
+        <w:t xml:space="preserve">Bar chart showing relative bias (%) for OLS versus IV methods. OLS bias ranges from +40% to +140%; IV bias is within ±10% for all parameters.</w:t>
       </w:r>
     </w:p>
     <w:p>
@@ -6486,7 +7884,7 @@
         <w:t xml:space="preserve"> </w:t>
       </w:r>
       <w:r>
-        <w:t xml:space="preserve">Box plots comparing δ estimates across the three tumor regions. The invasive margin shows significantly higher effect (δ = 0.07) than core (δ = 0.03) or infiltrating cells (δ = 0.04).</w:t>
+        <w:t xml:space="preserve">Scatter plot of estimated versus true causal effects. IV estimates (blue) fall near the identity line; OLS estimates (red) fall systematically above it.</w:t>
       </w:r>
     </w:p>
     <w:p>
@@ -6504,7 +7902,7 @@
         <w:t xml:space="preserve"> </w:t>
       </w:r>
       <w:r>
-        <w:t xml:space="preserve">Radial profile of causal effect strength as a function of distance from tumor center. Effect peaks at the margin (100-150 μm from center) and decreases in both directions.</w:t>
+        <w:t xml:space="preserve">Bias-variance tradeoff: IV standard errors are approximately 50% larger than OLS, but the bias correction far outweighs the efficiency cost.</w:t>
       </w:r>
     </w:p>
     <w:p>
@@ -6514,14 +7912,14 @@
         </w:pict>
       </w:r>
     </w:p>
-    <w:bookmarkEnd w:id="28"/>
-    <w:bookmarkStart w:id="29" w:name="Xf28a74bdc9445c4097b963f915953c4603ea736"/>
+    <w:bookmarkEnd w:id="29"/>
+    <w:bookmarkStart w:id="30" w:name="Xd24602f1bbd17a69fc031767d813b632b387b29"/>
     <w:p>
       <w:pPr>
         <w:pStyle w:val="Heading3"/>
       </w:pPr>
       <w:r>
-        <w:t xml:space="preserve">Supplementary Figure S7: Simulation Dynamics Over Time</w:t>
+        <w:t xml:space="preserve">Supplementary Figure S4: Recovered Causal Graph from PC Algorithm</w:t>
       </w:r>
     </w:p>
     <w:p>
@@ -6539,7 +7937,7 @@
         <w:t xml:space="preserve"> </w:t>
       </w:r>
       <w:r>
-        <w:t xml:space="preserve">Tumor cell count over 168 hours of simulation. Initial exponential growth transitions to slower expansion as the core becomes hypoxic and necrotic.</w:t>
+        <w:t xml:space="preserve">Ground-truth causal DAG showing all edges embedded in the simulation. Nodes: ecDNA, EGFR, Proliferation, Migration, VEGF, Survival, O2, Hypoxia. Edges colored by type: instrument pathway (green), causal effects (blue), confounding (red).</w:t>
       </w:r>
     </w:p>
     <w:p>
@@ -6557,7 +7955,7 @@
         <w:t xml:space="preserve"> </w:t>
       </w:r>
       <w:r>
-        <w:t xml:space="preserve">Spatial extent (tumor radius) over time, showing invasive margin advancement.</w:t>
+        <w:t xml:space="preserve">DAG recovered by PC algorithm (α = 0.05, k = 3). Correctly recovered edges shown in solid lines; missed/incorrectly oriented edges shown in dashed lines.</w:t>
       </w:r>
     </w:p>
     <w:p>
@@ -6575,7 +7973,7 @@
         <w:t xml:space="preserve"> </w:t>
       </w:r>
       <w:r>
-        <w:t xml:space="preserve">Mean ecDNA copy number over time, showing maintenance of heterogeneity through stochastic segregation despite selection.</w:t>
+        <w:t xml:space="preserve">Confusion matrix comparing recovered graph to ground truth. True positives: 7, False positives: 0, False negatives: 2.</w:t>
       </w:r>
     </w:p>
     <w:p>
@@ -6593,25 +7991,7 @@
         <w:t xml:space="preserve"> </w:t>
       </w:r>
       <w:r>
-        <w:t xml:space="preserve">Coefficient of variation in ecDNA copy number over time, demonstrating that segregation maintains intratumoral heterogeneity.</w:t>
-      </w:r>
-    </w:p>
-    <w:p>
-      <w:pPr>
-        <w:pStyle w:val="BodyText"/>
-      </w:pPr>
-      <w:r>
-        <w:rPr>
-          <w:b/>
-          <w:bCs/>
-        </w:rPr>
-        <w:t xml:space="preserve">(E)</w:t>
-      </w:r>
-      <w:r>
-        <w:t xml:space="preserve"> </w:t>
-      </w:r>
-      <w:r>
-        <w:t xml:space="preserve">Oxygen and VEGF concentration profiles at t = 0, 84, and 168 hours, showing development of hypoxic core and angiogenic response.</w:t>
+        <w:t xml:space="preserve">Comparison of adjacency matrices: ground truth (left), recovered (middle), difference (right). The two errors involve edge orientation within Markov equivalence classes, not skeleton structure.</w:t>
       </w:r>
     </w:p>
     <w:p>
@@ -6621,14 +8001,14 @@
         </w:pict>
       </w:r>
     </w:p>
-    <w:bookmarkEnd w:id="29"/>
-    <w:bookmarkStart w:id="30" w:name="X8cd8508dc23770d2b83a33366a932760986ec6d"/>
+    <w:bookmarkEnd w:id="30"/>
+    <w:bookmarkStart w:id="31" w:name="X3bd3399424e2e59340fbe03a484d442cf3856ae"/>
     <w:p>
       <w:pPr>
         <w:pStyle w:val="Heading3"/>
       </w:pPr>
       <w:r>
-        <w:t xml:space="preserve">Supplementary Figure S8: Complete Structural Causal Model</w:t>
+        <w:t xml:space="preserve">Supplementary Figure S5: Sensitivity Analysis Visualizations</w:t>
       </w:r>
     </w:p>
     <w:p>
@@ -6636,758 +8016,71 @@
         <w:pStyle w:val="FirstParagraph"/>
       </w:pPr>
       <w:r>
-        <w:t xml:space="preserve">Full graphical representation of the structural causal model with all variables and edges:</w:t>
-      </w:r>
-    </w:p>
-    <w:p>
-      <w:pPr>
-        <w:pStyle w:val="SourceCode"/>
-      </w:pPr>
-      <w:r>
-        <w:rPr>
-          <w:rStyle w:val="VerbatimChar"/>
-        </w:rPr>
-        <w:t xml:space="preserve">                              U_O2 (Oxygen)</w:t>
-      </w:r>
-      <w:r>
-        <w:br/>
-      </w:r>
-      <w:r>
-        <w:rPr>
-          <w:rStyle w:val="VerbatimChar"/>
-        </w:rPr>
-        <w:t xml:space="preserve">                                   │</w:t>
-      </w:r>
-      <w:r>
-        <w:br/>
-      </w:r>
-      <w:r>
-        <w:rPr>
-          <w:rStyle w:val="VerbatimChar"/>
-        </w:rPr>
-        <w:t xml:space="preserve">                    ┌──────────────┼──────────────┐</w:t>
-      </w:r>
-      <w:r>
-        <w:br/>
-      </w:r>
-      <w:r>
-        <w:rPr>
-          <w:rStyle w:val="VerbatimChar"/>
-        </w:rPr>
-        <w:t xml:space="preserve">                    │              │              │</w:t>
-      </w:r>
-      <w:r>
-        <w:br/>
-      </w:r>
-      <w:r>
-        <w:rPr>
-          <w:rStyle w:val="VerbatimChar"/>
-        </w:rPr>
-        <w:t xml:space="preserve">                    ▼              ▼              │</w:t>
-      </w:r>
-      <w:r>
-        <w:br/>
-      </w:r>
-      <w:r>
-        <w:rPr>
-          <w:rStyle w:val="VerbatimChar"/>
-        </w:rPr>
-        <w:t xml:space="preserve">               Hypoxia (M)   Proliferation       │</w:t>
-      </w:r>
-      <w:r>
-        <w:br/>
-      </w:r>
-      <w:r>
-        <w:rPr>
-          <w:rStyle w:val="VerbatimChar"/>
-        </w:rPr>
-        <w:t xml:space="preserve">                    │         constraint         │</w:t>
-      </w:r>
-      <w:r>
-        <w:br/>
-      </w:r>
-      <w:r>
-        <w:rPr>
-          <w:rStyle w:val="VerbatimChar"/>
-        </w:rPr>
-        <w:t xml:space="preserve">                    │              ▲              │</w:t>
-      </w:r>
-      <w:r>
-        <w:br/>
-      </w:r>
-      <w:r>
-        <w:rPr>
-          <w:rStyle w:val="VerbatimChar"/>
-        </w:rPr>
-        <w:t xml:space="preserve">                    │              │              │</w:t>
-      </w:r>
-      <w:r>
-        <w:br/>
-      </w:r>
-      <w:r>
-        <w:rPr>
-          <w:rStyle w:val="VerbatimChar"/>
-        </w:rPr>
-        <w:t xml:space="preserve">                    ▼              │              ▼</w:t>
-      </w:r>
-      <w:r>
-        <w:br/>
-      </w:r>
-      <w:r>
-        <w:rPr>
-          <w:rStyle w:val="VerbatimChar"/>
-        </w:rPr>
-        <w:t xml:space="preserve">              VEGF boost ─────────┐│         Migration</w:t>
-      </w:r>
-      <w:r>
-        <w:br/>
-      </w:r>
-      <w:r>
-        <w:rPr>
-          <w:rStyle w:val="VerbatimChar"/>
-        </w:rPr>
-        <w:t xml:space="preserve">                    ▲             ││          boost</w:t>
-      </w:r>
-      <w:r>
-        <w:br/>
-      </w:r>
-      <w:r>
-        <w:rPr>
-          <w:rStyle w:val="VerbatimChar"/>
-        </w:rPr>
-        <w:t xml:space="preserve">                    │             ││             ▲</w:t>
-      </w:r>
-      <w:r>
-        <w:br/>
-      </w:r>
-      <w:r>
-        <w:rPr>
-          <w:rStyle w:val="VerbatimChar"/>
-        </w:rPr>
-        <w:t xml:space="preserve">                    │             ││             │</w:t>
-      </w:r>
-      <w:r>
-        <w:br/>
-      </w:r>
-      <w:r>
-        <w:rPr>
-          <w:rStyle w:val="VerbatimChar"/>
-        </w:rPr>
-        <w:t xml:space="preserve">                    │             ▼│             │</w:t>
-      </w:r>
-      <w:r>
-        <w:br/>
-      </w:r>
-      <w:r>
-        <w:rPr>
-          <w:rStyle w:val="VerbatimChar"/>
-        </w:rPr>
-        <w:t xml:space="preserve">               ecDNA (Z) ───► EGFR (X) ──────────┤</w:t>
-      </w:r>
-      <w:r>
-        <w:br/>
-      </w:r>
-      <w:r>
-        <w:rPr>
-          <w:rStyle w:val="VerbatimChar"/>
-        </w:rPr>
-        <w:t xml:space="preserve">                    │             │              │</w:t>
-      </w:r>
-      <w:r>
-        <w:br/>
-      </w:r>
-      <w:r>
-        <w:rPr>
-          <w:rStyle w:val="VerbatimChar"/>
-        </w:rPr>
-        <w:t xml:space="preserve">                    │             │              │</w:t>
-      </w:r>
-      <w:r>
-        <w:br/>
-      </w:r>
-      <w:r>
-        <w:rPr>
-          <w:rStyle w:val="VerbatimChar"/>
-        </w:rPr>
-        <w:t xml:space="preserve">                    │             ▼              │</w:t>
-      </w:r>
-      <w:r>
-        <w:br/>
-      </w:r>
-      <w:r>
-        <w:rPr>
-          <w:rStyle w:val="VerbatimChar"/>
-        </w:rPr>
-        <w:t xml:space="preserve">                    │         Survival           │</w:t>
-      </w:r>
-      <w:r>
-        <w:br/>
-      </w:r>
-      <w:r>
-        <w:rPr>
-          <w:rStyle w:val="VerbatimChar"/>
-        </w:rPr>
-        <w:t xml:space="preserve">                    │          boost             │</w:t>
-      </w:r>
-      <w:r>
-        <w:br/>
-      </w:r>
-      <w:r>
-        <w:rPr>
-          <w:rStyle w:val="VerbatimChar"/>
-        </w:rPr>
-        <w:t xml:space="preserve">                    │             ▲              │</w:t>
-      </w:r>
-      <w:r>
-        <w:br/>
-      </w:r>
-      <w:r>
-        <w:rPr>
-          <w:rStyle w:val="VerbatimChar"/>
-        </w:rPr>
-        <w:t xml:space="preserve">                    │             │              │</w:t>
-      </w:r>
-      <w:r>
-        <w:br/>
-      </w:r>
-      <w:r>
-        <w:rPr>
-          <w:rStyle w:val="VerbatimChar"/>
-        </w:rPr>
-        <w:t xml:space="preserve">                    └─────────────┴──────────────┘</w:t>
-      </w:r>
-      <w:r>
-        <w:br/>
-      </w:r>
-      <w:r>
-        <w:rPr>
-          <w:rStyle w:val="VerbatimChar"/>
-        </w:rPr>
-        <w:t xml:space="preserve">                         (via gene dosage)</w:t>
-      </w:r>
-    </w:p>
-    <w:p>
-      <w:pPr>
-        <w:pStyle w:val="FirstParagraph"/>
-      </w:pPr>
-      <w:r>
-        <w:t xml:space="preserve">Structural equations:</w:t>
-      </w:r>
-      <w:r>
-        <w:t xml:space="preserve"> </w:t>
-      </w:r>
-      <w:r>
-        <w:t xml:space="preserve">-</w:t>
-      </w:r>
-      <w:r>
-        <w:t xml:space="preserve"> </w:t>
-      </w:r>
-      <m:oMath>
-        <m:r>
-          <m:t>X</m:t>
-        </m:r>
-        <m:box>
-          <m:boxPr>
-            <m:opEmu m:val="on"/>
-          </m:boxPr>
-          <m:e>
-            <m:r>
-              <m:rPr>
-                <m:sty m:val="p"/>
-              </m:rPr>
-              <m:t>:=</m:t>
-            </m:r>
-          </m:e>
-        </m:box>
-        <m:sSub>
-          <m:e>
-            <m:r>
-              <m:t>X</m:t>
-            </m:r>
-          </m:e>
-          <m:sub>
-            <m:r>
-              <m:t>b</m:t>
-            </m:r>
-            <m:r>
-              <m:t>a</m:t>
-            </m:r>
-            <m:r>
-              <m:t>s</m:t>
-            </m:r>
-            <m:r>
-              <m:t>e</m:t>
-            </m:r>
-          </m:sub>
-        </m:sSub>
-        <m:r>
-          <m:rPr>
-            <m:sty m:val="p"/>
-          </m:rPr>
-          <m:t>+</m:t>
-        </m:r>
-        <m:r>
-          <m:t>κ</m:t>
-        </m:r>
-        <m:r>
-          <m:rPr>
-            <m:sty m:val="p"/>
-          </m:rPr>
-          <m:t>⋅</m:t>
-        </m:r>
-        <m:r>
-          <m:t>Z</m:t>
-        </m:r>
-        <m:r>
-          <m:rPr>
-            <m:sty m:val="p"/>
-          </m:rPr>
-          <m:t>+</m:t>
-        </m:r>
-        <m:sSub>
-          <m:e>
-            <m:r>
-              <m:t>ϵ</m:t>
-            </m:r>
-          </m:e>
-          <m:sub>
-            <m:r>
-              <m:t>X</m:t>
-            </m:r>
-          </m:sub>
-        </m:sSub>
-      </m:oMath>
-      <w:r>
-        <w:t xml:space="preserve"> </w:t>
-      </w:r>
-      <w:r>
-        <w:t xml:space="preserve">-</w:t>
-      </w:r>
-      <w:r>
-        <w:t xml:space="preserve"> </w:t>
-      </w:r>
-      <m:oMath>
-        <m:r>
-          <m:t>M</m:t>
-        </m:r>
-        <m:box>
-          <m:boxPr>
-            <m:opEmu m:val="on"/>
-          </m:boxPr>
-          <m:e>
-            <m:r>
-              <m:rPr>
-                <m:sty m:val="p"/>
-              </m:rPr>
-              <m:t>:=</m:t>
-            </m:r>
-          </m:e>
-        </m:box>
-        <m:r>
-          <m:rPr>
-            <m:sty m:val="b"/>
-          </m:rPr>
-          <m:t>1</m:t>
-        </m:r>
-        <m:r>
-          <m:rPr>
-            <m:sty m:val="p"/>
-          </m:rPr>
-          <m:t>[</m:t>
-        </m:r>
-        <m:sSub>
-          <m:e>
-            <m:r>
-              <m:t>U</m:t>
-            </m:r>
-          </m:e>
-          <m:sub>
-            <m:r>
-              <m:t>O</m:t>
-            </m:r>
-            <m:r>
-              <m:t>2</m:t>
-            </m:r>
-          </m:sub>
-        </m:sSub>
-        <m:r>
-          <m:rPr>
-            <m:sty m:val="p"/>
-          </m:rPr>
-          <m:t>&lt;</m:t>
-        </m:r>
-        <m:sSub>
-          <m:e>
-            <m:r>
-              <m:t>τ</m:t>
-            </m:r>
-          </m:e>
-          <m:sub>
-            <m:r>
-              <m:t>h</m:t>
-            </m:r>
-            <m:r>
-              <m:t>y</m:t>
-            </m:r>
-            <m:r>
-              <m:t>p</m:t>
-            </m:r>
-            <m:r>
-              <m:t>o</m:t>
-            </m:r>
-            <m:r>
-              <m:t>x</m:t>
-            </m:r>
-            <m:r>
-              <m:t>i</m:t>
-            </m:r>
-            <m:r>
-              <m:t>a</m:t>
-            </m:r>
-          </m:sub>
-        </m:sSub>
-        <m:r>
-          <m:rPr>
-            <m:sty m:val="p"/>
-          </m:rPr>
-          <m:t>]</m:t>
-        </m:r>
-      </m:oMath>
-      <w:r>
-        <w:t xml:space="preserve"> </w:t>
-      </w:r>
-      <w:r>
-        <w:t xml:space="preserve">-</w:t>
-      </w:r>
-      <w:r>
-        <w:t xml:space="preserve"> </w:t>
-      </w:r>
-      <m:oMath>
-        <m:sSub>
-          <m:e>
-            <m:r>
-              <m:t>Y</m:t>
-            </m:r>
-          </m:e>
-          <m:sub>
-            <m:r>
-              <m:t>1</m:t>
-            </m:r>
-          </m:sub>
-        </m:sSub>
-        <m:box>
-          <m:boxPr>
-            <m:opEmu m:val="on"/>
-          </m:boxPr>
-          <m:e>
-            <m:r>
-              <m:rPr>
-                <m:sty m:val="p"/>
-              </m:rPr>
-              <m:t>:=</m:t>
-            </m:r>
-          </m:e>
-        </m:box>
-        <m:sSub>
-          <m:e>
-            <m:r>
-              <m:t>f</m:t>
-            </m:r>
-          </m:e>
-          <m:sub>
-            <m:r>
-              <m:t>Y</m:t>
-            </m:r>
-            <m:r>
-              <m:t>1</m:t>
-            </m:r>
-          </m:sub>
-        </m:sSub>
-        <m:r>
-          <m:rPr>
-            <m:sty m:val="p"/>
-          </m:rPr>
-          <m:t>(</m:t>
-        </m:r>
-        <m:r>
-          <m:t>X</m:t>
-        </m:r>
-        <m:r>
-          <m:rPr>
-            <m:sty m:val="p"/>
-          </m:rPr>
-          <m:t>,</m:t>
-        </m:r>
-        <m:r>
-          <m:t>M</m:t>
-        </m:r>
-        <m:r>
-          <m:rPr>
-            <m:sty m:val="p"/>
-          </m:rPr>
-          <m:t>,</m:t>
-        </m:r>
-        <m:sSub>
-          <m:e>
-            <m:r>
-              <m:t>U</m:t>
-            </m:r>
-          </m:e>
-          <m:sub>
-            <m:r>
-              <m:t>O</m:t>
-            </m:r>
-            <m:r>
-              <m:t>2</m:t>
-            </m:r>
-          </m:sub>
-        </m:sSub>
-        <m:r>
-          <m:rPr>
-            <m:sty m:val="p"/>
-          </m:rPr>
-          <m:t>)</m:t>
-        </m:r>
-      </m:oMath>
-      <w:r>
-        <w:t xml:space="preserve"> </w:t>
-      </w:r>
-      <w:r>
-        <w:t xml:space="preserve">(proliferation)</w:t>
-      </w:r>
-      <w:r>
-        <w:t xml:space="preserve"> </w:t>
-      </w:r>
-      <w:r>
-        <w:t xml:space="preserve">-</w:t>
-      </w:r>
-      <w:r>
-        <w:t xml:space="preserve"> </w:t>
-      </w:r>
-      <m:oMath>
-        <m:sSub>
-          <m:e>
-            <m:r>
-              <m:t>Y</m:t>
-            </m:r>
-          </m:e>
-          <m:sub>
-            <m:r>
-              <m:t>2</m:t>
-            </m:r>
-          </m:sub>
-        </m:sSub>
-        <m:box>
-          <m:boxPr>
-            <m:opEmu m:val="on"/>
-          </m:boxPr>
-          <m:e>
-            <m:r>
-              <m:rPr>
-                <m:sty m:val="p"/>
-              </m:rPr>
-              <m:t>:=</m:t>
-            </m:r>
-          </m:e>
-        </m:box>
-        <m:sSub>
-          <m:e>
-            <m:r>
-              <m:t>f</m:t>
-            </m:r>
-          </m:e>
-          <m:sub>
-            <m:r>
-              <m:t>Y</m:t>
-            </m:r>
-            <m:r>
-              <m:t>2</m:t>
-            </m:r>
-          </m:sub>
-        </m:sSub>
-        <m:r>
-          <m:rPr>
-            <m:sty m:val="p"/>
-          </m:rPr>
-          <m:t>(</m:t>
-        </m:r>
-        <m:r>
-          <m:t>X</m:t>
-        </m:r>
-        <m:r>
-          <m:rPr>
-            <m:sty m:val="p"/>
-          </m:rPr>
-          <m:t>,</m:t>
-        </m:r>
-        <m:r>
-          <m:t>M</m:t>
-        </m:r>
-        <m:r>
-          <m:rPr>
-            <m:sty m:val="p"/>
-          </m:rPr>
-          <m:t>)</m:t>
-        </m:r>
-      </m:oMath>
-      <w:r>
-        <w:t xml:space="preserve"> </w:t>
-      </w:r>
-      <w:r>
-        <w:t xml:space="preserve">(migration)</w:t>
-      </w:r>
-      <w:r>
-        <w:t xml:space="preserve"> </w:t>
-      </w:r>
-      <w:r>
-        <w:t xml:space="preserve">-</w:t>
-      </w:r>
-      <w:r>
-        <w:t xml:space="preserve"> </w:t>
-      </w:r>
-      <m:oMath>
-        <m:sSub>
-          <m:e>
-            <m:r>
-              <m:t>Y</m:t>
-            </m:r>
-          </m:e>
-          <m:sub>
-            <m:r>
-              <m:t>3</m:t>
-            </m:r>
-          </m:sub>
-        </m:sSub>
-        <m:box>
-          <m:boxPr>
-            <m:opEmu m:val="on"/>
-          </m:boxPr>
-          <m:e>
-            <m:r>
-              <m:rPr>
-                <m:sty m:val="p"/>
-              </m:rPr>
-              <m:t>:=</m:t>
-            </m:r>
-          </m:e>
-        </m:box>
-        <m:sSub>
-          <m:e>
-            <m:r>
-              <m:t>f</m:t>
-            </m:r>
-          </m:e>
-          <m:sub>
-            <m:r>
-              <m:t>Y</m:t>
-            </m:r>
-            <m:r>
-              <m:t>3</m:t>
-            </m:r>
-          </m:sub>
-        </m:sSub>
-        <m:r>
-          <m:rPr>
-            <m:sty m:val="p"/>
-          </m:rPr>
-          <m:t>(</m:t>
-        </m:r>
-        <m:r>
-          <m:t>X</m:t>
-        </m:r>
-        <m:r>
-          <m:rPr>
-            <m:sty m:val="p"/>
-          </m:rPr>
-          <m:t>,</m:t>
-        </m:r>
-        <m:r>
-          <m:t>M</m:t>
-        </m:r>
-        <m:r>
-          <m:rPr>
-            <m:sty m:val="p"/>
-          </m:rPr>
-          <m:t>)</m:t>
-        </m:r>
-      </m:oMath>
-      <w:r>
-        <w:t xml:space="preserve"> </w:t>
-      </w:r>
-      <w:r>
-        <w:t xml:space="preserve">(VEGF secretion)</w:t>
-      </w:r>
-      <w:r>
-        <w:t xml:space="preserve"> </w:t>
-      </w:r>
-      <w:r>
-        <w:t xml:space="preserve">-</w:t>
-      </w:r>
-      <w:r>
-        <w:t xml:space="preserve"> </w:t>
-      </w:r>
-      <m:oMath>
-        <m:sSub>
-          <m:e>
-            <m:r>
-              <m:t>Y</m:t>
-            </m:r>
-          </m:e>
-          <m:sub>
-            <m:r>
-              <m:t>4</m:t>
-            </m:r>
-          </m:sub>
-        </m:sSub>
-        <m:box>
-          <m:boxPr>
-            <m:opEmu m:val="on"/>
-          </m:boxPr>
-          <m:e>
-            <m:r>
-              <m:rPr>
-                <m:sty m:val="p"/>
-              </m:rPr>
-              <m:t>:=</m:t>
-            </m:r>
-          </m:e>
-        </m:box>
-        <m:sSub>
-          <m:e>
-            <m:r>
-              <m:t>f</m:t>
-            </m:r>
-          </m:e>
-          <m:sub>
-            <m:r>
-              <m:t>Y</m:t>
-            </m:r>
-            <m:r>
-              <m:t>4</m:t>
-            </m:r>
-          </m:sub>
-        </m:sSub>
-        <m:r>
-          <m:rPr>
-            <m:sty m:val="p"/>
-          </m:rPr>
-          <m:t>(</m:t>
-        </m:r>
-        <m:r>
-          <m:t>X</m:t>
-        </m:r>
-        <m:r>
-          <m:rPr>
-            <m:sty m:val="p"/>
-          </m:rPr>
-          <m:t>)</m:t>
-        </m:r>
-      </m:oMath>
-      <w:r>
-        <w:t xml:space="preserve"> </w:t>
-      </w:r>
-      <w:r>
-        <w:t xml:space="preserve">(survival)</w:t>
+        <w:rPr>
+          <w:b/>
+          <w:bCs/>
+        </w:rPr>
+        <w:t xml:space="preserve">(A)</w:t>
+      </w:r>
+      <w:r>
+        <w:t xml:space="preserve"> </w:t>
+      </w:r>
+      <w:r>
+        <w:t xml:space="preserve">Rosenbaum bounds plot showing how the p-value for each IV estimate changes as a function of the confounding parameter Γ. Horizontal dashed line at p = 0.05. Critical Γ values (where curves cross the threshold) range from 3.8 to 5.1.</w:t>
+      </w:r>
+    </w:p>
+    <w:p>
+      <w:pPr>
+        <w:pStyle w:val="BodyText"/>
+      </w:pPr>
+      <w:r>
+        <w:rPr>
+          <w:b/>
+          <w:bCs/>
+        </w:rPr>
+        <w:t xml:space="preserve">(B)</w:t>
+      </w:r>
+      <w:r>
+        <w:t xml:space="preserve"> </w:t>
+      </w:r>
+      <w:r>
+        <w:t xml:space="preserve">E-value contour plot showing combinations of confounder-exposure and confounder-outcome associations that could explain away the observed effect. The observed point estimates lie well outside the region of plausible confounding.</w:t>
+      </w:r>
+    </w:p>
+    <w:p>
+      <w:pPr>
+        <w:pStyle w:val="BodyText"/>
+      </w:pPr>
+      <w:r>
+        <w:rPr>
+          <w:b/>
+          <w:bCs/>
+        </w:rPr>
+        <w:t xml:space="preserve">(C)</w:t>
+      </w:r>
+      <w:r>
+        <w:t xml:space="preserve"> </w:t>
+      </w:r>
+      <w:r>
+        <w:t xml:space="preserve">Placebo test results: regression coefficients for ecDNA predicting spatial coordinates. All coefficients are near zero with wide confidence intervals crossing zero, confirming no spatial confounding.</w:t>
+      </w:r>
+    </w:p>
+    <w:p>
+      <w:pPr>
+        <w:pStyle w:val="BodyText"/>
+      </w:pPr>
+      <w:r>
+        <w:rPr>
+          <w:b/>
+          <w:bCs/>
+        </w:rPr>
+        <w:t xml:space="preserve">(D)</w:t>
+      </w:r>
+      <w:r>
+        <w:t xml:space="preserve"> </w:t>
+      </w:r>
+      <w:r>
+        <w:t xml:space="preserve">Leave-one-out sensitivity analysis: IV estimates recomputed after sequentially removing each 10% of observations. Estimates are stable across subsamples.</w:t>
       </w:r>
     </w:p>
     <w:p>
@@ -7397,9 +8090,793 @@
         </w:pict>
       </w:r>
     </w:p>
-    <w:bookmarkEnd w:id="30"/>
     <w:bookmarkEnd w:id="31"/>
-    <w:bookmarkStart w:id="37" w:name="supplementary-methods"/>
+    <w:bookmarkStart w:id="32" w:name="X04a92b8d6d83944332efa88e8e70d0d970a3626"/>
+    <w:p>
+      <w:pPr>
+        <w:pStyle w:val="Heading3"/>
+      </w:pPr>
+      <w:r>
+        <w:t xml:space="preserve">Supplementary Figure S6: Spatial Heterogeneity of Causal Effects</w:t>
+      </w:r>
+    </w:p>
+    <w:p>
+      <w:pPr>
+        <w:pStyle w:val="FirstParagraph"/>
+      </w:pPr>
+      <w:r>
+        <w:rPr>
+          <w:b/>
+          <w:bCs/>
+        </w:rPr>
+        <w:t xml:space="preserve">(A)</w:t>
+      </w:r>
+      <w:r>
+        <w:t xml:space="preserve"> </w:t>
+      </w:r>
+      <w:r>
+        <w:t xml:space="preserve">Spatial map of the simulated tumor at t = 168h. Cells colored by ecDNA copy number (low: blue, high: red). Tumor core, invasive margin, and infiltrating regions demarcated by contour lines.</w:t>
+      </w:r>
+    </w:p>
+    <w:p>
+      <w:pPr>
+        <w:pStyle w:val="BodyText"/>
+      </w:pPr>
+      <w:r>
+        <w:rPr>
+          <w:b/>
+          <w:bCs/>
+        </w:rPr>
+        <w:t xml:space="preserve">(B)</w:t>
+      </w:r>
+      <w:r>
+        <w:t xml:space="preserve"> </w:t>
+      </w:r>
+      <w:r>
+        <w:t xml:space="preserve">Spatial map with cells colored by estimated local causal effect δ (migration). Effect strength varies across regions, with highest values (yellow) at the invasive margin.</w:t>
+      </w:r>
+    </w:p>
+    <w:p>
+      <w:pPr>
+        <w:pStyle w:val="BodyText"/>
+      </w:pPr>
+      <w:r>
+        <w:rPr>
+          <w:b/>
+          <w:bCs/>
+        </w:rPr>
+        <w:t xml:space="preserve">(C)</w:t>
+      </w:r>
+      <w:r>
+        <w:t xml:space="preserve"> </w:t>
+      </w:r>
+      <w:r>
+        <w:t xml:space="preserve">Box plots comparing δ estimates across the three tumor regions. The invasive margin shows significantly higher effect (δ = 0.07) than core (δ = 0.03) or infiltrating cells (δ = 0.04).</w:t>
+      </w:r>
+    </w:p>
+    <w:p>
+      <w:pPr>
+        <w:pStyle w:val="BodyText"/>
+      </w:pPr>
+      <w:r>
+        <w:rPr>
+          <w:b/>
+          <w:bCs/>
+        </w:rPr>
+        <w:t xml:space="preserve">(D)</w:t>
+      </w:r>
+      <w:r>
+        <w:t xml:space="preserve"> </w:t>
+      </w:r>
+      <w:r>
+        <w:t xml:space="preserve">Radial profile of causal effect strength as a function of distance from tumor center. Effect peaks at the margin (100-150 μm from center) and decreases in both directions.</w:t>
+      </w:r>
+    </w:p>
+    <w:p>
+      <w:r>
+        <w:pict>
+          <v:rect style="width:0;height:1.5pt" o:hralign="center" o:hrstd="t" o:hr="t"/>
+        </w:pict>
+      </w:r>
+    </w:p>
+    <w:bookmarkEnd w:id="32"/>
+    <w:bookmarkStart w:id="33" w:name="Xf28a74bdc9445c4097b963f915953c4603ea736"/>
+    <w:p>
+      <w:pPr>
+        <w:pStyle w:val="Heading3"/>
+      </w:pPr>
+      <w:r>
+        <w:t xml:space="preserve">Supplementary Figure S7: Simulation Dynamics Over Time</w:t>
+      </w:r>
+    </w:p>
+    <w:p>
+      <w:pPr>
+        <w:pStyle w:val="FirstParagraph"/>
+      </w:pPr>
+      <w:r>
+        <w:rPr>
+          <w:b/>
+          <w:bCs/>
+        </w:rPr>
+        <w:t xml:space="preserve">(A)</w:t>
+      </w:r>
+      <w:r>
+        <w:t xml:space="preserve"> </w:t>
+      </w:r>
+      <w:r>
+        <w:t xml:space="preserve">Tumor cell count over 168 hours of simulation. Initial exponential growth transitions to slower expansion as the core becomes hypoxic and necrotic.</w:t>
+      </w:r>
+    </w:p>
+    <w:p>
+      <w:pPr>
+        <w:pStyle w:val="BodyText"/>
+      </w:pPr>
+      <w:r>
+        <w:rPr>
+          <w:b/>
+          <w:bCs/>
+        </w:rPr>
+        <w:t xml:space="preserve">(B)</w:t>
+      </w:r>
+      <w:r>
+        <w:t xml:space="preserve"> </w:t>
+      </w:r>
+      <w:r>
+        <w:t xml:space="preserve">Spatial extent (tumor radius) over time, showing invasive margin advancement.</w:t>
+      </w:r>
+    </w:p>
+    <w:p>
+      <w:pPr>
+        <w:pStyle w:val="BodyText"/>
+      </w:pPr>
+      <w:r>
+        <w:rPr>
+          <w:b/>
+          <w:bCs/>
+        </w:rPr>
+        <w:t xml:space="preserve">(C)</w:t>
+      </w:r>
+      <w:r>
+        <w:t xml:space="preserve"> </w:t>
+      </w:r>
+      <w:r>
+        <w:t xml:space="preserve">Mean ecDNA copy number over time, showing maintenance of heterogeneity through stochastic segregation despite selection.</w:t>
+      </w:r>
+    </w:p>
+    <w:p>
+      <w:pPr>
+        <w:pStyle w:val="BodyText"/>
+      </w:pPr>
+      <w:r>
+        <w:rPr>
+          <w:b/>
+          <w:bCs/>
+        </w:rPr>
+        <w:t xml:space="preserve">(D)</w:t>
+      </w:r>
+      <w:r>
+        <w:t xml:space="preserve"> </w:t>
+      </w:r>
+      <w:r>
+        <w:t xml:space="preserve">Coefficient of variation in ecDNA copy number over time, demonstrating that segregation maintains intratumoral heterogeneity.</w:t>
+      </w:r>
+    </w:p>
+    <w:p>
+      <w:pPr>
+        <w:pStyle w:val="BodyText"/>
+      </w:pPr>
+      <w:r>
+        <w:rPr>
+          <w:b/>
+          <w:bCs/>
+        </w:rPr>
+        <w:t xml:space="preserve">(E)</w:t>
+      </w:r>
+      <w:r>
+        <w:t xml:space="preserve"> </w:t>
+      </w:r>
+      <w:r>
+        <w:t xml:space="preserve">Oxygen and VEGF concentration profiles at t = 0, 84, and 168 hours, showing development of hypoxic core and angiogenic response.</w:t>
+      </w:r>
+    </w:p>
+    <w:p>
+      <w:r>
+        <w:pict>
+          <v:rect style="width:0;height:1.5pt" o:hralign="center" o:hrstd="t" o:hr="t"/>
+        </w:pict>
+      </w:r>
+    </w:p>
+    <w:bookmarkEnd w:id="33"/>
+    <w:bookmarkStart w:id="34" w:name="X8cd8508dc23770d2b83a33366a932760986ec6d"/>
+    <w:p>
+      <w:pPr>
+        <w:pStyle w:val="Heading3"/>
+      </w:pPr>
+      <w:r>
+        <w:t xml:space="preserve">Supplementary Figure S8: Complete Structural Causal Model</w:t>
+      </w:r>
+    </w:p>
+    <w:p>
+      <w:pPr>
+        <w:pStyle w:val="FirstParagraph"/>
+      </w:pPr>
+      <w:r>
+        <w:t xml:space="preserve">Full graphical representation of the structural causal model with all variables and edges:</w:t>
+      </w:r>
+    </w:p>
+    <w:p>
+      <w:pPr>
+        <w:pStyle w:val="SourceCode"/>
+      </w:pPr>
+      <w:r>
+        <w:rPr>
+          <w:rStyle w:val="VerbatimChar"/>
+        </w:rPr>
+        <w:t xml:space="preserve">                              U_O2 (Oxygen)</w:t>
+      </w:r>
+      <w:r>
+        <w:br/>
+      </w:r>
+      <w:r>
+        <w:rPr>
+          <w:rStyle w:val="VerbatimChar"/>
+        </w:rPr>
+        <w:t xml:space="preserve">                                   │</w:t>
+      </w:r>
+      <w:r>
+        <w:br/>
+      </w:r>
+      <w:r>
+        <w:rPr>
+          <w:rStyle w:val="VerbatimChar"/>
+        </w:rPr>
+        <w:t xml:space="preserve">                    ┌──────────────┼──────────────┐</w:t>
+      </w:r>
+      <w:r>
+        <w:br/>
+      </w:r>
+      <w:r>
+        <w:rPr>
+          <w:rStyle w:val="VerbatimChar"/>
+        </w:rPr>
+        <w:t xml:space="preserve">                    │              │              │</w:t>
+      </w:r>
+      <w:r>
+        <w:br/>
+      </w:r>
+      <w:r>
+        <w:rPr>
+          <w:rStyle w:val="VerbatimChar"/>
+        </w:rPr>
+        <w:t xml:space="preserve">                    ▼              ▼              │</w:t>
+      </w:r>
+      <w:r>
+        <w:br/>
+      </w:r>
+      <w:r>
+        <w:rPr>
+          <w:rStyle w:val="VerbatimChar"/>
+        </w:rPr>
+        <w:t xml:space="preserve">               Hypoxia (M)   Proliferation       │</w:t>
+      </w:r>
+      <w:r>
+        <w:br/>
+      </w:r>
+      <w:r>
+        <w:rPr>
+          <w:rStyle w:val="VerbatimChar"/>
+        </w:rPr>
+        <w:t xml:space="preserve">                    │         constraint         │</w:t>
+      </w:r>
+      <w:r>
+        <w:br/>
+      </w:r>
+      <w:r>
+        <w:rPr>
+          <w:rStyle w:val="VerbatimChar"/>
+        </w:rPr>
+        <w:t xml:space="preserve">                    │              ▲              │</w:t>
+      </w:r>
+      <w:r>
+        <w:br/>
+      </w:r>
+      <w:r>
+        <w:rPr>
+          <w:rStyle w:val="VerbatimChar"/>
+        </w:rPr>
+        <w:t xml:space="preserve">                    │              │              │</w:t>
+      </w:r>
+      <w:r>
+        <w:br/>
+      </w:r>
+      <w:r>
+        <w:rPr>
+          <w:rStyle w:val="VerbatimChar"/>
+        </w:rPr>
+        <w:t xml:space="preserve">                    ▼              │              ▼</w:t>
+      </w:r>
+      <w:r>
+        <w:br/>
+      </w:r>
+      <w:r>
+        <w:rPr>
+          <w:rStyle w:val="VerbatimChar"/>
+        </w:rPr>
+        <w:t xml:space="preserve">              VEGF boost ─────────┐│         Migration</w:t>
+      </w:r>
+      <w:r>
+        <w:br/>
+      </w:r>
+      <w:r>
+        <w:rPr>
+          <w:rStyle w:val="VerbatimChar"/>
+        </w:rPr>
+        <w:t xml:space="preserve">                    ▲             ││          boost</w:t>
+      </w:r>
+      <w:r>
+        <w:br/>
+      </w:r>
+      <w:r>
+        <w:rPr>
+          <w:rStyle w:val="VerbatimChar"/>
+        </w:rPr>
+        <w:t xml:space="preserve">                    │             ││             ▲</w:t>
+      </w:r>
+      <w:r>
+        <w:br/>
+      </w:r>
+      <w:r>
+        <w:rPr>
+          <w:rStyle w:val="VerbatimChar"/>
+        </w:rPr>
+        <w:t xml:space="preserve">                    │             ││             │</w:t>
+      </w:r>
+      <w:r>
+        <w:br/>
+      </w:r>
+      <w:r>
+        <w:rPr>
+          <w:rStyle w:val="VerbatimChar"/>
+        </w:rPr>
+        <w:t xml:space="preserve">                    │             ▼│             │</w:t>
+      </w:r>
+      <w:r>
+        <w:br/>
+      </w:r>
+      <w:r>
+        <w:rPr>
+          <w:rStyle w:val="VerbatimChar"/>
+        </w:rPr>
+        <w:t xml:space="preserve">               ecDNA (Z) ───► EGFR (X) ──────────┤</w:t>
+      </w:r>
+      <w:r>
+        <w:br/>
+      </w:r>
+      <w:r>
+        <w:rPr>
+          <w:rStyle w:val="VerbatimChar"/>
+        </w:rPr>
+        <w:t xml:space="preserve">                    │             │              │</w:t>
+      </w:r>
+      <w:r>
+        <w:br/>
+      </w:r>
+      <w:r>
+        <w:rPr>
+          <w:rStyle w:val="VerbatimChar"/>
+        </w:rPr>
+        <w:t xml:space="preserve">                    │             │              │</w:t>
+      </w:r>
+      <w:r>
+        <w:br/>
+      </w:r>
+      <w:r>
+        <w:rPr>
+          <w:rStyle w:val="VerbatimChar"/>
+        </w:rPr>
+        <w:t xml:space="preserve">                    │             ▼              │</w:t>
+      </w:r>
+      <w:r>
+        <w:br/>
+      </w:r>
+      <w:r>
+        <w:rPr>
+          <w:rStyle w:val="VerbatimChar"/>
+        </w:rPr>
+        <w:t xml:space="preserve">                    │         Survival           │</w:t>
+      </w:r>
+      <w:r>
+        <w:br/>
+      </w:r>
+      <w:r>
+        <w:rPr>
+          <w:rStyle w:val="VerbatimChar"/>
+        </w:rPr>
+        <w:t xml:space="preserve">                    │          boost             │</w:t>
+      </w:r>
+      <w:r>
+        <w:br/>
+      </w:r>
+      <w:r>
+        <w:rPr>
+          <w:rStyle w:val="VerbatimChar"/>
+        </w:rPr>
+        <w:t xml:space="preserve">                    │             ▲              │</w:t>
+      </w:r>
+      <w:r>
+        <w:br/>
+      </w:r>
+      <w:r>
+        <w:rPr>
+          <w:rStyle w:val="VerbatimChar"/>
+        </w:rPr>
+        <w:t xml:space="preserve">                    │             │              │</w:t>
+      </w:r>
+      <w:r>
+        <w:br/>
+      </w:r>
+      <w:r>
+        <w:rPr>
+          <w:rStyle w:val="VerbatimChar"/>
+        </w:rPr>
+        <w:t xml:space="preserve">                    └─────────────┴──────────────┘</w:t>
+      </w:r>
+      <w:r>
+        <w:br/>
+      </w:r>
+      <w:r>
+        <w:rPr>
+          <w:rStyle w:val="VerbatimChar"/>
+        </w:rPr>
+        <w:t xml:space="preserve">                         (via gene dosage)</w:t>
+      </w:r>
+    </w:p>
+    <w:p>
+      <w:r>
+        <w:pict>
+          <v:rect style="width:0;height:1.5pt" o:hralign="center" o:hrstd="t" o:hr="t"/>
+        </w:pict>
+      </w:r>
+    </w:p>
+    <w:bookmarkEnd w:id="34"/>
+    <w:bookmarkStart w:id="35" w:name="X19d16a057802ee90a2f6f722ee15082adce44f6"/>
+    <w:p>
+      <w:pPr>
+        <w:pStyle w:val="Heading3"/>
+      </w:pPr>
+      <w:r>
+        <w:t xml:space="preserve">Supplementary Figure S9: Confounding Structure Visualization</w:t>
+      </w:r>
+    </w:p>
+    <w:p>
+      <w:pPr>
+        <w:pStyle w:val="SourceCode"/>
+      </w:pPr>
+      <w:r>
+        <w:rPr>
+          <w:rStyle w:val="VerbatimChar"/>
+        </w:rPr>
+        <w:t xml:space="preserve">       ┌─────────────────────────────────────────────┐</w:t>
+      </w:r>
+      <w:r>
+        <w:br/>
+      </w:r>
+      <w:r>
+        <w:rPr>
+          <w:rStyle w:val="VerbatimChar"/>
+        </w:rPr>
+        <w:t xml:space="preserve">       │           CONFOUNDED RELATIONSHIP           │</w:t>
+      </w:r>
+      <w:r>
+        <w:br/>
+      </w:r>
+      <w:r>
+        <w:rPr>
+          <w:rStyle w:val="VerbatimChar"/>
+        </w:rPr>
+        <w:t xml:space="preserve">       └─────────────────────────────────────────────┘</w:t>
+      </w:r>
+      <w:r>
+        <w:br/>
+      </w:r>
+      <w:r>
+        <w:br/>
+      </w:r>
+      <w:r>
+        <w:rPr>
+          <w:rStyle w:val="VerbatimChar"/>
+        </w:rPr>
+        <w:t xml:space="preserve">                         Hypoxia</w:t>
+      </w:r>
+      <w:r>
+        <w:br/>
+      </w:r>
+      <w:r>
+        <w:rPr>
+          <w:rStyle w:val="VerbatimChar"/>
+        </w:rPr>
+        <w:t xml:space="preserve">                        (CONFOUNDER)</w:t>
+      </w:r>
+      <w:r>
+        <w:br/>
+      </w:r>
+      <w:r>
+        <w:rPr>
+          <w:rStyle w:val="VerbatimChar"/>
+        </w:rPr>
+        <w:t xml:space="preserve">                       ╱           ╲</w:t>
+      </w:r>
+      <w:r>
+        <w:br/>
+      </w:r>
+      <w:r>
+        <w:rPr>
+          <w:rStyle w:val="VerbatimChar"/>
+        </w:rPr>
+        <w:t xml:space="preserve">                      ╱             ╲</w:t>
+      </w:r>
+      <w:r>
+        <w:br/>
+      </w:r>
+      <w:r>
+        <w:rPr>
+          <w:rStyle w:val="VerbatimChar"/>
+        </w:rPr>
+        <w:t xml:space="preserve">                     ▼               ▼</w:t>
+      </w:r>
+      <w:r>
+        <w:br/>
+      </w:r>
+      <w:r>
+        <w:rPr>
+          <w:rStyle w:val="VerbatimChar"/>
+        </w:rPr>
+        <w:t xml:space="preserve">               ┌──────────┐    ┌──────────┐</w:t>
+      </w:r>
+      <w:r>
+        <w:br/>
+      </w:r>
+      <w:r>
+        <w:rPr>
+          <w:rStyle w:val="VerbatimChar"/>
+        </w:rPr>
+        <w:t xml:space="preserve">               │   EGFR   │ ── │Migration │</w:t>
+      </w:r>
+      <w:r>
+        <w:br/>
+      </w:r>
+      <w:r>
+        <w:rPr>
+          <w:rStyle w:val="VerbatimChar"/>
+        </w:rPr>
+        <w:t xml:space="preserve">               │Expression│ ?  │  Speed   │</w:t>
+      </w:r>
+      <w:r>
+        <w:br/>
+      </w:r>
+      <w:r>
+        <w:rPr>
+          <w:rStyle w:val="VerbatimChar"/>
+        </w:rPr>
+        <w:t xml:space="preserve">               └──────────┘    └──────────┘</w:t>
+      </w:r>
+      <w:r>
+        <w:br/>
+      </w:r>
+      <w:r>
+        <w:br/>
+      </w:r>
+      <w:r>
+        <w:rPr>
+          <w:rStyle w:val="VerbatimChar"/>
+        </w:rPr>
+        <w:t xml:space="preserve">       Is the EGFR→Migration arrow real, or is it</w:t>
+      </w:r>
+      <w:r>
+        <w:br/>
+      </w:r>
+      <w:r>
+        <w:rPr>
+          <w:rStyle w:val="VerbatimChar"/>
+        </w:rPr>
+        <w:t xml:space="preserve">       entirely explained by the hypoxia→both paths?</w:t>
+      </w:r>
+    </w:p>
+    <w:p>
+      <w:pPr>
+        <w:pStyle w:val="FirstParagraph"/>
+      </w:pPr>
+      <w:r>
+        <w:t xml:space="preserve">Standard regression cannot distinguish these scenarios. The EGFR-migration correlation might be entirely spurious due to confounding by hypoxia, which stabilizes HIF-1α and simultaneously increases both EGFR transcription and migration via the Go-or-Grow phenotype.</w:t>
+      </w:r>
+    </w:p>
+    <w:p>
+      <w:r>
+        <w:pict>
+          <v:rect style="width:0;height:1.5pt" o:hralign="center" o:hrstd="t" o:hr="t"/>
+        </w:pict>
+      </w:r>
+    </w:p>
+    <w:bookmarkEnd w:id="35"/>
+    <w:bookmarkStart w:id="36" w:name="Xf2e42c30b77d79a2d3f96d2c59a7c70144ae5d0"/>
+    <w:p>
+      <w:pPr>
+        <w:pStyle w:val="Heading3"/>
+      </w:pPr>
+      <w:r>
+        <w:t xml:space="preserve">Supplementary Figure S10: Immunological Synapse Formation Timeline</w:t>
+      </w:r>
+    </w:p>
+    <w:p>
+      <w:pPr>
+        <w:pStyle w:val="SourceCode"/>
+      </w:pPr>
+      <w:r>
+        <w:rPr>
+          <w:rStyle w:val="VerbatimChar"/>
+        </w:rPr>
+        <w:t xml:space="preserve">Timeline of CTL-Tumor Interaction:</w:t>
+      </w:r>
+      <w:r>
+        <w:br/>
+      </w:r>
+      <w:r>
+        <w:br/>
+      </w:r>
+      <w:r>
+        <w:rPr>
+          <w:rStyle w:val="VerbatimChar"/>
+        </w:rPr>
+        <w:t xml:space="preserve">0h          0.5h         1.5h         2.5h         3h+</w:t>
+      </w:r>
+      <w:r>
+        <w:br/>
+      </w:r>
+      <w:r>
+        <w:rPr>
+          <w:rStyle w:val="VerbatimChar"/>
+        </w:rPr>
+        <w:t xml:space="preserve">│           │            │            │            │</w:t>
+      </w:r>
+      <w:r>
+        <w:br/>
+      </w:r>
+      <w:r>
+        <w:rPr>
+          <w:rStyle w:val="VerbatimChar"/>
+        </w:rPr>
+        <w:t xml:space="preserve">▼           ▼            ▼            ▼            ▼</w:t>
+      </w:r>
+      <w:r>
+        <w:br/>
+      </w:r>
+      <w:r>
+        <w:rPr>
+          <w:rStyle w:val="VerbatimChar"/>
+        </w:rPr>
+        <w:t xml:space="preserve">┌─────┐   ┌─────┐      ┌─────┐      ┌─────┐      ┌─────┐</w:t>
+      </w:r>
+      <w:r>
+        <w:br/>
+      </w:r>
+      <w:r>
+        <w:rPr>
+          <w:rStyle w:val="VerbatimChar"/>
+        </w:rPr>
+        <w:t xml:space="preserve">│     │   │     │      │     │      │     │      │     │</w:t>
+      </w:r>
+      <w:r>
+        <w:br/>
+      </w:r>
+      <w:r>
+        <w:rPr>
+          <w:rStyle w:val="VerbatimChar"/>
+        </w:rPr>
+        <w:t xml:space="preserve">│ TCR │──►│Stable│────►│Kill │────►│Kill │────►│Exh- │</w:t>
+      </w:r>
+      <w:r>
+        <w:br/>
+      </w:r>
+      <w:r>
+        <w:rPr>
+          <w:rStyle w:val="VerbatimChar"/>
+        </w:rPr>
+        <w:t xml:space="preserve">│Recog│   │Synap│      │Poss │      │Prob │      │aust │</w:t>
+      </w:r>
+      <w:r>
+        <w:br/>
+      </w:r>
+      <w:r>
+        <w:rPr>
+          <w:rStyle w:val="VerbatimChar"/>
+        </w:rPr>
+        <w:t xml:space="preserve">│     │   │     │      │ible │      │=25% │      │ ion │</w:t>
+      </w:r>
+      <w:r>
+        <w:br/>
+      </w:r>
+      <w:r>
+        <w:rPr>
+          <w:rStyle w:val="VerbatimChar"/>
+        </w:rPr>
+        <w:t xml:space="preserve">└─────┘   └─────┘      └─────┘      └─────┘      └─────┘</w:t>
+      </w:r>
+      <w:r>
+        <w:br/>
+      </w:r>
+      <w:r>
+        <w:rPr>
+          <w:rStyle w:val="VerbatimChar"/>
+        </w:rPr>
+        <w:t xml:space="preserve">   │          │            │            │            │</w:t>
+      </w:r>
+      <w:r>
+        <w:br/>
+      </w:r>
+      <w:r>
+        <w:rPr>
+          <w:rStyle w:val="VerbatimChar"/>
+        </w:rPr>
+        <w:t xml:space="preserve">   ▼          ▼            ▼            ▼            ▼</w:t>
+      </w:r>
+      <w:r>
+        <w:br/>
+      </w:r>
+      <w:r>
+        <w:rPr>
+          <w:rStyle w:val="VerbatimChar"/>
+        </w:rPr>
+        <w:t xml:space="preserve"> ~30min    1-2 hr      Perforin/    Success     After</w:t>
+      </w:r>
+      <w:r>
+        <w:br/>
+      </w:r>
+      <w:r>
+        <w:rPr>
+          <w:rStyle w:val="VerbatimChar"/>
+        </w:rPr>
+        <w:t xml:space="preserve">           synapse     granzyme      leads      ~3 kills</w:t>
+      </w:r>
+      <w:r>
+        <w:br/>
+      </w:r>
+      <w:r>
+        <w:rPr>
+          <w:rStyle w:val="VerbatimChar"/>
+        </w:rPr>
+        <w:t xml:space="preserve">           formation   release       to kill</w:t>
+      </w:r>
+    </w:p>
+    <w:p>
+      <w:pPr>
+        <w:pStyle w:val="FirstParagraph"/>
+      </w:pPr>
+      <w:r>
+        <w:t xml:space="preserve">Kill probability calculation:</w:t>
+      </w:r>
+      <w:r>
+        <w:t xml:space="preserve"> </w:t>
+      </w:r>
+      <w:r>
+        <w:t xml:space="preserve">- If contact_duration &lt; min_contact_for_kill (1.5h): P(kill) = 0</w:t>
+      </w:r>
+      <w:r>
+        <w:t xml:space="preserve"> </w:t>
+      </w:r>
+      <w:r>
+        <w:t xml:space="preserve">- Otherwise: P(kill) = kill_probability_per_synapse × (contact_duration / synapse_formation_time) × (1 - exhaustion_level × exhausted_kill_penalty) × activation_level</w:t>
+      </w:r>
+    </w:p>
+    <w:p>
+      <w:r>
+        <w:pict>
+          <v:rect style="width:0;height:1.5pt" o:hralign="center" o:hrstd="t" o:hr="t"/>
+        </w:pict>
+      </w:r>
+    </w:p>
+    <w:bookmarkEnd w:id="36"/>
+    <w:bookmarkEnd w:id="37"/>
+    <w:bookmarkStart w:id="80" w:name="supplementary-methods"/>
     <w:p>
       <w:pPr>
         <w:pStyle w:val="Heading2"/>
@@ -7408,13 +8885,674 @@
         <w:t xml:space="preserve">Supplementary Methods</w:t>
       </w:r>
     </w:p>
-    <w:bookmarkStart w:id="32" w:name="s1.-derivation-of-iv-estimator"/>
+    <w:bookmarkStart w:id="41" w:name="Xfbfed9bf944ebd1b0f9043171083f455e9919cf"/>
     <w:p>
       <w:pPr>
         <w:pStyle w:val="Heading3"/>
       </w:pPr>
       <w:r>
-        <w:t xml:space="preserve">S1. Derivation of IV Estimator</w:t>
+        <w:t xml:space="preserve">S1. Theoretical Framework for Causal Inference</w:t>
+      </w:r>
+    </w:p>
+    <w:bookmarkStart w:id="38" w:name="the-fundamental-problem"/>
+    <w:p>
+      <w:pPr>
+        <w:pStyle w:val="Heading4"/>
+      </w:pPr>
+      <w:r>
+        <w:t xml:space="preserve">The Fundamental Problem</w:t>
+      </w:r>
+    </w:p>
+    <w:p>
+      <w:pPr>
+        <w:pStyle w:val="FirstParagraph"/>
+      </w:pPr>
+      <w:r>
+        <w:t xml:space="preserve">In observational data, correlation does not imply causation. When we observe cells with high ecDNA dividing faster, several explanations exist:</w:t>
+      </w:r>
+    </w:p>
+    <w:tbl>
+      <w:tblPr>
+        <w:tblStyle w:val="Table"/>
+        <w:tblW w:type="pct" w:w="5000"/>
+        <w:tblLayout w:type="fixed"/>
+        <w:tblLook w:firstRow="1" w:lastRow="0" w:firstColumn="0" w:lastColumn="0" w:noHBand="0" w:noVBand="0" w:val="0020"/>
+      </w:tblPr>
+      <w:tblGrid>
+        <w:gridCol w:w="2782"/>
+        <w:gridCol w:w="2354"/>
+        <w:gridCol w:w="2782"/>
+      </w:tblGrid>
+      <w:tr>
+        <w:trPr>
+          <w:tblHeader w:val="on"/>
+        </w:trPr>
+        <w:tc>
+          <w:tcPr/>
+          <w:p>
+            <w:pPr>
+              <w:pStyle w:val="Compact"/>
+            </w:pPr>
+            <w:r>
+              <w:t xml:space="preserve">Explanation</w:t>
+            </w:r>
+          </w:p>
+        </w:tc>
+        <w:tc>
+          <w:tcPr/>
+          <w:p>
+            <w:pPr>
+              <w:pStyle w:val="Compact"/>
+            </w:pPr>
+            <w:r>
+              <w:t xml:space="preserve">Mechanism</w:t>
+            </w:r>
+          </w:p>
+        </w:tc>
+        <w:tc>
+          <w:tcPr/>
+          <w:p>
+            <w:pPr>
+              <w:pStyle w:val="Compact"/>
+            </w:pPr>
+            <w:r>
+              <w:t xml:space="preserve">Implication</w:t>
+            </w:r>
+          </w:p>
+        </w:tc>
+      </w:tr>
+      <w:tr>
+        <w:tc>
+          <w:tcPr/>
+          <w:p>
+            <w:pPr>
+              <w:pStyle w:val="Compact"/>
+            </w:pPr>
+            <w:r>
+              <w:t xml:space="preserve">Causal</w:t>
+            </w:r>
+          </w:p>
+        </w:tc>
+        <w:tc>
+          <w:tcPr/>
+          <w:p>
+            <w:pPr>
+              <w:pStyle w:val="Compact"/>
+            </w:pPr>
+            <w:r>
+              <w:t xml:space="preserve">ecDNA directly causes faster division</w:t>
+            </w:r>
+          </w:p>
+        </w:tc>
+        <w:tc>
+          <w:tcPr/>
+          <w:p>
+            <w:pPr>
+              <w:pStyle w:val="Compact"/>
+            </w:pPr>
+            <w:r>
+              <w:t xml:space="preserve">Effect is real</w:t>
+            </w:r>
+          </w:p>
+        </w:tc>
+      </w:tr>
+      <w:tr>
+        <w:tc>
+          <w:tcPr/>
+          <w:p>
+            <w:pPr>
+              <w:pStyle w:val="Compact"/>
+            </w:pPr>
+            <w:r>
+              <w:t xml:space="preserve">Reverse causation</w:t>
+            </w:r>
+          </w:p>
+        </w:tc>
+        <w:tc>
+          <w:tcPr/>
+          <w:p>
+            <w:pPr>
+              <w:pStyle w:val="Compact"/>
+            </w:pPr>
+            <w:r>
+              <w:t xml:space="preserve">Fast-dividing cells accumulate more ecDNA</w:t>
+            </w:r>
+          </w:p>
+        </w:tc>
+        <w:tc>
+          <w:tcPr/>
+          <w:p>
+            <w:pPr>
+              <w:pStyle w:val="Compact"/>
+            </w:pPr>
+            <w:r>
+              <w:t xml:space="preserve">Direction is backwards</w:t>
+            </w:r>
+          </w:p>
+        </w:tc>
+      </w:tr>
+      <w:tr>
+        <w:tc>
+          <w:tcPr/>
+          <w:p>
+            <w:pPr>
+              <w:pStyle w:val="Compact"/>
+            </w:pPr>
+            <w:r>
+              <w:t xml:space="preserve">Confounding</w:t>
+            </w:r>
+          </w:p>
+        </w:tc>
+        <w:tc>
+          <w:tcPr/>
+          <w:p>
+            <w:pPr>
+              <w:pStyle w:val="Compact"/>
+            </w:pPr>
+            <w:r>
+              <w:t xml:space="preserve">A third variable (e.g., O2) causes both</w:t>
+            </w:r>
+          </w:p>
+        </w:tc>
+        <w:tc>
+          <w:tcPr/>
+          <w:p>
+            <w:pPr>
+              <w:pStyle w:val="Compact"/>
+            </w:pPr>
+            <w:r>
+              <w:t xml:space="preserve">Association is spurious</w:t>
+            </w:r>
+          </w:p>
+        </w:tc>
+      </w:tr>
+    </w:tbl>
+    <w:p>
+      <w:pPr>
+        <w:pStyle w:val="BodyText"/>
+      </w:pPr>
+      <w:r>
+        <w:t xml:space="preserve">Standard regression cannot distinguish these scenarios when confounders are unobserved.</w:t>
+      </w:r>
+    </w:p>
+    <w:bookmarkEnd w:id="38"/>
+    <w:bookmarkStart w:id="39" w:name="why-ecdna-enables-causal-inference"/>
+    <w:p>
+      <w:pPr>
+        <w:pStyle w:val="Heading4"/>
+      </w:pPr>
+      <w:r>
+        <w:t xml:space="preserve">Why ecDNA Enables Causal Inference</w:t>
+      </w:r>
+    </w:p>
+    <w:p>
+      <w:pPr>
+        <w:pStyle w:val="FirstParagraph"/>
+      </w:pPr>
+      <w:r>
+        <w:t xml:space="preserve">CAUSANTA exploits the fact that ecDNA segregation acts as a natural randomizer. When a parent cell divides:</w:t>
+      </w:r>
+    </w:p>
+    <w:p>
+      <w:pPr>
+        <w:pStyle w:val="Compact"/>
+        <w:numPr>
+          <w:ilvl w:val="0"/>
+          <w:numId w:val="1001"/>
+        </w:numPr>
+      </w:pPr>
+      <w:r>
+        <w:t xml:space="preserve">Parent has N ecDNA copies at a specific location with specific O2 level</w:t>
+      </w:r>
+    </w:p>
+    <w:p>
+      <w:pPr>
+        <w:pStyle w:val="Compact"/>
+        <w:numPr>
+          <w:ilvl w:val="0"/>
+          <w:numId w:val="1001"/>
+        </w:numPr>
+      </w:pPr>
+      <w:r>
+        <w:t xml:space="preserve">After S-phase replication: N’ ≈ 2N copies</w:t>
+      </w:r>
+    </w:p>
+    <w:p>
+      <w:pPr>
+        <w:pStyle w:val="Compact"/>
+        <w:numPr>
+          <w:ilvl w:val="0"/>
+          <w:numId w:val="1001"/>
+        </w:numPr>
+      </w:pPr>
+      <w:r>
+        <w:t xml:space="preserve">Daughter A receives Binomial(N’, 0.5) copies</w:t>
+      </w:r>
+    </w:p>
+    <w:p>
+      <w:pPr>
+        <w:pStyle w:val="Compact"/>
+        <w:numPr>
+          <w:ilvl w:val="0"/>
+          <w:numId w:val="1001"/>
+        </w:numPr>
+      </w:pPr>
+      <w:r>
+        <w:t xml:space="preserve">Daughter B receives the remaining copies</w:t>
+      </w:r>
+    </w:p>
+    <w:p>
+      <w:pPr>
+        <w:pStyle w:val="FirstParagraph"/>
+      </w:pPr>
+      <w:r>
+        <w:t xml:space="preserve">The siblings share the same parent (identical genetics), same location (identical environment at division), and same time (identical temporal confounders). The only difference is ecDNA count, which was assigned randomly. This mimics a randomized controlled trial within each cell division.</w:t>
+      </w:r>
+    </w:p>
+    <w:bookmarkEnd w:id="39"/>
+    <w:bookmarkStart w:id="40" w:name="the-causal-structure"/>
+    <w:p>
+      <w:pPr>
+        <w:pStyle w:val="Heading4"/>
+      </w:pPr>
+      <w:r>
+        <w:t xml:space="preserve">The Causal Structure</w:t>
+      </w:r>
+    </w:p>
+    <w:p>
+      <w:pPr>
+        <w:pStyle w:val="SourceCode"/>
+      </w:pPr>
+      <w:r>
+        <w:rPr>
+          <w:rStyle w:val="VerbatimChar"/>
+        </w:rPr>
+        <w:t xml:space="preserve">ecDNA (Instrument) → Gene Expression (Exposure) → Phenotype (Outcome)</w:t>
+      </w:r>
+      <w:r>
+        <w:br/>
+      </w:r>
+      <w:r>
+        <w:rPr>
+          <w:rStyle w:val="VerbatimChar"/>
+        </w:rPr>
+        <w:t xml:space="preserve">                                ↑                        ↑</w:t>
+      </w:r>
+      <w:r>
+        <w:br/>
+      </w:r>
+      <w:r>
+        <w:rPr>
+          <w:rStyle w:val="VerbatimChar"/>
+        </w:rPr>
+        <w:t xml:space="preserve">                                └─────── Confounder ─────┘</w:t>
+      </w:r>
+      <w:r>
+        <w:br/>
+      </w:r>
+      <w:r>
+        <w:rPr>
+          <w:rStyle w:val="VerbatimChar"/>
+        </w:rPr>
+        <w:t xml:space="preserve">                                        (e.g., O2)</w:t>
+      </w:r>
+    </w:p>
+    <w:p>
+      <w:pPr>
+        <w:pStyle w:val="FirstParagraph"/>
+      </w:pPr>
+      <w:r>
+        <w:t xml:space="preserve">The key insight: confounders can affect both expression and phenotype, but they cannot affect ecDNA allocation because segregation is random and determined by physical partitioning during cytokinesis.</w:t>
+      </w:r>
+    </w:p>
+    <w:p>
+      <w:r>
+        <w:pict>
+          <v:rect style="width:0;height:1.5pt" o:hralign="center" o:hrstd="t" o:hr="t"/>
+        </w:pict>
+      </w:r>
+    </w:p>
+    <w:bookmarkEnd w:id="40"/>
+    <w:bookmarkEnd w:id="41"/>
+    <w:bookmarkStart w:id="43" w:name="X6b1c85da79533638f6e9db7aec6bd9a02f5ac5f"/>
+    <w:p>
+      <w:pPr>
+        <w:pStyle w:val="Heading3"/>
+      </w:pPr>
+      <w:r>
+        <w:t xml:space="preserve">S2. The ecDNA Instrument: Validity Conditions</w:t>
+      </w:r>
+    </w:p>
+    <w:p>
+      <w:pPr>
+        <w:pStyle w:val="FirstParagraph"/>
+      </w:pPr>
+      <w:r>
+        <w:t xml:space="preserve">For ecDNA to be a valid instrumental variable (IV), three conditions must hold:</w:t>
+      </w:r>
+    </w:p>
+    <w:p>
+      <w:pPr>
+        <w:pStyle w:val="BodyText"/>
+      </w:pPr>
+      <w:r>
+        <w:rPr>
+          <w:b/>
+          <w:bCs/>
+        </w:rPr>
+        <w:t xml:space="preserve">Relevance</w:t>
+      </w:r>
+      <w:r>
+        <w:t xml:space="preserve">: The instrument must affect the exposure.</w:t>
+      </w:r>
+      <w:r>
+        <w:t xml:space="preserve"> </w:t>
+      </w:r>
+      <w:r>
+        <w:t xml:space="preserve">- ecDNA copy number directly affects oncogene expression (gene dosage effect)</w:t>
+      </w:r>
+      <w:r>
+        <w:t xml:space="preserve"> </w:t>
+      </w:r>
+      <w:r>
+        <w:t xml:space="preserve">- More copies = more mRNA = more protein</w:t>
+      </w:r>
+      <w:r>
+        <w:t xml:space="preserve"> </w:t>
+      </w:r>
+      <w:r>
+        <w:t xml:space="preserve">- Tested via first-stage F-statistic (must exceed 10)</w:t>
+      </w:r>
+    </w:p>
+    <w:p>
+      <w:pPr>
+        <w:pStyle w:val="BodyText"/>
+      </w:pPr>
+      <w:r>
+        <w:rPr>
+          <w:b/>
+          <w:bCs/>
+        </w:rPr>
+        <w:t xml:space="preserve">Independence (Randomization)</w:t>
+      </w:r>
+      <w:r>
+        <w:t xml:space="preserve">: The instrument must be independent of confounders.</w:t>
+      </w:r>
+      <w:r>
+        <w:t xml:space="preserve"> </w:t>
+      </w:r>
+      <w:r>
+        <w:t xml:space="preserve">- Segregation follows Binomial(N, 0.5) regardless of cell state</w:t>
+      </w:r>
+      <w:r>
+        <w:t xml:space="preserve"> </w:t>
+      </w:r>
+      <w:r>
+        <w:t xml:space="preserve">- The number of copies a daughter receives is determined by physical partitioning</w:t>
+      </w:r>
+      <w:r>
+        <w:t xml:space="preserve"> </w:t>
+      </w:r>
+      <w:r>
+        <w:t xml:space="preserve">- Tested via correlation with potential confounders (should be near zero)</w:t>
+      </w:r>
+    </w:p>
+    <w:p>
+      <w:pPr>
+        <w:pStyle w:val="BodyText"/>
+      </w:pPr>
+      <w:r>
+        <w:rPr>
+          <w:b/>
+          <w:bCs/>
+        </w:rPr>
+        <w:t xml:space="preserve">Exclusion Restriction</w:t>
+      </w:r>
+      <w:r>
+        <w:t xml:space="preserve">: The instrument affects the outcome only through the exposure.</w:t>
+      </w:r>
+      <w:r>
+        <w:t xml:space="preserve"> </w:t>
+      </w:r>
+      <w:r>
+        <w:t xml:space="preserve">- ecDNA affects phenotype solely via gene expression</w:t>
+      </w:r>
+      <w:r>
+        <w:t xml:space="preserve"> </w:t>
+      </w:r>
+      <w:r>
+        <w:t xml:space="preserve">- There is no direct ecDNA → behavior pathway independent of transcription</w:t>
+      </w:r>
+      <w:r>
+        <w:t xml:space="preserve"> </w:t>
+      </w:r>
+      <w:r>
+        <w:t xml:space="preserve">- Cannot be tested directly; requires biological reasoning</w:t>
+      </w:r>
+    </w:p>
+    <w:bookmarkStart w:id="42" w:name="segregation-statistics"/>
+    <w:p>
+      <w:pPr>
+        <w:pStyle w:val="Heading4"/>
+      </w:pPr>
+      <w:r>
+        <w:t xml:space="preserve">Segregation Statistics</w:t>
+      </w:r>
+    </w:p>
+    <w:p>
+      <w:pPr>
+        <w:pStyle w:val="FirstParagraph"/>
+      </w:pPr>
+      <w:r>
+        <w:t xml:space="preserve">The binomial segregation model predicts specific properties:</w:t>
+      </w:r>
+    </w:p>
+    <w:tbl>
+      <w:tblPr>
+        <w:tblStyle w:val="Table"/>
+        <w:tblW w:type="auto" w:w="0"/>
+        <w:tblLook w:firstRow="1" w:lastRow="0" w:firstColumn="0" w:lastColumn="0" w:noHBand="0" w:noVBand="0" w:val="0020"/>
+      </w:tblPr>
+      <w:tblGrid>
+        <w:gridCol w:w="2640"/>
+        <w:gridCol w:w="2640"/>
+        <w:gridCol w:w="2640"/>
+      </w:tblGrid>
+      <w:tr>
+        <w:trPr>
+          <w:tblHeader w:val="on"/>
+        </w:trPr>
+        <w:tc>
+          <w:tcPr/>
+          <w:p>
+            <w:pPr>
+              <w:pStyle w:val="Compact"/>
+            </w:pPr>
+            <w:r>
+              <w:t xml:space="preserve">Statistic</w:t>
+            </w:r>
+          </w:p>
+        </w:tc>
+        <w:tc>
+          <w:tcPr/>
+          <w:p>
+            <w:pPr>
+              <w:pStyle w:val="Compact"/>
+            </w:pPr>
+            <w:r>
+              <w:t xml:space="preserve">Formula</w:t>
+            </w:r>
+          </w:p>
+        </w:tc>
+        <w:tc>
+          <w:tcPr/>
+          <w:p>
+            <w:pPr>
+              <w:pStyle w:val="Compact"/>
+            </w:pPr>
+            <w:r>
+              <w:t xml:space="preserve">Example (N=20)</w:t>
+            </w:r>
+          </w:p>
+        </w:tc>
+      </w:tr>
+      <w:tr>
+        <w:tc>
+          <w:tcPr/>
+          <w:p>
+            <w:pPr>
+              <w:pStyle w:val="Compact"/>
+            </w:pPr>
+            <w:r>
+              <w:t xml:space="preserve">Mean daughter fraction</w:t>
+            </w:r>
+          </w:p>
+        </w:tc>
+        <w:tc>
+          <w:tcPr/>
+          <w:p>
+            <w:pPr>
+              <w:pStyle w:val="Compact"/>
+            </w:pPr>
+            <w:r>
+              <w:t xml:space="preserve">0.5</w:t>
+            </w:r>
+          </w:p>
+        </w:tc>
+        <w:tc>
+          <w:tcPr/>
+          <w:p>
+            <w:pPr>
+              <w:pStyle w:val="Compact"/>
+            </w:pPr>
+            <w:r>
+              <w:t xml:space="preserve">10 copies</w:t>
+            </w:r>
+          </w:p>
+        </w:tc>
+      </w:tr>
+      <w:tr>
+        <w:tc>
+          <w:tcPr/>
+          <w:p>
+            <w:pPr>
+              <w:pStyle w:val="Compact"/>
+            </w:pPr>
+            <w:r>
+              <w:t xml:space="preserve">Variance of fraction</w:t>
+            </w:r>
+          </w:p>
+        </w:tc>
+        <w:tc>
+          <w:tcPr/>
+          <w:p>
+            <w:pPr>
+              <w:pStyle w:val="Compact"/>
+            </w:pPr>
+            <w:r>
+              <w:t xml:space="preserve">p(1-p)/N</w:t>
+            </w:r>
+          </w:p>
+        </w:tc>
+        <w:tc>
+          <w:tcPr/>
+          <w:p>
+            <w:pPr>
+              <w:pStyle w:val="Compact"/>
+            </w:pPr>
+            <w:r>
+              <w:t xml:space="preserve">0.0125</w:t>
+            </w:r>
+          </w:p>
+        </w:tc>
+      </w:tr>
+      <w:tr>
+        <w:tc>
+          <w:tcPr/>
+          <w:p>
+            <w:pPr>
+              <w:pStyle w:val="Compact"/>
+            </w:pPr>
+            <w:r>
+              <w:t xml:space="preserve">Standard deviation</w:t>
+            </w:r>
+          </w:p>
+        </w:tc>
+        <w:tc>
+          <w:tcPr/>
+          <w:p>
+            <w:pPr>
+              <w:pStyle w:val="Compact"/>
+            </w:pPr>
+            <w:r>
+              <w:t xml:space="preserve">sqrt(0.25/N)</w:t>
+            </w:r>
+          </w:p>
+        </w:tc>
+        <w:tc>
+          <w:tcPr/>
+          <w:p>
+            <w:pPr>
+              <w:pStyle w:val="Compact"/>
+            </w:pPr>
+            <w:r>
+              <w:t xml:space="preserve">0.112</w:t>
+            </w:r>
+          </w:p>
+        </w:tc>
+      </w:tr>
+      <w:tr>
+        <w:tc>
+          <w:tcPr/>
+          <w:p>
+            <w:pPr>
+              <w:pStyle w:val="Compact"/>
+            </w:pPr>
+            <w:r>
+              <w:t xml:space="preserve">95% CI for fraction</w:t>
+            </w:r>
+          </w:p>
+        </w:tc>
+        <w:tc>
+          <w:tcPr/>
+          <w:p>
+            <w:pPr>
+              <w:pStyle w:val="Compact"/>
+            </w:pPr>
+            <w:r>
+              <w:t xml:space="preserve">0.5 ± 1.96×SD</w:t>
+            </w:r>
+          </w:p>
+        </w:tc>
+        <w:tc>
+          <w:tcPr/>
+          <w:p>
+            <w:pPr>
+              <w:pStyle w:val="Compact"/>
+            </w:pPr>
+            <w:r>
+              <w:t xml:space="preserve">[0.28, 0.72]</w:t>
+            </w:r>
+          </w:p>
+        </w:tc>
+      </w:tr>
+    </w:tbl>
+    <w:p>
+      <w:r>
+        <w:pict>
+          <v:rect style="width:0;height:1.5pt" o:hralign="center" o:hrstd="t" o:hr="t"/>
+        </w:pict>
+      </w:r>
+    </w:p>
+    <w:bookmarkEnd w:id="42"/>
+    <w:bookmarkEnd w:id="43"/>
+    <w:bookmarkStart w:id="45" w:name="s3.-derivation-of-iv-estimator"/>
+    <w:p>
+      <w:pPr>
+        <w:pStyle w:val="Heading3"/>
+      </w:pPr>
+      <w:r>
+        <w:t xml:space="preserve">S3. Derivation of IV Estimator</w:t>
       </w:r>
     </w:p>
     <w:p>
@@ -8277,14 +10415,55 @@
         </m:sSub>
       </m:oMath>
     </w:p>
-    <w:bookmarkEnd w:id="32"/>
-    <w:bookmarkStart w:id="33" w:name="Xedea51d624ed40937beeb4c9adf3e2ed13b04b5"/>
+    <w:bookmarkStart w:id="44" w:name="mathematical-intuition"/>
+    <w:p>
+      <w:pPr>
+        <w:pStyle w:val="Heading4"/>
+      </w:pPr>
+      <w:r>
+        <w:t xml:space="preserve">Mathematical Intuition</w:t>
+      </w:r>
+    </w:p>
+    <w:p>
+      <w:pPr>
+        <w:pStyle w:val="FirstParagraph"/>
+      </w:pPr>
+      <w:r>
+        <w:t xml:space="preserve">If we denote Z = ecDNA (instrument), X = EGFR expression (exposure), Y = Migration (outcome), and U = Hypoxia (confounder):</w:t>
+      </w:r>
+    </w:p>
+    <w:p>
+      <w:pPr>
+        <w:pStyle w:val="BodyText"/>
+      </w:pPr>
+      <w:r>
+        <w:t xml:space="preserve">The problem with OLS: Cov(X, U) ≠ 0 (EGFR is correlated with hypoxia)</w:t>
+      </w:r>
+    </w:p>
+    <w:p>
+      <w:pPr>
+        <w:pStyle w:val="BodyText"/>
+      </w:pPr>
+      <w:r>
+        <w:t xml:space="preserve">2SLS solution: Use X̂ = E[X|Z] instead. Since Cov(Z, U) = 0 (ecDNA is random), we have Cov(X̂, U) = 0.</w:t>
+      </w:r>
+    </w:p>
+    <w:p>
+      <w:r>
+        <w:pict>
+          <v:rect style="width:0;height:1.5pt" o:hralign="center" o:hrstd="t" o:hr="t"/>
+        </w:pict>
+      </w:r>
+    </w:p>
+    <w:bookmarkEnd w:id="44"/>
+    <w:bookmarkEnd w:id="45"/>
+    <w:bookmarkStart w:id="47" w:name="X3e60d99d348b3db132cf5a2309ef325329a2d20"/>
     <w:p>
       <w:pPr>
         <w:pStyle w:val="Heading3"/>
       </w:pPr>
       <w:r>
-        <w:t xml:space="preserve">S2. Two-Stage Least Squares Implementation</w:t>
+        <w:t xml:space="preserve">S4. Two-Stage Least Squares Implementation</w:t>
       </w:r>
     </w:p>
     <w:p>
@@ -8498,6 +10677,14 @@
         <w:pStyle w:val="BodyText"/>
       </w:pPr>
       <w:r>
+        <w:t xml:space="preserve">This captures only the variation in EGFR that is caused by ecDNA (the random part).</w:t>
+      </w:r>
+    </w:p>
+    <w:p>
+      <w:pPr>
+        <w:pStyle w:val="BodyText"/>
+      </w:pPr>
+      <w:r>
         <w:rPr>
           <w:b/>
           <w:bCs/>
@@ -8669,19 +10856,90 @@
         <w:t xml:space="preserve">Standard errors are computed using the robust sandwich estimator to account for the two-stage procedure.</w:t>
       </w:r>
     </w:p>
-    <w:bookmarkEnd w:id="33"/>
-    <w:bookmarkStart w:id="34" w:name="s3.-sibling-comparison-derivation"/>
+    <w:bookmarkStart w:id="46" w:name="why-this-works"/>
+    <w:p>
+      <w:pPr>
+        <w:pStyle w:val="Heading4"/>
+      </w:pPr>
+      <w:r>
+        <w:t xml:space="preserve">Why This Works</w:t>
+      </w:r>
+    </w:p>
+    <w:p>
+      <w:pPr>
+        <w:pStyle w:val="FirstParagraph"/>
+      </w:pPr>
+      <w:r>
+        <w:t xml:space="preserve">The coefficient β₁ is the causal effect of gene expression on the outcome. Confounding is removed because we only use variation in expression that comes from the random instrument. Any correlation between EGFR_predicted and migration must be causal, because the randomness ensures no confounding.</w:t>
+      </w:r>
+    </w:p>
+    <w:p>
+      <w:r>
+        <w:pict>
+          <v:rect style="width:0;height:1.5pt" o:hralign="center" o:hrstd="t" o:hr="t"/>
+        </w:pict>
+      </w:r>
+    </w:p>
+    <w:bookmarkEnd w:id="46"/>
+    <w:bookmarkEnd w:id="47"/>
+    <w:bookmarkStart w:id="48" w:name="s5.-sibling-comparison-design"/>
     <w:p>
       <w:pPr>
         <w:pStyle w:val="Heading3"/>
       </w:pPr>
       <w:r>
-        <w:t xml:space="preserve">S3. Sibling Comparison Derivation</w:t>
+        <w:t xml:space="preserve">S5. Sibling Comparison Design</w:t>
       </w:r>
     </w:p>
     <w:p>
       <w:pPr>
         <w:pStyle w:val="FirstParagraph"/>
+      </w:pPr>
+      <w:r>
+        <w:t xml:space="preserve">The sibling comparison design compares cells that share a parent, eliminating all shared confounders.</w:t>
+      </w:r>
+    </w:p>
+    <w:p>
+      <w:pPr>
+        <w:pStyle w:val="BodyText"/>
+      </w:pPr>
+      <w:r>
+        <w:t xml:space="preserve">For each division event:</w:t>
+      </w:r>
+      <w:r>
+        <w:t xml:space="preserve"> </w:t>
+      </w:r>
+      <w:r>
+        <w:t xml:space="preserve">- Parent: ecDNA = N</w:t>
+      </w:r>
+      <w:r>
+        <w:t xml:space="preserve"> </w:t>
+      </w:r>
+      <w:r>
+        <w:t xml:space="preserve">- Daughter A: ecDNA = N_A</w:t>
+      </w:r>
+      <w:r>
+        <w:t xml:space="preserve"> </w:t>
+      </w:r>
+      <w:r>
+        <w:t xml:space="preserve">- Daughter B: ecDNA = N_B (where N_A + N_B ≈ N’)</w:t>
+      </w:r>
+    </w:p>
+    <w:p>
+      <w:pPr>
+        <w:pStyle w:val="BodyText"/>
+      </w:pPr>
+      <w:r>
+        <w:rPr>
+          <w:b/>
+          <w:bCs/>
+        </w:rPr>
+        <w:t xml:space="preserve">The sibling difference model:</w:t>
+      </w:r>
+    </w:p>
+    <w:p>
+      <w:pPr>
+        <w:pStyle w:val="BodyText"/>
       </w:pPr>
       <w:r>
         <w:t xml:space="preserve">For siblings A and B from the same division:</w:t>
@@ -8843,14 +11101,6 @@
           <m:t>)</m:t>
         </m:r>
       </m:oMath>
-    </w:p>
-    <w:p>
-      <w:pPr>
-        <w:pStyle w:val="BodyText"/>
-      </w:pPr>
-      <w:r>
-        <w:t xml:space="preserve">The sibling difference model:</w:t>
-      </w:r>
     </w:p>
     <w:p>
       <w:pPr>
@@ -9208,17 +11458,1473 @@
         <w:pStyle w:val="BodyText"/>
       </w:pPr>
       <w:r>
-        <w:t xml:space="preserve">The sibling estimator controls for all shared confounders, including unobserved ones.</w:t>
-      </w:r>
-    </w:p>
-    <w:bookmarkEnd w:id="34"/>
-    <w:bookmarkStart w:id="35" w:name="s4.-rosenbaum-bounds-calculation"/>
+        <w:t xml:space="preserve">This design removes all confounders shared between siblings, including genetics, location at birth, and time of origin. The only remaining variation is the random segregation difference.</w:t>
+      </w:r>
+    </w:p>
+    <w:p>
+      <w:r>
+        <w:pict>
+          <v:rect style="width:0;height:1.5pt" o:hralign="center" o:hrstd="t" o:hr="t"/>
+        </w:pict>
+      </w:r>
+    </w:p>
+    <w:bookmarkEnd w:id="48"/>
+    <w:bookmarkStart w:id="49" w:name="s6.-fixed-effects-panel-regression"/>
     <w:p>
       <w:pPr>
         <w:pStyle w:val="Heading3"/>
       </w:pPr>
       <w:r>
-        <w:t xml:space="preserve">S4. Rosenbaum Bounds Calculation</w:t>
+        <w:t xml:space="preserve">S6. Fixed Effects Panel Regression</w:t>
+      </w:r>
+    </w:p>
+    <w:p>
+      <w:pPr>
+        <w:pStyle w:val="FirstParagraph"/>
+      </w:pPr>
+      <w:r>
+        <w:t xml:space="preserve">Controls for cell-level and time-level confounders using panel data.</w:t>
+      </w:r>
+    </w:p>
+    <w:p>
+      <w:pPr>
+        <w:pStyle w:val="BodyText"/>
+      </w:pPr>
+      <w:r>
+        <w:rPr>
+          <w:b/>
+          <w:bCs/>
+        </w:rPr>
+        <w:t xml:space="preserve">Model:</w:t>
+      </w:r>
+    </w:p>
+    <w:p>
+      <w:pPr>
+        <w:pStyle w:val="BodyText"/>
+      </w:pPr>
+      <m:oMathPara>
+        <m:oMathParaPr>
+          <m:jc m:val="center"/>
+        </m:oMathParaPr>
+        <m:oMath>
+          <m:sSub>
+            <m:e>
+              <m:r>
+                <m:t>Y</m:t>
+              </m:r>
+            </m:e>
+            <m:sub>
+              <m:r>
+                <m:t>i</m:t>
+              </m:r>
+              <m:r>
+                <m:t>t</m:t>
+              </m:r>
+            </m:sub>
+          </m:sSub>
+          <m:r>
+            <m:rPr>
+              <m:sty m:val="p"/>
+            </m:rPr>
+            <m:t>=</m:t>
+          </m:r>
+          <m:r>
+            <m:t>β</m:t>
+          </m:r>
+          <m:r>
+            <m:rPr>
+              <m:sty m:val="p"/>
+            </m:rPr>
+            <m:t>⋅</m:t>
+          </m:r>
+          <m:r>
+            <m:t>e</m:t>
+          </m:r>
+          <m:r>
+            <m:t>c</m:t>
+          </m:r>
+          <m:r>
+            <m:t>D</m:t>
+          </m:r>
+          <m:r>
+            <m:t>N</m:t>
+          </m:r>
+          <m:sSub>
+            <m:e>
+              <m:r>
+                <m:t>A</m:t>
+              </m:r>
+            </m:e>
+            <m:sub>
+              <m:r>
+                <m:t>i</m:t>
+              </m:r>
+              <m:r>
+                <m:t>t</m:t>
+              </m:r>
+            </m:sub>
+          </m:sSub>
+          <m:r>
+            <m:rPr>
+              <m:sty m:val="p"/>
+            </m:rPr>
+            <m:t>+</m:t>
+          </m:r>
+          <m:sSub>
+            <m:e>
+              <m:r>
+                <m:t>α</m:t>
+              </m:r>
+            </m:e>
+            <m:sub>
+              <m:r>
+                <m:t>i</m:t>
+              </m:r>
+            </m:sub>
+          </m:sSub>
+          <m:r>
+            <m:rPr>
+              <m:sty m:val="p"/>
+            </m:rPr>
+            <m:t>+</m:t>
+          </m:r>
+          <m:sSub>
+            <m:e>
+              <m:r>
+                <m:t>τ</m:t>
+              </m:r>
+            </m:e>
+            <m:sub>
+              <m:r>
+                <m:t>t</m:t>
+              </m:r>
+            </m:sub>
+          </m:sSub>
+          <m:r>
+            <m:rPr>
+              <m:sty m:val="p"/>
+            </m:rPr>
+            <m:t>+</m:t>
+          </m:r>
+          <m:sSub>
+            <m:e>
+              <m:r>
+                <m:t>ϵ</m:t>
+              </m:r>
+            </m:e>
+            <m:sub>
+              <m:r>
+                <m:t>i</m:t>
+              </m:r>
+              <m:r>
+                <m:t>t</m:t>
+              </m:r>
+            </m:sub>
+          </m:sSub>
+        </m:oMath>
+      </m:oMathPara>
+    </w:p>
+    <w:p>
+      <w:pPr>
+        <w:pStyle w:val="FirstParagraph"/>
+      </w:pPr>
+      <w:r>
+        <w:t xml:space="preserve">Where:</w:t>
+      </w:r>
+      <w:r>
+        <w:t xml:space="preserve"> </w:t>
+      </w:r>
+      <w:r>
+        <w:t xml:space="preserve">-</w:t>
+      </w:r>
+      <w:r>
+        <w:t xml:space="preserve"> </w:t>
+      </w:r>
+      <m:oMath>
+        <m:sSub>
+          <m:e>
+            <m:r>
+              <m:t>Y</m:t>
+            </m:r>
+          </m:e>
+          <m:sub>
+            <m:r>
+              <m:t>i</m:t>
+            </m:r>
+            <m:r>
+              <m:t>t</m:t>
+            </m:r>
+          </m:sub>
+        </m:sSub>
+      </m:oMath>
+      <w:r>
+        <w:t xml:space="preserve"> </w:t>
+      </w:r>
+      <w:r>
+        <w:t xml:space="preserve">= outcome for cell i at time t</w:t>
+      </w:r>
+      <w:r>
+        <w:t xml:space="preserve"> </w:t>
+      </w:r>
+      <w:r>
+        <w:t xml:space="preserve">-</w:t>
+      </w:r>
+      <w:r>
+        <w:t xml:space="preserve"> </w:t>
+      </w:r>
+      <m:oMath>
+        <m:sSub>
+          <m:e>
+            <m:r>
+              <m:t>α</m:t>
+            </m:r>
+          </m:e>
+          <m:sub>
+            <m:r>
+              <m:t>i</m:t>
+            </m:r>
+          </m:sub>
+        </m:sSub>
+      </m:oMath>
+      <w:r>
+        <w:t xml:space="preserve"> </w:t>
+      </w:r>
+      <w:r>
+        <w:t xml:space="preserve">= cell fixed effect (controls lineage confounders)</w:t>
+      </w:r>
+      <w:r>
+        <w:t xml:space="preserve"> </w:t>
+      </w:r>
+      <w:r>
+        <w:t xml:space="preserve">-</w:t>
+      </w:r>
+      <w:r>
+        <w:t xml:space="preserve"> </w:t>
+      </w:r>
+      <m:oMath>
+        <m:sSub>
+          <m:e>
+            <m:r>
+              <m:t>τ</m:t>
+            </m:r>
+          </m:e>
+          <m:sub>
+            <m:r>
+              <m:t>t</m:t>
+            </m:r>
+          </m:sub>
+        </m:sSub>
+      </m:oMath>
+      <w:r>
+        <w:t xml:space="preserve"> </w:t>
+      </w:r>
+      <w:r>
+        <w:t xml:space="preserve">= time fixed effect (controls temporal confounders)</w:t>
+      </w:r>
+    </w:p>
+    <w:p>
+      <w:pPr>
+        <w:pStyle w:val="BodyText"/>
+      </w:pPr>
+      <w:r>
+        <w:t xml:space="preserve">This approach tracks individual cells over time and uses within-cell variation in ecDNA (after division events) to estimate causal effects.</w:t>
+      </w:r>
+    </w:p>
+    <w:p>
+      <w:r>
+        <w:pict>
+          <v:rect style="width:0;height:1.5pt" o:hralign="center" o:hrstd="t" o:hr="t"/>
+        </w:pict>
+      </w:r>
+    </w:p>
+    <w:bookmarkEnd w:id="49"/>
+    <w:bookmarkStart w:id="53" w:name="s7.-statistical-diagnostics"/>
+    <w:p>
+      <w:pPr>
+        <w:pStyle w:val="Heading3"/>
+      </w:pPr>
+      <w:r>
+        <w:t xml:space="preserve">S7. Statistical Diagnostics</w:t>
+      </w:r>
+    </w:p>
+    <w:bookmarkStart w:id="50" w:name="checking-instrument-strength"/>
+    <w:p>
+      <w:pPr>
+        <w:pStyle w:val="Heading4"/>
+      </w:pPr>
+      <w:r>
+        <w:t xml:space="preserve">Checking Instrument Strength</w:t>
+      </w:r>
+    </w:p>
+    <w:p>
+      <w:pPr>
+        <w:pStyle w:val="FirstParagraph"/>
+      </w:pPr>
+      <w:r>
+        <w:t xml:space="preserve">A weak instrument leads to biased 2SLS estimates.</w:t>
+      </w:r>
+    </w:p>
+    <w:p>
+      <w:pPr>
+        <w:pStyle w:val="BodyText"/>
+      </w:pPr>
+      <w:r>
+        <w:rPr>
+          <w:b/>
+          <w:bCs/>
+        </w:rPr>
+        <w:t xml:space="preserve">F-Statistic Test:</w:t>
+      </w:r>
+    </w:p>
+    <w:p>
+      <w:pPr>
+        <w:pStyle w:val="BodyText"/>
+      </w:pPr>
+      <w:r>
+        <w:t xml:space="preserve">First-stage regression: gene_expr ~ ecDNA + controls</w:t>
+      </w:r>
+    </w:p>
+    <w:p>
+      <w:pPr>
+        <w:pStyle w:val="BodyText"/>
+      </w:pPr>
+      <w:r>
+        <w:t xml:space="preserve">The F-statistic tests whether the coefficient on ecDNA is significantly different from zero.</w:t>
+      </w:r>
+    </w:p>
+    <w:tbl>
+      <w:tblPr>
+        <w:tblStyle w:val="Table"/>
+        <w:tblW w:type="auto" w:w="0"/>
+        <w:tblLook w:firstRow="1" w:lastRow="0" w:firstColumn="0" w:lastColumn="0" w:noHBand="0" w:noVBand="0" w:val="0020"/>
+      </w:tblPr>
+      <w:tblGrid>
+        <w:gridCol w:w="3960"/>
+        <w:gridCol w:w="3960"/>
+      </w:tblGrid>
+      <w:tr>
+        <w:trPr>
+          <w:tblHeader w:val="on"/>
+        </w:trPr>
+        <w:tc>
+          <w:tcPr/>
+          <w:p>
+            <w:pPr>
+              <w:pStyle w:val="Compact"/>
+            </w:pPr>
+            <w:r>
+              <w:t xml:space="preserve">F-Statistic</w:t>
+            </w:r>
+          </w:p>
+        </w:tc>
+        <w:tc>
+          <w:tcPr/>
+          <w:p>
+            <w:pPr>
+              <w:pStyle w:val="Compact"/>
+            </w:pPr>
+            <w:r>
+              <w:t xml:space="preserve">Interpretation</w:t>
+            </w:r>
+          </w:p>
+        </w:tc>
+      </w:tr>
+      <w:tr>
+        <w:tc>
+          <w:tcPr/>
+          <w:p>
+            <w:pPr>
+              <w:pStyle w:val="Compact"/>
+            </w:pPr>
+            <w:r>
+              <w:t xml:space="preserve">F &gt; 10</w:t>
+            </w:r>
+          </w:p>
+        </w:tc>
+        <w:tc>
+          <w:tcPr/>
+          <w:p>
+            <w:pPr>
+              <w:pStyle w:val="Compact"/>
+            </w:pPr>
+            <w:r>
+              <w:t xml:space="preserve">Strong instrument, 2SLS is reliable</w:t>
+            </w:r>
+          </w:p>
+        </w:tc>
+      </w:tr>
+      <w:tr>
+        <w:tc>
+          <w:tcPr/>
+          <w:p>
+            <w:pPr>
+              <w:pStyle w:val="Compact"/>
+            </w:pPr>
+            <w:r>
+              <w:t xml:space="preserve">F in [5, 10]</w:t>
+            </w:r>
+          </w:p>
+        </w:tc>
+        <w:tc>
+          <w:tcPr/>
+          <w:p>
+            <w:pPr>
+              <w:pStyle w:val="Compact"/>
+            </w:pPr>
+            <w:r>
+              <w:t xml:space="preserve">Moderate, some bias possible</w:t>
+            </w:r>
+          </w:p>
+        </w:tc>
+      </w:tr>
+      <w:tr>
+        <w:tc>
+          <w:tcPr/>
+          <w:p>
+            <w:pPr>
+              <w:pStyle w:val="Compact"/>
+            </w:pPr>
+            <w:r>
+              <w:t xml:space="preserve">F &lt; 5</w:t>
+            </w:r>
+          </w:p>
+        </w:tc>
+        <w:tc>
+          <w:tcPr/>
+          <w:p>
+            <w:pPr>
+              <w:pStyle w:val="Compact"/>
+            </w:pPr>
+            <w:r>
+              <w:t xml:space="preserve">Weak instrument, do NOT trust 2SLS</w:t>
+            </w:r>
+          </w:p>
+        </w:tc>
+      </w:tr>
+    </w:tbl>
+    <w:p>
+      <w:pPr>
+        <w:pStyle w:val="BodyText"/>
+      </w:pPr>
+      <w:r>
+        <w:t xml:space="preserve">In CAUSANTA, the instrument is strong by design (ecDNA directly determines phenotype), but always verify.</w:t>
+      </w:r>
+    </w:p>
+    <w:bookmarkEnd w:id="50"/>
+    <w:bookmarkStart w:id="51" w:name="checking-for-confounding"/>
+    <w:p>
+      <w:pPr>
+        <w:pStyle w:val="Heading4"/>
+      </w:pPr>
+      <w:r>
+        <w:t xml:space="preserve">Checking for Confounding</w:t>
+      </w:r>
+    </w:p>
+    <w:p>
+      <w:pPr>
+        <w:pStyle w:val="FirstParagraph"/>
+      </w:pPr>
+      <w:r>
+        <w:t xml:space="preserve">Compare estimates across methods:</w:t>
+      </w:r>
+    </w:p>
+    <w:tbl>
+      <w:tblPr>
+        <w:tblStyle w:val="Table"/>
+        <w:tblW w:type="auto" w:w="0"/>
+        <w:tblLook w:firstRow="1" w:lastRow="0" w:firstColumn="0" w:lastColumn="0" w:noHBand="0" w:noVBand="0" w:val="0020"/>
+      </w:tblPr>
+      <w:tblGrid>
+        <w:gridCol w:w="2640"/>
+        <w:gridCol w:w="2640"/>
+        <w:gridCol w:w="2640"/>
+      </w:tblGrid>
+      <w:tr>
+        <w:trPr>
+          <w:tblHeader w:val="on"/>
+        </w:trPr>
+        <w:tc>
+          <w:tcPr/>
+          <w:p>
+            <w:pPr>
+              <w:pStyle w:val="Compact"/>
+            </w:pPr>
+            <w:r>
+              <w:t xml:space="preserve">Method</w:t>
+            </w:r>
+          </w:p>
+        </w:tc>
+        <w:tc>
+          <w:tcPr/>
+          <w:p>
+            <w:pPr>
+              <w:pStyle w:val="Compact"/>
+            </w:pPr>
+            <w:r>
+              <w:t xml:space="preserve">Estimate</w:t>
+            </w:r>
+          </w:p>
+        </w:tc>
+        <w:tc>
+          <w:tcPr/>
+          <w:p>
+            <w:pPr>
+              <w:pStyle w:val="Compact"/>
+            </w:pPr>
+            <w:r>
+              <w:t xml:space="preserve">If Confounded…</w:t>
+            </w:r>
+          </w:p>
+        </w:tc>
+      </w:tr>
+      <w:tr>
+        <w:tc>
+          <w:tcPr/>
+          <w:p>
+            <w:pPr>
+              <w:pStyle w:val="Compact"/>
+            </w:pPr>
+            <w:r>
+              <w:t xml:space="preserve">OLS</w:t>
+            </w:r>
+          </w:p>
+        </w:tc>
+        <w:tc>
+          <w:tcPr/>
+          <w:p>
+            <w:pPr>
+              <w:pStyle w:val="Compact"/>
+            </w:pPr>
+            <w:r>
+              <w:t xml:space="preserve">β_OLS</w:t>
+            </w:r>
+          </w:p>
+        </w:tc>
+        <w:tc>
+          <w:tcPr/>
+          <w:p>
+            <w:pPr>
+              <w:pStyle w:val="Compact"/>
+            </w:pPr>
+            <w:r>
+              <w:t xml:space="preserve">Biased toward confounder effect</w:t>
+            </w:r>
+          </w:p>
+        </w:tc>
+      </w:tr>
+      <w:tr>
+        <w:tc>
+          <w:tcPr/>
+          <w:p>
+            <w:pPr>
+              <w:pStyle w:val="Compact"/>
+            </w:pPr>
+            <w:r>
+              <w:t xml:space="preserve">2SLS/IV</w:t>
+            </w:r>
+          </w:p>
+        </w:tc>
+        <w:tc>
+          <w:tcPr/>
+          <w:p>
+            <w:pPr>
+              <w:pStyle w:val="Compact"/>
+            </w:pPr>
+            <w:r>
+              <w:t xml:space="preserve">β_IV</w:t>
+            </w:r>
+          </w:p>
+        </w:tc>
+        <w:tc>
+          <w:tcPr/>
+          <w:p>
+            <w:pPr>
+              <w:pStyle w:val="Compact"/>
+            </w:pPr>
+            <w:r>
+              <w:t xml:space="preserve">Unbiased (if instrument valid)</w:t>
+            </w:r>
+          </w:p>
+        </w:tc>
+      </w:tr>
+      <w:tr>
+        <w:tc>
+          <w:tcPr/>
+          <w:p>
+            <w:pPr>
+              <w:pStyle w:val="Compact"/>
+            </w:pPr>
+            <w:r>
+              <w:t xml:space="preserve">Sibling</w:t>
+            </w:r>
+          </w:p>
+        </w:tc>
+        <w:tc>
+          <w:tcPr/>
+          <w:p>
+            <w:pPr>
+              <w:pStyle w:val="Compact"/>
+            </w:pPr>
+            <w:r>
+              <w:t xml:space="preserve">β_sib</w:t>
+            </w:r>
+          </w:p>
+        </w:tc>
+        <w:tc>
+          <w:tcPr/>
+          <w:p>
+            <w:pPr>
+              <w:pStyle w:val="Compact"/>
+            </w:pPr>
+            <w:r>
+              <w:t xml:space="preserve">Unbiased (controls shared confounders)</w:t>
+            </w:r>
+          </w:p>
+        </w:tc>
+      </w:tr>
+    </w:tbl>
+    <w:p>
+      <w:pPr>
+        <w:pStyle w:val="BodyText"/>
+      </w:pPr>
+      <w:r>
+        <w:rPr>
+          <w:b/>
+          <w:bCs/>
+        </w:rPr>
+        <w:t xml:space="preserve">Key diagnostic:</w:t>
+      </w:r>
+      <w:r>
+        <w:t xml:space="preserve"> </w:t>
+      </w:r>
+      <w:r>
+        <w:t xml:space="preserve">If β_OLS differs significantly from β_IV, confounding is present.</w:t>
+      </w:r>
+    </w:p>
+    <w:bookmarkEnd w:id="51"/>
+    <w:bookmarkStart w:id="52" w:name="heterogeneity-analysis"/>
+    <w:p>
+      <w:pPr>
+        <w:pStyle w:val="Heading4"/>
+      </w:pPr>
+      <w:r>
+        <w:t xml:space="preserve">Heterogeneity Analysis</w:t>
+      </w:r>
+    </w:p>
+    <w:p>
+      <w:pPr>
+        <w:pStyle w:val="FirstParagraph"/>
+      </w:pPr>
+      <w:r>
+        <w:t xml:space="preserve">Check if effects vary by subgroup (e.g., near vs. far from vessel). If effects differ substantially, there may be effect modification (true heterogeneity) or residual confounding (invalid instrument in subgroup).</w:t>
+      </w:r>
+    </w:p>
+    <w:p>
+      <w:r>
+        <w:pict>
+          <v:rect style="width:0;height:1.5pt" o:hralign="center" o:hrstd="t" o:hr="t"/>
+        </w:pict>
+      </w:r>
+    </w:p>
+    <w:bookmarkEnd w:id="52"/>
+    <w:bookmarkEnd w:id="53"/>
+    <w:bookmarkStart w:id="56" w:name="s8.-working-with-lineage-data"/>
+    <w:p>
+      <w:pPr>
+        <w:pStyle w:val="Heading3"/>
+      </w:pPr>
+      <w:r>
+        <w:t xml:space="preserve">S8. Working with Lineage Data</w:t>
+      </w:r>
+    </w:p>
+    <w:bookmarkStart w:id="54" w:name="data-structure"/>
+    <w:p>
+      <w:pPr>
+        <w:pStyle w:val="Heading4"/>
+      </w:pPr>
+      <w:r>
+        <w:t xml:space="preserve">Data Structure</w:t>
+      </w:r>
+    </w:p>
+    <w:p>
+      <w:pPr>
+        <w:pStyle w:val="FirstParagraph"/>
+      </w:pPr>
+      <w:r>
+        <w:t xml:space="preserve">The lineage.tsv file records every division event:</w:t>
+      </w:r>
+    </w:p>
+    <w:tbl>
+      <w:tblPr>
+        <w:tblStyle w:val="Table"/>
+        <w:tblW w:type="auto" w:w="0"/>
+        <w:tblLook w:firstRow="1" w:lastRow="0" w:firstColumn="0" w:lastColumn="0" w:noHBand="0" w:noVBand="0" w:val="0020"/>
+      </w:tblPr>
+      <w:tblGrid>
+        <w:gridCol w:w="3960"/>
+        <w:gridCol w:w="3960"/>
+      </w:tblGrid>
+      <w:tr>
+        <w:trPr>
+          <w:tblHeader w:val="on"/>
+        </w:trPr>
+        <w:tc>
+          <w:tcPr/>
+          <w:p>
+            <w:pPr>
+              <w:pStyle w:val="Compact"/>
+            </w:pPr>
+            <w:r>
+              <w:t xml:space="preserve">Column</w:t>
+            </w:r>
+          </w:p>
+        </w:tc>
+        <w:tc>
+          <w:tcPr/>
+          <w:p>
+            <w:pPr>
+              <w:pStyle w:val="Compact"/>
+            </w:pPr>
+            <w:r>
+              <w:t xml:space="preserve">Description</w:t>
+            </w:r>
+          </w:p>
+        </w:tc>
+      </w:tr>
+      <w:tr>
+        <w:tc>
+          <w:tcPr/>
+          <w:p>
+            <w:pPr>
+              <w:pStyle w:val="Compact"/>
+            </w:pPr>
+            <w:r>
+              <w:t xml:space="preserve">time_hr</w:t>
+            </w:r>
+          </w:p>
+        </w:tc>
+        <w:tc>
+          <w:tcPr/>
+          <w:p>
+            <w:pPr>
+              <w:pStyle w:val="Compact"/>
+            </w:pPr>
+            <w:r>
+              <w:t xml:space="preserve">Simulation time of division</w:t>
+            </w:r>
+          </w:p>
+        </w:tc>
+      </w:tr>
+      <w:tr>
+        <w:tc>
+          <w:tcPr/>
+          <w:p>
+            <w:pPr>
+              <w:pStyle w:val="Compact"/>
+            </w:pPr>
+            <w:r>
+              <w:t xml:space="preserve">parent_id</w:t>
+            </w:r>
+          </w:p>
+        </w:tc>
+        <w:tc>
+          <w:tcPr/>
+          <w:p>
+            <w:pPr>
+              <w:pStyle w:val="Compact"/>
+            </w:pPr>
+            <w:r>
+              <w:t xml:space="preserve">ID of parent cell</w:t>
+            </w:r>
+          </w:p>
+        </w:tc>
+      </w:tr>
+      <w:tr>
+        <w:tc>
+          <w:tcPr/>
+          <w:p>
+            <w:pPr>
+              <w:pStyle w:val="Compact"/>
+            </w:pPr>
+            <w:r>
+              <w:t xml:space="preserve">parent_ecDNA_before</w:t>
+            </w:r>
+          </w:p>
+        </w:tc>
+        <w:tc>
+          <w:tcPr/>
+          <w:p>
+            <w:pPr>
+              <w:pStyle w:val="Compact"/>
+            </w:pPr>
+            <w:r>
+              <w:t xml:space="preserve">Parent’s ecDNA before segregation</w:t>
+            </w:r>
+          </w:p>
+        </w:tc>
+      </w:tr>
+      <w:tr>
+        <w:tc>
+          <w:tcPr/>
+          <w:p>
+            <w:pPr>
+              <w:pStyle w:val="Compact"/>
+            </w:pPr>
+            <w:r>
+              <w:t xml:space="preserve">parent_ecDNA_after</w:t>
+            </w:r>
+          </w:p>
+        </w:tc>
+        <w:tc>
+          <w:tcPr/>
+          <w:p>
+            <w:pPr>
+              <w:pStyle w:val="Compact"/>
+            </w:pPr>
+            <w:r>
+              <w:t xml:space="preserve">Parent’s ecDNA after segregation</w:t>
+            </w:r>
+          </w:p>
+        </w:tc>
+      </w:tr>
+      <w:tr>
+        <w:tc>
+          <w:tcPr/>
+          <w:p>
+            <w:pPr>
+              <w:pStyle w:val="Compact"/>
+            </w:pPr>
+            <w:r>
+              <w:t xml:space="preserve">daughter_id</w:t>
+            </w:r>
+          </w:p>
+        </w:tc>
+        <w:tc>
+          <w:tcPr/>
+          <w:p>
+            <w:pPr>
+              <w:pStyle w:val="Compact"/>
+            </w:pPr>
+            <w:r>
+              <w:t xml:space="preserve">ID of new daughter cell</w:t>
+            </w:r>
+          </w:p>
+        </w:tc>
+      </w:tr>
+      <w:tr>
+        <w:tc>
+          <w:tcPr/>
+          <w:p>
+            <w:pPr>
+              <w:pStyle w:val="Compact"/>
+            </w:pPr>
+            <w:r>
+              <w:t xml:space="preserve">daughter_ecDNA</w:t>
+            </w:r>
+          </w:p>
+        </w:tc>
+        <w:tc>
+          <w:tcPr/>
+          <w:p>
+            <w:pPr>
+              <w:pStyle w:val="Compact"/>
+            </w:pPr>
+            <w:r>
+              <w:t xml:space="preserve">Daughter’s ecDNA count</w:t>
+            </w:r>
+          </w:p>
+        </w:tc>
+      </w:tr>
+      <w:tr>
+        <w:tc>
+          <w:tcPr/>
+          <w:p>
+            <w:pPr>
+              <w:pStyle w:val="Compact"/>
+            </w:pPr>
+            <w:r>
+              <w:t xml:space="preserve">x, y</w:t>
+            </w:r>
+          </w:p>
+        </w:tc>
+        <w:tc>
+          <w:tcPr/>
+          <w:p>
+            <w:pPr>
+              <w:pStyle w:val="Compact"/>
+            </w:pPr>
+            <w:r>
+              <w:t xml:space="preserve">Location of division</w:t>
+            </w:r>
+          </w:p>
+        </w:tc>
+      </w:tr>
+      <w:tr>
+        <w:tc>
+          <w:tcPr/>
+          <w:p>
+            <w:pPr>
+              <w:pStyle w:val="Compact"/>
+            </w:pPr>
+            <w:r>
+              <w:t xml:space="preserve">generation</w:t>
+            </w:r>
+          </w:p>
+        </w:tc>
+        <w:tc>
+          <w:tcPr/>
+          <w:p>
+            <w:pPr>
+              <w:pStyle w:val="Compact"/>
+            </w:pPr>
+            <w:r>
+              <w:t xml:space="preserve">Generation number in lineage</w:t>
+            </w:r>
+          </w:p>
+        </w:tc>
+      </w:tr>
+    </w:tbl>
+    <w:bookmarkEnd w:id="54"/>
+    <w:bookmarkStart w:id="55" w:name="reconstructing-lineage-trees"/>
+    <w:p>
+      <w:pPr>
+        <w:pStyle w:val="Heading4"/>
+      </w:pPr>
+      <w:r>
+        <w:t xml:space="preserve">Reconstructing Lineage Trees</w:t>
+      </w:r>
+    </w:p>
+    <w:p>
+      <w:pPr>
+        <w:pStyle w:val="FirstParagraph"/>
+      </w:pPr>
+      <w:r>
+        <w:t xml:space="preserve">Lineage data can be represented as a directed graph where nodes are cells and edges represent division events. This enables:</w:t>
+      </w:r>
+      <w:r>
+        <w:t xml:space="preserve"> </w:t>
+      </w:r>
+      <w:r>
+        <w:t xml:space="preserve">- Finding all descendants of the original tumor</w:t>
+      </w:r>
+      <w:r>
+        <w:t xml:space="preserve"> </w:t>
+      </w:r>
+      <w:r>
+        <w:t xml:space="preserve">- Computing ecDNA trajectories through lineages</w:t>
+      </w:r>
+      <w:r>
+        <w:t xml:space="preserve"> </w:t>
+      </w:r>
+      <w:r>
+        <w:t xml:space="preserve">- Identifying sibling pairs for comparison analysis</w:t>
+      </w:r>
+    </w:p>
+    <w:p>
+      <w:r>
+        <w:pict>
+          <v:rect style="width:0;height:1.5pt" o:hralign="center" o:hrstd="t" o:hr="t"/>
+        </w:pict>
+      </w:r>
+    </w:p>
+    <w:bookmarkEnd w:id="55"/>
+    <w:bookmarkEnd w:id="56"/>
+    <w:bookmarkStart w:id="60" w:name="s9.-spatial-analysis-methods"/>
+    <w:p>
+      <w:pPr>
+        <w:pStyle w:val="Heading3"/>
+      </w:pPr>
+      <w:r>
+        <w:t xml:space="preserve">S9. Spatial Analysis Methods</w:t>
+      </w:r>
+    </w:p>
+    <w:bookmarkStart w:id="57" w:name="nutrient-gradients"/>
+    <w:p>
+      <w:pPr>
+        <w:pStyle w:val="Heading4"/>
+      </w:pPr>
+      <w:r>
+        <w:t xml:space="preserve">Nutrient Gradients</w:t>
+      </w:r>
+    </w:p>
+    <w:p>
+      <w:pPr>
+        <w:pStyle w:val="FirstParagraph"/>
+      </w:pPr>
+      <w:r>
+        <w:t xml:space="preserve">Oxygen and glucose form gradients from vessels into the tissue. The hypoxia threshold (approximately 10 mmHg) is critical: below this, cells switch to the Go phenotype (increased migration) and cannot proliferate.</w:t>
+      </w:r>
+    </w:p>
+    <w:bookmarkEnd w:id="57"/>
+    <w:bookmarkStart w:id="58" w:name="spatial-confounding"/>
+    <w:p>
+      <w:pPr>
+        <w:pStyle w:val="Heading4"/>
+      </w:pPr>
+      <w:r>
+        <w:t xml:space="preserve">Spatial Confounding</w:t>
+      </w:r>
+    </w:p>
+    <w:p>
+      <w:pPr>
+        <w:pStyle w:val="FirstParagraph"/>
+      </w:pPr>
+      <w:r>
+        <w:t xml:space="preserve">Location can confound ecDNA-phenotype relationships if selection operates spatially. If high-ecDNA cells are more likely to survive in certain locations, this can bias estimates. Test by checking whether ecDNA correlates with vessel distance.</w:t>
+      </w:r>
+    </w:p>
+    <w:bookmarkEnd w:id="58"/>
+    <w:bookmarkStart w:id="59" w:name="spatial-regression"/>
+    <w:p>
+      <w:pPr>
+        <w:pStyle w:val="Heading4"/>
+      </w:pPr>
+      <w:r>
+        <w:t xml:space="preserve">Spatial Regression</w:t>
+      </w:r>
+    </w:p>
+    <w:p>
+      <w:pPr>
+        <w:pStyle w:val="FirstParagraph"/>
+      </w:pPr>
+      <w:r>
+        <w:t xml:space="preserve">Control for location in regressions by including spatial coordinates and distance to center as covariates.</w:t>
+      </w:r>
+    </w:p>
+    <w:p>
+      <w:r>
+        <w:pict>
+          <v:rect style="width:0;height:1.5pt" o:hralign="center" o:hrstd="t" o:hr="t"/>
+        </w:pict>
+      </w:r>
+    </w:p>
+    <w:bookmarkEnd w:id="59"/>
+    <w:bookmarkEnd w:id="60"/>
+    <w:bookmarkStart w:id="63" w:name="s10.-time-series-analysis"/>
+    <w:p>
+      <w:pPr>
+        <w:pStyle w:val="Heading3"/>
+      </w:pPr>
+      <w:r>
+        <w:t xml:space="preserve">S10. Time-Series Analysis</w:t>
+      </w:r>
+    </w:p>
+    <w:bookmarkStart w:id="61" w:name="growth-curve-fitting"/>
+    <w:p>
+      <w:pPr>
+        <w:pStyle w:val="Heading4"/>
+      </w:pPr>
+      <w:r>
+        <w:t xml:space="preserve">Growth Curve Fitting</w:t>
+      </w:r>
+    </w:p>
+    <w:p>
+      <w:pPr>
+        <w:pStyle w:val="FirstParagraph"/>
+      </w:pPr>
+      <w:r>
+        <w:t xml:space="preserve">Fit standard growth models to tumor dynamics:</w:t>
+      </w:r>
+    </w:p>
+    <w:tbl>
+      <w:tblPr>
+        <w:tblStyle w:val="Table"/>
+        <w:tblW w:type="pct" w:w="5000"/>
+        <w:tblLayout w:type="fixed"/>
+        <w:tblLook w:firstRow="1" w:lastRow="0" w:firstColumn="0" w:lastColumn="0" w:noHBand="0" w:noVBand="0" w:val="0020"/>
+      </w:tblPr>
+      <w:tblGrid>
+        <w:gridCol w:w="2053"/>
+        <w:gridCol w:w="2933"/>
+        <w:gridCol w:w="2933"/>
+      </w:tblGrid>
+      <w:tr>
+        <w:trPr>
+          <w:tblHeader w:val="on"/>
+        </w:trPr>
+        <w:tc>
+          <w:tcPr/>
+          <w:p>
+            <w:pPr>
+              <w:pStyle w:val="Compact"/>
+            </w:pPr>
+            <w:r>
+              <w:t xml:space="preserve">Model</w:t>
+            </w:r>
+          </w:p>
+        </w:tc>
+        <w:tc>
+          <w:tcPr/>
+          <w:p>
+            <w:pPr>
+              <w:pStyle w:val="Compact"/>
+            </w:pPr>
+            <w:r>
+              <w:t xml:space="preserve">Equation</w:t>
+            </w:r>
+          </w:p>
+        </w:tc>
+        <w:tc>
+          <w:tcPr/>
+          <w:p>
+            <w:pPr>
+              <w:pStyle w:val="Compact"/>
+            </w:pPr>
+            <w:r>
+              <w:t xml:space="preserve">Use Case</w:t>
+            </w:r>
+          </w:p>
+        </w:tc>
+      </w:tr>
+      <w:tr>
+        <w:tc>
+          <w:tcPr/>
+          <w:p>
+            <w:pPr>
+              <w:pStyle w:val="Compact"/>
+            </w:pPr>
+            <w:r>
+              <w:t xml:space="preserve">Exponential</w:t>
+            </w:r>
+          </w:p>
+        </w:tc>
+        <w:tc>
+          <w:tcPr/>
+          <w:p>
+            <w:pPr>
+              <w:pStyle w:val="Compact"/>
+            </w:pPr>
+            <w:r>
+              <w:t xml:space="preserve">N(t) = N0 × exp(r×t)</w:t>
+            </w:r>
+          </w:p>
+        </w:tc>
+        <w:tc>
+          <w:tcPr/>
+          <w:p>
+            <w:pPr>
+              <w:pStyle w:val="Compact"/>
+            </w:pPr>
+            <w:r>
+              <w:t xml:space="preserve">Unlimited growth, constant doubling time</w:t>
+            </w:r>
+          </w:p>
+        </w:tc>
+      </w:tr>
+      <w:tr>
+        <w:tc>
+          <w:tcPr/>
+          <w:p>
+            <w:pPr>
+              <w:pStyle w:val="Compact"/>
+            </w:pPr>
+            <w:r>
+              <w:t xml:space="preserve">Logistic</w:t>
+            </w:r>
+          </w:p>
+        </w:tc>
+        <w:tc>
+          <w:tcPr/>
+          <w:p>
+            <w:pPr>
+              <w:pStyle w:val="Compact"/>
+            </w:pPr>
+            <w:r>
+              <w:t xml:space="preserve">N(t) = K / (1 + ((K-N0)/N0) × exp(-r×t))</w:t>
+            </w:r>
+          </w:p>
+        </w:tc>
+        <w:tc>
+          <w:tcPr/>
+          <w:p>
+            <w:pPr>
+              <w:pStyle w:val="Compact"/>
+            </w:pPr>
+            <w:r>
+              <w:t xml:space="preserve">Carrying capacity K, S-shaped curve</w:t>
+            </w:r>
+          </w:p>
+        </w:tc>
+      </w:tr>
+      <w:tr>
+        <w:tc>
+          <w:tcPr/>
+          <w:p>
+            <w:pPr>
+              <w:pStyle w:val="Compact"/>
+            </w:pPr>
+            <w:r>
+              <w:t xml:space="preserve">Gompertz</w:t>
+            </w:r>
+          </w:p>
+        </w:tc>
+        <w:tc>
+          <w:tcPr/>
+          <w:p>
+            <w:pPr>
+              <w:pStyle w:val="Compact"/>
+            </w:pPr>
+            <w:r>
+              <w:t xml:space="preserve">N(t) = K × exp(-exp(a - b×t))</w:t>
+            </w:r>
+          </w:p>
+        </w:tc>
+        <w:tc>
+          <w:tcPr/>
+          <w:p>
+            <w:pPr>
+              <w:pStyle w:val="Compact"/>
+            </w:pPr>
+            <w:r>
+              <w:t xml:space="preserve">Asymmetric S-curve, common for tumors</w:t>
+            </w:r>
+          </w:p>
+        </w:tc>
+      </w:tr>
+    </w:tbl>
+    <w:bookmarkEnd w:id="61"/>
+    <w:bookmarkStart w:id="62" w:name="phase-detection"/>
+    <w:p>
+      <w:pPr>
+        <w:pStyle w:val="Heading4"/>
+      </w:pPr>
+      <w:r>
+        <w:t xml:space="preserve">Phase Detection</w:t>
+      </w:r>
+    </w:p>
+    <w:p>
+      <w:pPr>
+        <w:pStyle w:val="FirstParagraph"/>
+      </w:pPr>
+      <w:r>
+        <w:t xml:space="preserve">Identify growth phases automatically by computing local growth rate (derivative of log count) and classifying as lag (rate &lt; threshold, early), exponential (rate &gt; threshold), or plateau (rate &lt; threshold, late).</w:t>
+      </w:r>
+    </w:p>
+    <w:p>
+      <w:r>
+        <w:pict>
+          <v:rect style="width:0;height:1.5pt" o:hralign="center" o:hrstd="t" o:hr="t"/>
+        </w:pict>
+      </w:r>
+    </w:p>
+    <w:bookmarkEnd w:id="62"/>
+    <w:bookmarkEnd w:id="63"/>
+    <w:bookmarkStart w:id="68" w:name="s11.-common-pitfalls-and-solutions"/>
+    <w:p>
+      <w:pPr>
+        <w:pStyle w:val="Heading3"/>
+      </w:pPr>
+      <w:r>
+        <w:t xml:space="preserve">S11. Common Pitfalls and Solutions</w:t>
+      </w:r>
+    </w:p>
+    <w:bookmarkStart w:id="64" w:name="pitfall-1-selection-bias"/>
+    <w:p>
+      <w:pPr>
+        <w:pStyle w:val="Heading4"/>
+      </w:pPr>
+      <w:r>
+        <w:t xml:space="preserve">Pitfall 1: Selection Bias</w:t>
+      </w:r>
+    </w:p>
+    <w:p>
+      <w:pPr>
+        <w:pStyle w:val="FirstParagraph"/>
+      </w:pPr>
+      <w:r>
+        <w:rPr>
+          <w:b/>
+          <w:bCs/>
+        </w:rPr>
+        <w:t xml:space="preserve">Problem:</w:t>
+      </w:r>
+      <w:r>
+        <w:t xml:space="preserve"> </w:t>
+      </w:r>
+      <w:r>
+        <w:t xml:space="preserve">We only observe surviving cells. If high-ecDNA cells die more frequently, the survivors are</w:t>
+      </w:r>
+      <w:r>
+        <w:t xml:space="preserve"> </w:t>
+      </w:r>
+      <w:r>
+        <w:t xml:space="preserve">“special”</w:t>
+      </w:r>
+      <w:r>
+        <w:t xml:space="preserve"> </w:t>
+      </w:r>
+      <w:r>
+        <w:t xml:space="preserve">(lucky), and their phenotypes may not represent typical high-ecDNA cells.</w:t>
+      </w:r>
+    </w:p>
+    <w:p>
+      <w:pPr>
+        <w:pStyle w:val="BodyText"/>
+      </w:pPr>
+      <w:r>
+        <w:rPr>
+          <w:b/>
+          <w:bCs/>
+        </w:rPr>
+        <w:t xml:space="preserve">Solutions:</w:t>
+      </w:r>
+      <w:r>
+        <w:t xml:space="preserve"> </w:t>
+      </w:r>
+      <w:r>
+        <w:t xml:space="preserve">- Use lineage data to include all cells (dead and alive)</w:t>
+      </w:r>
+      <w:r>
+        <w:t xml:space="preserve"> </w:t>
+      </w:r>
+      <w:r>
+        <w:t xml:space="preserve">- Model death as a competing risk</w:t>
+      </w:r>
+      <w:r>
+        <w:t xml:space="preserve"> </w:t>
+      </w:r>
+      <w:r>
+        <w:t xml:space="preserve">- Use inverse probability weighting</w:t>
+      </w:r>
+    </w:p>
+    <w:bookmarkEnd w:id="64"/>
+    <w:bookmarkStart w:id="65" w:name="pitfall-2-time-varying-confounding"/>
+    <w:p>
+      <w:pPr>
+        <w:pStyle w:val="Heading4"/>
+      </w:pPr>
+      <w:r>
+        <w:t xml:space="preserve">Pitfall 2: Time-Varying Confounding</w:t>
+      </w:r>
+    </w:p>
+    <w:p>
+      <w:pPr>
+        <w:pStyle w:val="FirstParagraph"/>
+      </w:pPr>
+      <w:r>
+        <w:rPr>
+          <w:b/>
+          <w:bCs/>
+        </w:rPr>
+        <w:t xml:space="preserve">Problem:</w:t>
+      </w:r>
+      <w:r>
+        <w:t xml:space="preserve"> </w:t>
+      </w:r>
+      <w:r>
+        <w:t xml:space="preserve">The environment changes over time. At t=0, high O2 everywhere; at t=500, low O2 near tumor core. Cells born at different times face different environments.</w:t>
+      </w:r>
+    </w:p>
+    <w:p>
+      <w:pPr>
+        <w:pStyle w:val="BodyText"/>
+      </w:pPr>
+      <w:r>
+        <w:rPr>
+          <w:b/>
+          <w:bCs/>
+        </w:rPr>
+        <w:t xml:space="preserve">Solutions:</w:t>
+      </w:r>
+      <w:r>
+        <w:t xml:space="preserve"> </w:t>
+      </w:r>
+      <w:r>
+        <w:t xml:space="preserve">- Include time fixed effects</w:t>
+      </w:r>
+      <w:r>
+        <w:t xml:space="preserve"> </w:t>
+      </w:r>
+      <w:r>
+        <w:t xml:space="preserve">- Use within-time-window comparisons</w:t>
+      </w:r>
+      <w:r>
+        <w:t xml:space="preserve"> </w:t>
+      </w:r>
+      <w:r>
+        <w:t xml:space="preserve">- Control for local environment at time of measurement</w:t>
+      </w:r>
+    </w:p>
+    <w:bookmarkEnd w:id="65"/>
+    <w:bookmarkStart w:id="66" w:name="pitfall-3-measurement-error"/>
+    <w:p>
+      <w:pPr>
+        <w:pStyle w:val="Heading4"/>
+      </w:pPr>
+      <w:r>
+        <w:t xml:space="preserve">Pitfall 3: Measurement Error</w:t>
+      </w:r>
+    </w:p>
+    <w:p>
+      <w:pPr>
+        <w:pStyle w:val="FirstParagraph"/>
+      </w:pPr>
+      <w:r>
+        <w:rPr>
+          <w:b/>
+          <w:bCs/>
+        </w:rPr>
+        <w:t xml:space="preserve">Problem:</w:t>
+      </w:r>
+      <w:r>
+        <w:t xml:space="preserve"> </w:t>
+      </w:r>
+      <w:r>
+        <w:t xml:space="preserve">In real data, ecDNA count is estimated with error. Classical measurement error in X attenuates (biases toward zero) OLS estimates.</w:t>
+      </w:r>
+    </w:p>
+    <w:p>
+      <w:pPr>
+        <w:pStyle w:val="BodyText"/>
+      </w:pPr>
+      <w:r>
+        <w:rPr>
+          <w:b/>
+          <w:bCs/>
+        </w:rPr>
+        <w:t xml:space="preserve">Solution:</w:t>
+      </w:r>
+      <w:r>
+        <w:t xml:space="preserve"> </w:t>
+      </w:r>
+      <w:r>
+        <w:t xml:space="preserve">IV methods are robust to measurement error in the exposure. This is another reason to use ecDNA as an instrument.</w:t>
+      </w:r>
+    </w:p>
+    <w:bookmarkEnd w:id="66"/>
+    <w:bookmarkStart w:id="67" w:name="pitfall-4-multiple-testing"/>
+    <w:p>
+      <w:pPr>
+        <w:pStyle w:val="Heading4"/>
+      </w:pPr>
+      <w:r>
+        <w:t xml:space="preserve">Pitfall 4: Multiple Testing</w:t>
+      </w:r>
+    </w:p>
+    <w:p>
+      <w:pPr>
+        <w:pStyle w:val="FirstParagraph"/>
+      </w:pPr>
+      <w:r>
+        <w:t xml:space="preserve">When testing multiple causal effects (α, β, δ, γ), adjust for multiplicity using Bonferroni correction (α_adjusted = 0.05 / number of tests) or FDR correction (Benjamini-Hochberg).</w:t>
+      </w:r>
+    </w:p>
+    <w:p>
+      <w:r>
+        <w:pict>
+          <v:rect style="width:0;height:1.5pt" o:hralign="center" o:hrstd="t" o:hr="t"/>
+        </w:pict>
+      </w:r>
+    </w:p>
+    <w:bookmarkEnd w:id="67"/>
+    <w:bookmarkEnd w:id="68"/>
+    <w:bookmarkStart w:id="69" w:name="s12.-rosenbaum-bounds-calculation"/>
+    <w:p>
+      <w:pPr>
+        <w:pStyle w:val="Heading3"/>
+      </w:pPr>
+      <w:r>
+        <w:t xml:space="preserve">S12. Rosenbaum Bounds Calculation</w:t>
       </w:r>
     </w:p>
     <w:p>
@@ -9534,14 +13240,39 @@
         <w:t xml:space="preserve">For each value of Γ, we compute bounds on the p-value for the IV estimate. The critical Γ is the smallest value at which the upper bound on the p-value exceeds 0.05.</w:t>
       </w:r>
     </w:p>
-    <w:bookmarkEnd w:id="35"/>
-    <w:bookmarkStart w:id="36" w:name="s5.-e-value-calculation"/>
+    <w:p>
+      <w:pPr>
+        <w:pStyle w:val="BodyText"/>
+      </w:pPr>
+      <w:r>
+        <w:rPr>
+          <w:b/>
+          <w:bCs/>
+        </w:rPr>
+        <w:t xml:space="preserve">Interpretation:</w:t>
+      </w:r>
+      <w:r>
+        <w:t xml:space="preserve"> </w:t>
+      </w:r>
+      <w:r>
+        <w:t xml:space="preserve">If the critical Γ is large (e.g., &gt; 3), an unmeasured confounder would need to have a very strong association with both the instrument and the outcome to explain away the observed effect. Given that ecDNA segregation is mechanistically random, such confounding is biologically implausible.</w:t>
+      </w:r>
+    </w:p>
+    <w:p>
+      <w:r>
+        <w:pict>
+          <v:rect style="width:0;height:1.5pt" o:hralign="center" o:hrstd="t" o:hr="t"/>
+        </w:pict>
+      </w:r>
+    </w:p>
+    <w:bookmarkEnd w:id="69"/>
+    <w:bookmarkStart w:id="70" w:name="s13.-e-value-calculation"/>
     <w:p>
       <w:pPr>
         <w:pStyle w:val="Heading3"/>
       </w:pPr>
       <w:r>
-        <w:t xml:space="preserve">S5. E-value Calculation</w:t>
+        <w:t xml:space="preserve">S13. E-value Calculation</w:t>
       </w:r>
     </w:p>
     <w:p>
@@ -9649,21 +13380,73 @@
       </w:r>
     </w:p>
     <w:p>
+      <w:pPr>
+        <w:pStyle w:val="BodyText"/>
+      </w:pPr>
+      <w:r>
+        <w:rPr>
+          <w:b/>
+          <w:bCs/>
+        </w:rPr>
+        <w:t xml:space="preserve">Interpretation:</w:t>
+      </w:r>
+      <w:r>
+        <w:t xml:space="preserve"> </w:t>
+      </w:r>
+      <w:r>
+        <w:t xml:space="preserve">An E-value of 3.1 means an unmeasured confounder would need to be associated with both ecDNA and the outcome by at least RR = 3.1 to fully explain the observed effect. No known biological mechanism links ecDNA segregation to microenvironmental variables at this magnitude.</w:t>
+      </w:r>
+    </w:p>
+    <w:p>
       <w:r>
         <w:pict>
           <v:rect style="width:0;height:1.5pt" o:hralign="center" o:hrstd="t" o:hr="t"/>
         </w:pict>
       </w:r>
     </w:p>
-    <w:bookmarkEnd w:id="36"/>
-    <w:bookmarkEnd w:id="37"/>
-    <w:bookmarkStart w:id="38" w:name="references-for-supplementary-materials"/>
-    <w:p>
-      <w:pPr>
-        <w:pStyle w:val="Heading2"/>
-      </w:pPr>
-      <w:r>
-        <w:t xml:space="preserve">References for Supplementary Materials</w:t>
+    <w:bookmarkEnd w:id="70"/>
+    <w:bookmarkStart w:id="76" w:name="s14.-immune-system-implementation"/>
+    <w:p>
+      <w:pPr>
+        <w:pStyle w:val="Heading3"/>
+      </w:pPr>
+      <w:r>
+        <w:t xml:space="preserve">S14. Immune System Implementation</w:t>
+      </w:r>
+    </w:p>
+    <w:bookmarkStart w:id="71" w:name="biological-background"/>
+    <w:p>
+      <w:pPr>
+        <w:pStyle w:val="Heading4"/>
+      </w:pPr>
+      <w:r>
+        <w:t xml:space="preserve">Biological Background</w:t>
+      </w:r>
+    </w:p>
+    <w:p>
+      <w:pPr>
+        <w:pStyle w:val="FirstParagraph"/>
+      </w:pPr>
+      <w:r>
+        <w:t xml:space="preserve">The immune system module simulates cytotoxic T lymphocyte (CTL) and microglia-mediated tumor killing using biologically realistic immunological synapse mechanics. Unlike simple probabilistic death rates, this implementation models the time-dependent formation of immunological synapses, CTL exhaustion, and activation dynamics.</w:t>
+      </w:r>
+    </w:p>
+    <w:bookmarkEnd w:id="71"/>
+    <w:bookmarkStart w:id="72" w:name="immunological-synapse-formation"/>
+    <w:p>
+      <w:pPr>
+        <w:pStyle w:val="Heading4"/>
+      </w:pPr>
+      <w:r>
+        <w:t xml:space="preserve">Immunological Synapse Formation</w:t>
+      </w:r>
+    </w:p>
+    <w:p>
+      <w:pPr>
+        <w:pStyle w:val="FirstParagraph"/>
+      </w:pPr>
+      <w:r>
+        <w:t xml:space="preserve">When a CTL encounters a target tumor cell, it does not kill instantly. Instead:</w:t>
       </w:r>
     </w:p>
     <w:p>
@@ -9671,24 +13454,21 @@
         <w:pStyle w:val="Compact"/>
         <w:numPr>
           <w:ilvl w:val="0"/>
-          <w:numId w:val="1001"/>
+          <w:numId w:val="1002"/>
         </w:numPr>
       </w:pPr>
       <w:r>
-        <w:t xml:space="preserve">Rosenbaum PR.</w:t>
-      </w:r>
-      <w:r>
-        <w:t xml:space="preserve"> </w:t>
-      </w:r>
-      <w:r>
-        <w:rPr>
-          <w:i/>
-          <w:iCs/>
-        </w:rPr>
-        <w:t xml:space="preserve">Observational Studies</w:t>
-      </w:r>
-      <w:r>
-        <w:t xml:space="preserve">. 2nd ed. Springer; 2002.</w:t>
+        <w:rPr>
+          <w:b/>
+          <w:bCs/>
+        </w:rPr>
+        <w:t xml:space="preserve">Recognition Phase (~30 min):</w:t>
+      </w:r>
+      <w:r>
+        <w:t xml:space="preserve"> </w:t>
+      </w:r>
+      <w:r>
+        <w:t xml:space="preserve">The T cell receptor (TCR) recognizes MHC-presented antigens</w:t>
       </w:r>
     </w:p>
     <w:p>
@@ -9696,24 +13476,21 @@
         <w:pStyle w:val="Compact"/>
         <w:numPr>
           <w:ilvl w:val="0"/>
-          <w:numId w:val="1001"/>
+          <w:numId w:val="1002"/>
         </w:numPr>
       </w:pPr>
       <w:r>
-        <w:t xml:space="preserve">VanderWeele TJ, Ding P. Sensitivity analysis in observational research: introducing the E-value.</w:t>
-      </w:r>
-      <w:r>
-        <w:t xml:space="preserve"> </w:t>
-      </w:r>
-      <w:r>
-        <w:rPr>
-          <w:i/>
-          <w:iCs/>
-        </w:rPr>
-        <w:t xml:space="preserve">Ann Intern Med</w:t>
-      </w:r>
-      <w:r>
-        <w:t xml:space="preserve">. 2017;167(4):268-274.</w:t>
+        <w:rPr>
+          <w:b/>
+          <w:bCs/>
+        </w:rPr>
+        <w:t xml:space="preserve">Synapse Formation (1-2 hours):</w:t>
+      </w:r>
+      <w:r>
+        <w:t xml:space="preserve"> </w:t>
+      </w:r>
+      <w:r>
+        <w:t xml:space="preserve">A stable immunological synapse forms with organized signaling domains</w:t>
       </w:r>
     </w:p>
     <w:p>
@@ -9721,24 +13498,47 @@
         <w:pStyle w:val="Compact"/>
         <w:numPr>
           <w:ilvl w:val="0"/>
-          <w:numId w:val="1001"/>
+          <w:numId w:val="1002"/>
         </w:numPr>
       </w:pPr>
       <w:r>
-        <w:t xml:space="preserve">Spirtes P, Glymour C, Scheines R.</w:t>
-      </w:r>
-      <w:r>
-        <w:t xml:space="preserve"> </w:t>
-      </w:r>
-      <w:r>
-        <w:rPr>
-          <w:i/>
-          <w:iCs/>
-        </w:rPr>
-        <w:t xml:space="preserve">Causation, Prediction, and Search</w:t>
-      </w:r>
-      <w:r>
-        <w:t xml:space="preserve">. 2nd ed. MIT Press; 2000.</w:t>
+        <w:rPr>
+          <w:b/>
+          <w:bCs/>
+        </w:rPr>
+        <w:t xml:space="preserve">Cytotoxic Phase:</w:t>
+      </w:r>
+      <w:r>
+        <w:t xml:space="preserve"> </w:t>
+      </w:r>
+      <w:r>
+        <w:t xml:space="preserve">Perforin/granzyme release causes target cell death</w:t>
+      </w:r>
+    </w:p>
+    <w:p>
+      <w:pPr>
+        <w:pStyle w:val="FirstParagraph"/>
+      </w:pPr>
+      <w:r>
+        <w:t xml:space="preserve">This process is modeled as a contact-duration-dependent kill probability.</w:t>
+      </w:r>
+    </w:p>
+    <w:bookmarkEnd w:id="72"/>
+    <w:bookmarkStart w:id="73" w:name="serial-killing-and-exhaustion"/>
+    <w:p>
+      <w:pPr>
+        <w:pStyle w:val="Heading4"/>
+      </w:pPr>
+      <w:r>
+        <w:t xml:space="preserve">Serial Killing and Exhaustion</w:t>
+      </w:r>
+    </w:p>
+    <w:p>
+      <w:pPr>
+        <w:pStyle w:val="FirstParagraph"/>
+      </w:pPr>
+      <w:r>
+        <w:t xml:space="preserve">CTLs can kill multiple targets sequentially (serial killing), but their efficiency declines after approximately 10 kills:</w:t>
       </w:r>
     </w:p>
     <w:p>
@@ -9746,11 +13546,2669 @@
         <w:pStyle w:val="Compact"/>
         <w:numPr>
           <w:ilvl w:val="0"/>
-          <w:numId w:val="1001"/>
+          <w:numId w:val="1003"/>
         </w:numPr>
       </w:pPr>
       <w:r>
-        <w:t xml:space="preserve">Staiger D, Stock JH. Instrumental variables regression with weak instruments.</w:t>
+        <w:t xml:space="preserve">Initial Phase: High killing efficiency</w:t>
+      </w:r>
+    </w:p>
+    <w:p>
+      <w:pPr>
+        <w:pStyle w:val="Compact"/>
+        <w:numPr>
+          <w:ilvl w:val="0"/>
+          <w:numId w:val="1003"/>
+        </w:numPr>
+      </w:pPr>
+      <w:r>
+        <w:t xml:space="preserve">Exhaustion: Progressive loss of cytotoxic granules</w:t>
+      </w:r>
+    </w:p>
+    <w:p>
+      <w:pPr>
+        <w:pStyle w:val="Compact"/>
+        <w:numPr>
+          <w:ilvl w:val="0"/>
+          <w:numId w:val="1003"/>
+        </w:numPr>
+      </w:pPr>
+      <w:r>
+        <w:t xml:space="preserve">Terminal Phase: Loss of proliferative capacity</w:t>
+      </w:r>
+    </w:p>
+    <w:bookmarkEnd w:id="73"/>
+    <w:bookmarkStart w:id="74" w:name="exhaustion-model"/>
+    <w:p>
+      <w:pPr>
+        <w:pStyle w:val="Heading4"/>
+      </w:pPr>
+      <w:r>
+        <w:t xml:space="preserve">Exhaustion Model</w:t>
+      </w:r>
+    </w:p>
+    <w:p>
+      <w:pPr>
+        <w:pStyle w:val="SourceCode"/>
+      </w:pPr>
+      <w:r>
+        <w:rPr>
+          <w:rStyle w:val="VerbatimChar"/>
+        </w:rPr>
+        <w:t xml:space="preserve"># On successful kill:</w:t>
+      </w:r>
+      <w:r>
+        <w:br/>
+      </w:r>
+      <w:r>
+        <w:rPr>
+          <w:rStyle w:val="VerbatimChar"/>
+        </w:rPr>
+        <w:t xml:space="preserve">exhaustion_level += exhaustion_per_kill</w:t>
+      </w:r>
+      <w:r>
+        <w:br/>
+      </w:r>
+      <w:r>
+        <w:rPr>
+          <w:rStyle w:val="VerbatimChar"/>
+        </w:rPr>
+        <w:t xml:space="preserve">exhaustion_level = min(1.0, exhaustion_level)</w:t>
+      </w:r>
+      <w:r>
+        <w:br/>
+      </w:r>
+      <w:r>
+        <w:br/>
+      </w:r>
+      <w:r>
+        <w:rPr>
+          <w:rStyle w:val="VerbatimChar"/>
+        </w:rPr>
+        <w:t xml:space="preserve"># Kill probability reduction:</w:t>
+      </w:r>
+      <w:r>
+        <w:br/>
+      </w:r>
+      <w:r>
+        <w:rPr>
+          <w:rStyle w:val="VerbatimChar"/>
+        </w:rPr>
+        <w:t xml:space="preserve">effective_prob = base_prob × (1.0 - exhaustion_level × exhausted_kill_penalty)</w:t>
+      </w:r>
+      <w:r>
+        <w:br/>
+      </w:r>
+      <w:r>
+        <w:br/>
+      </w:r>
+      <w:r>
+        <w:rPr>
+          <w:rStyle w:val="VerbatimChar"/>
+        </w:rPr>
+        <w:t xml:space="preserve"># Recovery when not in contact:</w:t>
+      </w:r>
+      <w:r>
+        <w:br/>
+      </w:r>
+      <w:r>
+        <w:rPr>
+          <w:rStyle w:val="VerbatimChar"/>
+        </w:rPr>
+        <w:t xml:space="preserve">if not in_contact:</w:t>
+      </w:r>
+      <w:r>
+        <w:br/>
+      </w:r>
+      <w:r>
+        <w:rPr>
+          <w:rStyle w:val="VerbatimChar"/>
+        </w:rPr>
+        <w:t xml:space="preserve">    exhaustion_level -= exhaustion_recovery_rate_per_hr × dt</w:t>
+      </w:r>
+    </w:p>
+    <w:bookmarkEnd w:id="74"/>
+    <w:bookmarkStart w:id="75" w:name="gbm-immunosuppression"/>
+    <w:p>
+      <w:pPr>
+        <w:pStyle w:val="Heading4"/>
+      </w:pPr>
+      <w:r>
+        <w:t xml:space="preserve">GBM Immunosuppression</w:t>
+      </w:r>
+    </w:p>
+    <w:p>
+      <w:pPr>
+        <w:pStyle w:val="FirstParagraph"/>
+      </w:pPr>
+      <w:r>
+        <w:t xml:space="preserve">Glioblastoma multiforme (GBM) is characterized by profound immunosuppression. The default parameters reflect this biology:</w:t>
+      </w:r>
+    </w:p>
+    <w:p>
+      <w:pPr>
+        <w:pStyle w:val="Compact"/>
+        <w:numPr>
+          <w:ilvl w:val="0"/>
+          <w:numId w:val="1004"/>
+        </w:numPr>
+      </w:pPr>
+      <w:r>
+        <w:rPr>
+          <w:b/>
+          <w:bCs/>
+        </w:rPr>
+        <w:t xml:space="preserve">Blood-Brain Barrier (BBB):</w:t>
+      </w:r>
+      <w:r>
+        <w:t xml:space="preserve"> </w:t>
+      </w:r>
+      <w:r>
+        <w:t xml:space="preserve">Limited T cell access to CNS</w:t>
+      </w:r>
+    </w:p>
+    <w:p>
+      <w:pPr>
+        <w:pStyle w:val="Compact"/>
+        <w:numPr>
+          <w:ilvl w:val="0"/>
+          <w:numId w:val="1004"/>
+        </w:numPr>
+      </w:pPr>
+      <w:r>
+        <w:rPr>
+          <w:b/>
+          <w:bCs/>
+        </w:rPr>
+        <w:t xml:space="preserve">Tumor-Associated Macrophages (TAMs):</w:t>
+      </w:r>
+      <w:r>
+        <w:t xml:space="preserve"> </w:t>
+      </w:r>
+      <w:r>
+        <w:t xml:space="preserve">Re-educated to immunosuppressive M2-like phenotype</w:t>
+      </w:r>
+    </w:p>
+    <w:p>
+      <w:pPr>
+        <w:pStyle w:val="Compact"/>
+        <w:numPr>
+          <w:ilvl w:val="0"/>
+          <w:numId w:val="1004"/>
+        </w:numPr>
+      </w:pPr>
+      <w:r>
+        <w:rPr>
+          <w:b/>
+          <w:bCs/>
+        </w:rPr>
+        <w:t xml:space="preserve">Immunosuppressive Cytokines:</w:t>
+      </w:r>
+      <w:r>
+        <w:t xml:space="preserve"> </w:t>
+      </w:r>
+      <w:r>
+        <w:t xml:space="preserve">TGF-β, IL-10, PD-L1 inhibit T cell function</w:t>
+      </w:r>
+    </w:p>
+    <w:p>
+      <w:pPr>
+        <w:pStyle w:val="Compact"/>
+        <w:numPr>
+          <w:ilvl w:val="0"/>
+          <w:numId w:val="1004"/>
+        </w:numPr>
+      </w:pPr>
+      <w:r>
+        <w:rPr>
+          <w:b/>
+          <w:bCs/>
+        </w:rPr>
+        <w:t xml:space="preserve">Metabolic Reprogramming:</w:t>
+      </w:r>
+      <w:r>
+        <w:t xml:space="preserve"> </w:t>
+      </w:r>
+      <w:r>
+        <w:t xml:space="preserve">Hypoxic, acidic microenvironment impairs T cells</w:t>
+      </w:r>
+    </w:p>
+    <w:p>
+      <w:pPr>
+        <w:pStyle w:val="Compact"/>
+        <w:numPr>
+          <w:ilvl w:val="0"/>
+          <w:numId w:val="1004"/>
+        </w:numPr>
+      </w:pPr>
+      <w:r>
+        <w:rPr>
+          <w:b/>
+          <w:bCs/>
+        </w:rPr>
+        <w:t xml:space="preserve">Reduced MHC Expression:</w:t>
+      </w:r>
+      <w:r>
+        <w:t xml:space="preserve"> </w:t>
+      </w:r>
+      <w:r>
+        <w:t xml:space="preserve">Tumor cells become</w:t>
+      </w:r>
+      <w:r>
+        <w:t xml:space="preserve"> </w:t>
+      </w:r>
+      <w:r>
+        <w:t xml:space="preserve">“invisible”</w:t>
+      </w:r>
+      <w:r>
+        <w:t xml:space="preserve"> </w:t>
+      </w:r>
+      <w:r>
+        <w:t xml:space="preserve">to CTLs</w:t>
+      </w:r>
+    </w:p>
+    <w:p>
+      <w:pPr>
+        <w:pStyle w:val="FirstParagraph"/>
+      </w:pPr>
+      <w:r>
+        <w:t xml:space="preserve">The default immune parameters create an immunosuppressive environment where tumors grow despite immune pressure, matching clinical observations.</w:t>
+      </w:r>
+    </w:p>
+    <w:p>
+      <w:r>
+        <w:pict>
+          <v:rect style="width:0;height:1.5pt" o:hralign="center" o:hrstd="t" o:hr="t"/>
+        </w:pict>
+      </w:r>
+    </w:p>
+    <w:bookmarkEnd w:id="75"/>
+    <w:bookmarkEnd w:id="76"/>
+    <w:bookmarkStart w:id="79" w:name="s15.-code-examples"/>
+    <w:p>
+      <w:pPr>
+        <w:pStyle w:val="Heading3"/>
+      </w:pPr>
+      <w:r>
+        <w:t xml:space="preserve">S15. Code Examples</w:t>
+      </w:r>
+    </w:p>
+    <w:bookmarkStart w:id="77" w:name="complete-analysis-pipeline"/>
+    <w:p>
+      <w:pPr>
+        <w:pStyle w:val="Heading4"/>
+      </w:pPr>
+      <w:r>
+        <w:t xml:space="preserve">Complete Analysis Pipeline</w:t>
+      </w:r>
+    </w:p>
+    <w:p>
+      <w:pPr>
+        <w:pStyle w:val="SourceCode"/>
+      </w:pPr>
+      <w:r>
+        <w:rPr>
+          <w:rStyle w:val="CommentTok"/>
+        </w:rPr>
+        <w:t xml:space="preserve">"""Complete CAUSANTA analysis pipeline."""</w:t>
+      </w:r>
+      <w:r>
+        <w:br/>
+      </w:r>
+      <w:r>
+        <w:br/>
+      </w:r>
+      <w:r>
+        <w:rPr>
+          <w:rStyle w:val="ImportTok"/>
+        </w:rPr>
+        <w:t xml:space="preserve">from</w:t>
+      </w:r>
+      <w:r>
+        <w:rPr>
+          <w:rStyle w:val="NormalTok"/>
+        </w:rPr>
+        <w:t xml:space="preserve"> pathlib </w:t>
+      </w:r>
+      <w:r>
+        <w:rPr>
+          <w:rStyle w:val="ImportTok"/>
+        </w:rPr>
+        <w:t xml:space="preserve">import</w:t>
+      </w:r>
+      <w:r>
+        <w:rPr>
+          <w:rStyle w:val="NormalTok"/>
+        </w:rPr>
+        <w:t xml:space="preserve"> Path</w:t>
+      </w:r>
+      <w:r>
+        <w:br/>
+      </w:r>
+      <w:r>
+        <w:rPr>
+          <w:rStyle w:val="ImportTok"/>
+        </w:rPr>
+        <w:t xml:space="preserve">import</w:t>
+      </w:r>
+      <w:r>
+        <w:rPr>
+          <w:rStyle w:val="NormalTok"/>
+        </w:rPr>
+        <w:t xml:space="preserve"> numpy </w:t>
+      </w:r>
+      <w:r>
+        <w:rPr>
+          <w:rStyle w:val="ImportTok"/>
+        </w:rPr>
+        <w:t xml:space="preserve">as</w:t>
+      </w:r>
+      <w:r>
+        <w:rPr>
+          <w:rStyle w:val="NormalTok"/>
+        </w:rPr>
+        <w:t xml:space="preserve"> np</w:t>
+      </w:r>
+      <w:r>
+        <w:br/>
+      </w:r>
+      <w:r>
+        <w:rPr>
+          <w:rStyle w:val="ImportTok"/>
+        </w:rPr>
+        <w:t xml:space="preserve">import</w:t>
+      </w:r>
+      <w:r>
+        <w:rPr>
+          <w:rStyle w:val="NormalTok"/>
+        </w:rPr>
+        <w:t xml:space="preserve"> pandas </w:t>
+      </w:r>
+      <w:r>
+        <w:rPr>
+          <w:rStyle w:val="ImportTok"/>
+        </w:rPr>
+        <w:t xml:space="preserve">as</w:t>
+      </w:r>
+      <w:r>
+        <w:rPr>
+          <w:rStyle w:val="NormalTok"/>
+        </w:rPr>
+        <w:t xml:space="preserve"> pd</w:t>
+      </w:r>
+      <w:r>
+        <w:br/>
+      </w:r>
+      <w:r>
+        <w:rPr>
+          <w:rStyle w:val="ImportTok"/>
+        </w:rPr>
+        <w:t xml:space="preserve">from</w:t>
+      </w:r>
+      <w:r>
+        <w:rPr>
+          <w:rStyle w:val="NormalTok"/>
+        </w:rPr>
+        <w:t xml:space="preserve"> scipy </w:t>
+      </w:r>
+      <w:r>
+        <w:rPr>
+          <w:rStyle w:val="ImportTok"/>
+        </w:rPr>
+        <w:t xml:space="preserve">import</w:t>
+      </w:r>
+      <w:r>
+        <w:rPr>
+          <w:rStyle w:val="NormalTok"/>
+        </w:rPr>
+        <w:t xml:space="preserve"> stats</w:t>
+      </w:r>
+      <w:r>
+        <w:br/>
+      </w:r>
+      <w:r>
+        <w:br/>
+      </w:r>
+      <w:r>
+        <w:rPr>
+          <w:rStyle w:val="KeywordTok"/>
+        </w:rPr>
+        <w:t xml:space="preserve">def</w:t>
+      </w:r>
+      <w:r>
+        <w:rPr>
+          <w:rStyle w:val="NormalTok"/>
+        </w:rPr>
+        <w:t xml:space="preserve"> analyze_simulation(output_dir: Path):</w:t>
+      </w:r>
+      <w:r>
+        <w:br/>
+      </w:r>
+      <w:r>
+        <w:rPr>
+          <w:rStyle w:val="NormalTok"/>
+        </w:rPr>
+        <w:t xml:space="preserve">    </w:t>
+      </w:r>
+      <w:r>
+        <w:rPr>
+          <w:rStyle w:val="CommentTok"/>
+        </w:rPr>
+        <w:t xml:space="preserve">"""Run complete analysis on simulation output."""</w:t>
+      </w:r>
+      <w:r>
+        <w:br/>
+      </w:r>
+      <w:r>
+        <w:rPr>
+          <w:rStyle w:val="NormalTok"/>
+        </w:rPr>
+        <w:t xml:space="preserve">    </w:t>
+      </w:r>
+      <w:r>
+        <w:br/>
+      </w:r>
+      <w:r>
+        <w:rPr>
+          <w:rStyle w:val="NormalTok"/>
+        </w:rPr>
+        <w:t xml:space="preserve">    </w:t>
+      </w:r>
+      <w:r>
+        <w:rPr>
+          <w:rStyle w:val="CommentTok"/>
+        </w:rPr>
+        <w:t xml:space="preserve"># 1. Load data</w:t>
+      </w:r>
+      <w:r>
+        <w:br/>
+      </w:r>
+      <w:r>
+        <w:rPr>
+          <w:rStyle w:val="NormalTok"/>
+        </w:rPr>
+        <w:t xml:space="preserve">    summary </w:t>
+      </w:r>
+      <w:r>
+        <w:rPr>
+          <w:rStyle w:val="OperatorTok"/>
+        </w:rPr>
+        <w:t xml:space="preserve">=</w:t>
+      </w:r>
+      <w:r>
+        <w:rPr>
+          <w:rStyle w:val="NormalTok"/>
+        </w:rPr>
+        <w:t xml:space="preserve"> load_summary_log(output_dir </w:t>
+      </w:r>
+      <w:r>
+        <w:rPr>
+          <w:rStyle w:val="OperatorTok"/>
+        </w:rPr>
+        <w:t xml:space="preserve">/</w:t>
+      </w:r>
+      <w:r>
+        <w:rPr>
+          <w:rStyle w:val="NormalTok"/>
+        </w:rPr>
+        <w:t xml:space="preserve"> </w:t>
+      </w:r>
+      <w:r>
+        <w:rPr>
+          <w:rStyle w:val="StringTok"/>
+        </w:rPr>
+        <w:t xml:space="preserve">"summary.log"</w:t>
+      </w:r>
+      <w:r>
+        <w:rPr>
+          <w:rStyle w:val="NormalTok"/>
+        </w:rPr>
+        <w:t xml:space="preserve">)</w:t>
+      </w:r>
+      <w:r>
+        <w:br/>
+      </w:r>
+      <w:r>
+        <w:rPr>
+          <w:rStyle w:val="NormalTok"/>
+        </w:rPr>
+        <w:t xml:space="preserve">    lineage </w:t>
+      </w:r>
+      <w:r>
+        <w:rPr>
+          <w:rStyle w:val="OperatorTok"/>
+        </w:rPr>
+        <w:t xml:space="preserve">=</w:t>
+      </w:r>
+      <w:r>
+        <w:rPr>
+          <w:rStyle w:val="NormalTok"/>
+        </w:rPr>
+        <w:t xml:space="preserve"> load_lineage_tsv(output_dir </w:t>
+      </w:r>
+      <w:r>
+        <w:rPr>
+          <w:rStyle w:val="OperatorTok"/>
+        </w:rPr>
+        <w:t xml:space="preserve">/</w:t>
+      </w:r>
+      <w:r>
+        <w:rPr>
+          <w:rStyle w:val="NormalTok"/>
+        </w:rPr>
+        <w:t xml:space="preserve"> </w:t>
+      </w:r>
+      <w:r>
+        <w:rPr>
+          <w:rStyle w:val="StringTok"/>
+        </w:rPr>
+        <w:t xml:space="preserve">"lineage.tsv"</w:t>
+      </w:r>
+      <w:r>
+        <w:rPr>
+          <w:rStyle w:val="NormalTok"/>
+        </w:rPr>
+        <w:t xml:space="preserve">)</w:t>
+      </w:r>
+      <w:r>
+        <w:br/>
+      </w:r>
+      <w:r>
+        <w:rPr>
+          <w:rStyle w:val="NormalTok"/>
+        </w:rPr>
+        <w:t xml:space="preserve">    </w:t>
+      </w:r>
+      <w:r>
+        <w:br/>
+      </w:r>
+      <w:r>
+        <w:rPr>
+          <w:rStyle w:val="NormalTok"/>
+        </w:rPr>
+        <w:t xml:space="preserve">    cell_files </w:t>
+      </w:r>
+      <w:r>
+        <w:rPr>
+          <w:rStyle w:val="OperatorTok"/>
+        </w:rPr>
+        <w:t xml:space="preserve">=</w:t>
+      </w:r>
+      <w:r>
+        <w:rPr>
+          <w:rStyle w:val="NormalTok"/>
+        </w:rPr>
+        <w:t xml:space="preserve"> </w:t>
+      </w:r>
+      <w:r>
+        <w:rPr>
+          <w:rStyle w:val="BuiltInTok"/>
+        </w:rPr>
+        <w:t xml:space="preserve">sorted</w:t>
+      </w:r>
+      <w:r>
+        <w:rPr>
+          <w:rStyle w:val="NormalTok"/>
+        </w:rPr>
+        <w:t xml:space="preserve">(output_dir.glob(</w:t>
+      </w:r>
+      <w:r>
+        <w:rPr>
+          <w:rStyle w:val="StringTok"/>
+        </w:rPr>
+        <w:t xml:space="preserve">"cells_t*.tsv"</w:t>
+      </w:r>
+      <w:r>
+        <w:rPr>
+          <w:rStyle w:val="NormalTok"/>
+        </w:rPr>
+        <w:t xml:space="preserve">))</w:t>
+      </w:r>
+      <w:r>
+        <w:br/>
+      </w:r>
+      <w:r>
+        <w:rPr>
+          <w:rStyle w:val="NormalTok"/>
+        </w:rPr>
+        <w:t xml:space="preserve">    final_cells </w:t>
+      </w:r>
+      <w:r>
+        <w:rPr>
+          <w:rStyle w:val="OperatorTok"/>
+        </w:rPr>
+        <w:t xml:space="preserve">=</w:t>
+      </w:r>
+      <w:r>
+        <w:rPr>
+          <w:rStyle w:val="NormalTok"/>
+        </w:rPr>
+        <w:t xml:space="preserve"> load_cells_tsv(cell_files[</w:t>
+      </w:r>
+      <w:r>
+        <w:rPr>
+          <w:rStyle w:val="OperatorTok"/>
+        </w:rPr>
+        <w:t xml:space="preserve">-</w:t>
+      </w:r>
+      <w:r>
+        <w:rPr>
+          <w:rStyle w:val="DecValTok"/>
+        </w:rPr>
+        <w:t xml:space="preserve">1</w:t>
+      </w:r>
+      <w:r>
+        <w:rPr>
+          <w:rStyle w:val="NormalTok"/>
+        </w:rPr>
+        <w:t xml:space="preserve">])</w:t>
+      </w:r>
+      <w:r>
+        <w:br/>
+      </w:r>
+      <w:r>
+        <w:rPr>
+          <w:rStyle w:val="NormalTok"/>
+        </w:rPr>
+        <w:t xml:space="preserve">    </w:t>
+      </w:r>
+      <w:r>
+        <w:br/>
+      </w:r>
+      <w:r>
+        <w:rPr>
+          <w:rStyle w:val="NormalTok"/>
+        </w:rPr>
+        <w:t xml:space="preserve">    </w:t>
+      </w:r>
+      <w:r>
+        <w:rPr>
+          <w:rStyle w:val="CommentTok"/>
+        </w:rPr>
+        <w:t xml:space="preserve"># 2. Segregation analysis</w:t>
+      </w:r>
+      <w:r>
+        <w:br/>
+      </w:r>
+      <w:r>
+        <w:rPr>
+          <w:rStyle w:val="NormalTok"/>
+        </w:rPr>
+        <w:t xml:space="preserve">    daughter_fractions </w:t>
+      </w:r>
+      <w:r>
+        <w:rPr>
+          <w:rStyle w:val="OperatorTok"/>
+        </w:rPr>
+        <w:t xml:space="preserve">=</w:t>
+      </w:r>
+      <w:r>
+        <w:rPr>
+          <w:rStyle w:val="NormalTok"/>
+        </w:rPr>
+        <w:t xml:space="preserve"> []</w:t>
+      </w:r>
+      <w:r>
+        <w:br/>
+      </w:r>
+      <w:r>
+        <w:rPr>
+          <w:rStyle w:val="NormalTok"/>
+        </w:rPr>
+        <w:t xml:space="preserve">    </w:t>
+      </w:r>
+      <w:r>
+        <w:rPr>
+          <w:rStyle w:val="ControlFlowTok"/>
+        </w:rPr>
+        <w:t xml:space="preserve">for</w:t>
+      </w:r>
+      <w:r>
+        <w:rPr>
+          <w:rStyle w:val="NormalTok"/>
+        </w:rPr>
+        <w:t xml:space="preserve"> div </w:t>
+      </w:r>
+      <w:r>
+        <w:rPr>
+          <w:rStyle w:val="KeywordTok"/>
+        </w:rPr>
+        <w:t xml:space="preserve">in</w:t>
+      </w:r>
+      <w:r>
+        <w:rPr>
+          <w:rStyle w:val="NormalTok"/>
+        </w:rPr>
+        <w:t xml:space="preserve"> lineage:</w:t>
+      </w:r>
+      <w:r>
+        <w:br/>
+      </w:r>
+      <w:r>
+        <w:rPr>
+          <w:rStyle w:val="NormalTok"/>
+        </w:rPr>
+        <w:t xml:space="preserve">        </w:t>
+      </w:r>
+      <w:r>
+        <w:rPr>
+          <w:rStyle w:val="ControlFlowTok"/>
+        </w:rPr>
+        <w:t xml:space="preserve">if</w:t>
+      </w:r>
+      <w:r>
+        <w:rPr>
+          <w:rStyle w:val="NormalTok"/>
+        </w:rPr>
+        <w:t xml:space="preserve"> div[</w:t>
+      </w:r>
+      <w:r>
+        <w:rPr>
+          <w:rStyle w:val="StringTok"/>
+        </w:rPr>
+        <w:t xml:space="preserve">'parent_ecDNA_before'</w:t>
+      </w:r>
+      <w:r>
+        <w:rPr>
+          <w:rStyle w:val="NormalTok"/>
+        </w:rPr>
+        <w:t xml:space="preserve">] </w:t>
+      </w:r>
+      <w:r>
+        <w:rPr>
+          <w:rStyle w:val="OperatorTok"/>
+        </w:rPr>
+        <w:t xml:space="preserve">&gt;</w:t>
+      </w:r>
+      <w:r>
+        <w:rPr>
+          <w:rStyle w:val="NormalTok"/>
+        </w:rPr>
+        <w:t xml:space="preserve"> </w:t>
+      </w:r>
+      <w:r>
+        <w:rPr>
+          <w:rStyle w:val="DecValTok"/>
+        </w:rPr>
+        <w:t xml:space="preserve">0</w:t>
+      </w:r>
+      <w:r>
+        <w:rPr>
+          <w:rStyle w:val="NormalTok"/>
+        </w:rPr>
+        <w:t xml:space="preserve">:</w:t>
+      </w:r>
+      <w:r>
+        <w:br/>
+      </w:r>
+      <w:r>
+        <w:rPr>
+          <w:rStyle w:val="NormalTok"/>
+        </w:rPr>
+        <w:t xml:space="preserve">            frac </w:t>
+      </w:r>
+      <w:r>
+        <w:rPr>
+          <w:rStyle w:val="OperatorTok"/>
+        </w:rPr>
+        <w:t xml:space="preserve">=</w:t>
+      </w:r>
+      <w:r>
+        <w:rPr>
+          <w:rStyle w:val="NormalTok"/>
+        </w:rPr>
+        <w:t xml:space="preserve"> div[</w:t>
+      </w:r>
+      <w:r>
+        <w:rPr>
+          <w:rStyle w:val="StringTok"/>
+        </w:rPr>
+        <w:t xml:space="preserve">'daughter_ecDNA'</w:t>
+      </w:r>
+      <w:r>
+        <w:rPr>
+          <w:rStyle w:val="NormalTok"/>
+        </w:rPr>
+        <w:t xml:space="preserve">] </w:t>
+      </w:r>
+      <w:r>
+        <w:rPr>
+          <w:rStyle w:val="OperatorTok"/>
+        </w:rPr>
+        <w:t xml:space="preserve">/</w:t>
+      </w:r>
+      <w:r>
+        <w:rPr>
+          <w:rStyle w:val="NormalTok"/>
+        </w:rPr>
+        <w:t xml:space="preserve"> div[</w:t>
+      </w:r>
+      <w:r>
+        <w:rPr>
+          <w:rStyle w:val="StringTok"/>
+        </w:rPr>
+        <w:t xml:space="preserve">'parent_ecDNA_before'</w:t>
+      </w:r>
+      <w:r>
+        <w:rPr>
+          <w:rStyle w:val="NormalTok"/>
+        </w:rPr>
+        <w:t xml:space="preserve">]</w:t>
+      </w:r>
+      <w:r>
+        <w:br/>
+      </w:r>
+      <w:r>
+        <w:rPr>
+          <w:rStyle w:val="NormalTok"/>
+        </w:rPr>
+        <w:t xml:space="preserve">            daughter_fractions.append(frac)</w:t>
+      </w:r>
+      <w:r>
+        <w:br/>
+      </w:r>
+      <w:r>
+        <w:rPr>
+          <w:rStyle w:val="NormalTok"/>
+        </w:rPr>
+        <w:t xml:space="preserve">    </w:t>
+      </w:r>
+      <w:r>
+        <w:br/>
+      </w:r>
+      <w:r>
+        <w:rPr>
+          <w:rStyle w:val="NormalTok"/>
+        </w:rPr>
+        <w:t xml:space="preserve">    </w:t>
+      </w:r>
+      <w:r>
+        <w:rPr>
+          <w:rStyle w:val="ControlFlowTok"/>
+        </w:rPr>
+        <w:t xml:space="preserve">if</w:t>
+      </w:r>
+      <w:r>
+        <w:rPr>
+          <w:rStyle w:val="NormalTok"/>
+        </w:rPr>
+        <w:t xml:space="preserve"> daughter_fractions:</w:t>
+      </w:r>
+      <w:r>
+        <w:br/>
+      </w:r>
+      <w:r>
+        <w:rPr>
+          <w:rStyle w:val="NormalTok"/>
+        </w:rPr>
+        <w:t xml:space="preserve">        mean_frac </w:t>
+      </w:r>
+      <w:r>
+        <w:rPr>
+          <w:rStyle w:val="OperatorTok"/>
+        </w:rPr>
+        <w:t xml:space="preserve">=</w:t>
+      </w:r>
+      <w:r>
+        <w:rPr>
+          <w:rStyle w:val="NormalTok"/>
+        </w:rPr>
+        <w:t xml:space="preserve"> np.mean(daughter_fractions)</w:t>
+      </w:r>
+      <w:r>
+        <w:br/>
+      </w:r>
+      <w:r>
+        <w:rPr>
+          <w:rStyle w:val="NormalTok"/>
+        </w:rPr>
+        <w:t xml:space="preserve">        t_stat, p_val </w:t>
+      </w:r>
+      <w:r>
+        <w:rPr>
+          <w:rStyle w:val="OperatorTok"/>
+        </w:rPr>
+        <w:t xml:space="preserve">=</w:t>
+      </w:r>
+      <w:r>
+        <w:rPr>
+          <w:rStyle w:val="NormalTok"/>
+        </w:rPr>
+        <w:t xml:space="preserve"> stats.ttest_1samp(daughter_fractions, </w:t>
+      </w:r>
+      <w:r>
+        <w:rPr>
+          <w:rStyle w:val="FloatTok"/>
+        </w:rPr>
+        <w:t xml:space="preserve">0.5</w:t>
+      </w:r>
+      <w:r>
+        <w:rPr>
+          <w:rStyle w:val="NormalTok"/>
+        </w:rPr>
+        <w:t xml:space="preserve">)</w:t>
+      </w:r>
+      <w:r>
+        <w:br/>
+      </w:r>
+      <w:r>
+        <w:rPr>
+          <w:rStyle w:val="NormalTok"/>
+        </w:rPr>
+        <w:t xml:space="preserve">        </w:t>
+      </w:r>
+      <w:r>
+        <w:rPr>
+          <w:rStyle w:val="BuiltInTok"/>
+        </w:rPr>
+        <w:t xml:space="preserve">print</w:t>
+      </w:r>
+      <w:r>
+        <w:rPr>
+          <w:rStyle w:val="NormalTok"/>
+        </w:rPr>
+        <w:t xml:space="preserve">(</w:t>
+      </w:r>
+      <w:r>
+        <w:rPr>
+          <w:rStyle w:val="SpecialStringTok"/>
+        </w:rPr>
+        <w:t xml:space="preserve">f"Mean daughter fraction: </w:t>
+      </w:r>
+      <w:r>
+        <w:rPr>
+          <w:rStyle w:val="SpecialCharTok"/>
+        </w:rPr>
+        <w:t xml:space="preserve">{</w:t>
+      </w:r>
+      <w:r>
+        <w:rPr>
+          <w:rStyle w:val="NormalTok"/>
+        </w:rPr>
+        <w:t xml:space="preserve">mean_frac</w:t>
+      </w:r>
+      <w:r>
+        <w:rPr>
+          <w:rStyle w:val="SpecialCharTok"/>
+        </w:rPr>
+        <w:t xml:space="preserve">:.3f}</w:t>
+      </w:r>
+      <w:r>
+        <w:rPr>
+          <w:rStyle w:val="SpecialStringTok"/>
+        </w:rPr>
+        <w:t xml:space="preserve">"</w:t>
+      </w:r>
+      <w:r>
+        <w:rPr>
+          <w:rStyle w:val="NormalTok"/>
+        </w:rPr>
+        <w:t xml:space="preserve">)</w:t>
+      </w:r>
+      <w:r>
+        <w:br/>
+      </w:r>
+      <w:r>
+        <w:rPr>
+          <w:rStyle w:val="NormalTok"/>
+        </w:rPr>
+        <w:t xml:space="preserve">        </w:t>
+      </w:r>
+      <w:r>
+        <w:rPr>
+          <w:rStyle w:val="BuiltInTok"/>
+        </w:rPr>
+        <w:t xml:space="preserve">print</w:t>
+      </w:r>
+      <w:r>
+        <w:rPr>
+          <w:rStyle w:val="NormalTok"/>
+        </w:rPr>
+        <w:t xml:space="preserve">(</w:t>
+      </w:r>
+      <w:r>
+        <w:rPr>
+          <w:rStyle w:val="SpecialStringTok"/>
+        </w:rPr>
+        <w:t xml:space="preserve">f"T-test p-value: </w:t>
+      </w:r>
+      <w:r>
+        <w:rPr>
+          <w:rStyle w:val="SpecialCharTok"/>
+        </w:rPr>
+        <w:t xml:space="preserve">{</w:t>
+      </w:r>
+      <w:r>
+        <w:rPr>
+          <w:rStyle w:val="NormalTok"/>
+        </w:rPr>
+        <w:t xml:space="preserve">p_val</w:t>
+      </w:r>
+      <w:r>
+        <w:rPr>
+          <w:rStyle w:val="SpecialCharTok"/>
+        </w:rPr>
+        <w:t xml:space="preserve">:.4f}</w:t>
+      </w:r>
+      <w:r>
+        <w:rPr>
+          <w:rStyle w:val="SpecialStringTok"/>
+        </w:rPr>
+        <w:t xml:space="preserve">"</w:t>
+      </w:r>
+      <w:r>
+        <w:rPr>
+          <w:rStyle w:val="NormalTok"/>
+        </w:rPr>
+        <w:t xml:space="preserve">)</w:t>
+      </w:r>
+      <w:r>
+        <w:br/>
+      </w:r>
+      <w:r>
+        <w:rPr>
+          <w:rStyle w:val="NormalTok"/>
+        </w:rPr>
+        <w:t xml:space="preserve">    </w:t>
+      </w:r>
+      <w:r>
+        <w:br/>
+      </w:r>
+      <w:r>
+        <w:rPr>
+          <w:rStyle w:val="NormalTok"/>
+        </w:rPr>
+        <w:t xml:space="preserve">    </w:t>
+      </w:r>
+      <w:r>
+        <w:rPr>
+          <w:rStyle w:val="CommentTok"/>
+        </w:rPr>
+        <w:t xml:space="preserve"># 3. First-stage regression</w:t>
+      </w:r>
+      <w:r>
+        <w:br/>
+      </w:r>
+      <w:r>
+        <w:rPr>
+          <w:rStyle w:val="NormalTok"/>
+        </w:rPr>
+        <w:t xml:space="preserve">    tumor_cells </w:t>
+      </w:r>
+      <w:r>
+        <w:rPr>
+          <w:rStyle w:val="OperatorTok"/>
+        </w:rPr>
+        <w:t xml:space="preserve">=</w:t>
+      </w:r>
+      <w:r>
+        <w:rPr>
+          <w:rStyle w:val="NormalTok"/>
+        </w:rPr>
+        <w:t xml:space="preserve"> [c </w:t>
+      </w:r>
+      <w:r>
+        <w:rPr>
+          <w:rStyle w:val="ControlFlowTok"/>
+        </w:rPr>
+        <w:t xml:space="preserve">for</w:t>
+      </w:r>
+      <w:r>
+        <w:rPr>
+          <w:rStyle w:val="NormalTok"/>
+        </w:rPr>
+        <w:t xml:space="preserve"> c </w:t>
+      </w:r>
+      <w:r>
+        <w:rPr>
+          <w:rStyle w:val="KeywordTok"/>
+        </w:rPr>
+        <w:t xml:space="preserve">in</w:t>
+      </w:r>
+      <w:r>
+        <w:rPr>
+          <w:rStyle w:val="NormalTok"/>
+        </w:rPr>
+        <w:t xml:space="preserve"> final_cells </w:t>
+      </w:r>
+      <w:r>
+        <w:rPr>
+          <w:rStyle w:val="ControlFlowTok"/>
+        </w:rPr>
+        <w:t xml:space="preserve">if</w:t>
+      </w:r>
+      <w:r>
+        <w:rPr>
+          <w:rStyle w:val="NormalTok"/>
+        </w:rPr>
+        <w:t xml:space="preserve"> c[</w:t>
+      </w:r>
+      <w:r>
+        <w:rPr>
+          <w:rStyle w:val="StringTok"/>
+        </w:rPr>
+        <w:t xml:space="preserve">'cell_type'</w:t>
+      </w:r>
+      <w:r>
+        <w:rPr>
+          <w:rStyle w:val="NormalTok"/>
+        </w:rPr>
+        <w:t xml:space="preserve">] </w:t>
+      </w:r>
+      <w:r>
+        <w:rPr>
+          <w:rStyle w:val="OperatorTok"/>
+        </w:rPr>
+        <w:t xml:space="preserve">==</w:t>
+      </w:r>
+      <w:r>
+        <w:rPr>
+          <w:rStyle w:val="NormalTok"/>
+        </w:rPr>
+        <w:t xml:space="preserve"> </w:t>
+      </w:r>
+      <w:r>
+        <w:rPr>
+          <w:rStyle w:val="DecValTok"/>
+        </w:rPr>
+        <w:t xml:space="preserve">6</w:t>
+      </w:r>
+      <w:r>
+        <w:rPr>
+          <w:rStyle w:val="NormalTok"/>
+        </w:rPr>
+        <w:t xml:space="preserve">]</w:t>
+      </w:r>
+      <w:r>
+        <w:br/>
+      </w:r>
+      <w:r>
+        <w:rPr>
+          <w:rStyle w:val="NormalTok"/>
+        </w:rPr>
+        <w:t xml:space="preserve">    Z </w:t>
+      </w:r>
+      <w:r>
+        <w:rPr>
+          <w:rStyle w:val="OperatorTok"/>
+        </w:rPr>
+        <w:t xml:space="preserve">=</w:t>
+      </w:r>
+      <w:r>
+        <w:rPr>
+          <w:rStyle w:val="NormalTok"/>
+        </w:rPr>
+        <w:t xml:space="preserve"> np.array([c[</w:t>
+      </w:r>
+      <w:r>
+        <w:rPr>
+          <w:rStyle w:val="StringTok"/>
+        </w:rPr>
+        <w:t xml:space="preserve">'ecDNA_count'</w:t>
+      </w:r>
+      <w:r>
+        <w:rPr>
+          <w:rStyle w:val="NormalTok"/>
+        </w:rPr>
+        <w:t xml:space="preserve">] </w:t>
+      </w:r>
+      <w:r>
+        <w:rPr>
+          <w:rStyle w:val="ControlFlowTok"/>
+        </w:rPr>
+        <w:t xml:space="preserve">for</w:t>
+      </w:r>
+      <w:r>
+        <w:rPr>
+          <w:rStyle w:val="NormalTok"/>
+        </w:rPr>
+        <w:t xml:space="preserve"> c </w:t>
+      </w:r>
+      <w:r>
+        <w:rPr>
+          <w:rStyle w:val="KeywordTok"/>
+        </w:rPr>
+        <w:t xml:space="preserve">in</w:t>
+      </w:r>
+      <w:r>
+        <w:rPr>
+          <w:rStyle w:val="NormalTok"/>
+        </w:rPr>
+        <w:t xml:space="preserve"> tumor_cells])</w:t>
+      </w:r>
+      <w:r>
+        <w:br/>
+      </w:r>
+      <w:r>
+        <w:rPr>
+          <w:rStyle w:val="NormalTok"/>
+        </w:rPr>
+        <w:t xml:space="preserve">    X </w:t>
+      </w:r>
+      <w:r>
+        <w:rPr>
+          <w:rStyle w:val="OperatorTok"/>
+        </w:rPr>
+        <w:t xml:space="preserve">=</w:t>
+      </w:r>
+      <w:r>
+        <w:rPr>
+          <w:rStyle w:val="NormalTok"/>
+        </w:rPr>
+        <w:t xml:space="preserve"> np.array([c[</w:t>
+      </w:r>
+      <w:r>
+        <w:rPr>
+          <w:rStyle w:val="StringTok"/>
+        </w:rPr>
+        <w:t xml:space="preserve">'egfr_expression'</w:t>
+      </w:r>
+      <w:r>
+        <w:rPr>
+          <w:rStyle w:val="NormalTok"/>
+        </w:rPr>
+        <w:t xml:space="preserve">] </w:t>
+      </w:r>
+      <w:r>
+        <w:rPr>
+          <w:rStyle w:val="ControlFlowTok"/>
+        </w:rPr>
+        <w:t xml:space="preserve">for</w:t>
+      </w:r>
+      <w:r>
+        <w:rPr>
+          <w:rStyle w:val="NormalTok"/>
+        </w:rPr>
+        <w:t xml:space="preserve"> c </w:t>
+      </w:r>
+      <w:r>
+        <w:rPr>
+          <w:rStyle w:val="KeywordTok"/>
+        </w:rPr>
+        <w:t xml:space="preserve">in</w:t>
+      </w:r>
+      <w:r>
+        <w:rPr>
+          <w:rStyle w:val="NormalTok"/>
+        </w:rPr>
+        <w:t xml:space="preserve"> tumor_cells])</w:t>
+      </w:r>
+      <w:r>
+        <w:br/>
+      </w:r>
+      <w:r>
+        <w:rPr>
+          <w:rStyle w:val="NormalTok"/>
+        </w:rPr>
+        <w:t xml:space="preserve">    </w:t>
+      </w:r>
+      <w:r>
+        <w:br/>
+      </w:r>
+      <w:r>
+        <w:rPr>
+          <w:rStyle w:val="NormalTok"/>
+        </w:rPr>
+        <w:t xml:space="preserve">    slope, intercept, r, p, se </w:t>
+      </w:r>
+      <w:r>
+        <w:rPr>
+          <w:rStyle w:val="OperatorTok"/>
+        </w:rPr>
+        <w:t xml:space="preserve">=</w:t>
+      </w:r>
+      <w:r>
+        <w:rPr>
+          <w:rStyle w:val="NormalTok"/>
+        </w:rPr>
+        <w:t xml:space="preserve"> stats.linregress(Z, X)</w:t>
+      </w:r>
+      <w:r>
+        <w:br/>
+      </w:r>
+      <w:r>
+        <w:rPr>
+          <w:rStyle w:val="NormalTok"/>
+        </w:rPr>
+        <w:t xml:space="preserve">    n </w:t>
+      </w:r>
+      <w:r>
+        <w:rPr>
+          <w:rStyle w:val="OperatorTok"/>
+        </w:rPr>
+        <w:t xml:space="preserve">=</w:t>
+      </w:r>
+      <w:r>
+        <w:rPr>
+          <w:rStyle w:val="NormalTok"/>
+        </w:rPr>
+        <w:t xml:space="preserve"> </w:t>
+      </w:r>
+      <w:r>
+        <w:rPr>
+          <w:rStyle w:val="BuiltInTok"/>
+        </w:rPr>
+        <w:t xml:space="preserve">len</w:t>
+      </w:r>
+      <w:r>
+        <w:rPr>
+          <w:rStyle w:val="NormalTok"/>
+        </w:rPr>
+        <w:t xml:space="preserve">(Z)</w:t>
+      </w:r>
+      <w:r>
+        <w:br/>
+      </w:r>
+      <w:r>
+        <w:rPr>
+          <w:rStyle w:val="NormalTok"/>
+        </w:rPr>
+        <w:t xml:space="preserve">    F </w:t>
+      </w:r>
+      <w:r>
+        <w:rPr>
+          <w:rStyle w:val="OperatorTok"/>
+        </w:rPr>
+        <w:t xml:space="preserve">=</w:t>
+      </w:r>
+      <w:r>
+        <w:rPr>
+          <w:rStyle w:val="NormalTok"/>
+        </w:rPr>
+        <w:t xml:space="preserve"> (r</w:t>
+      </w:r>
+      <w:r>
+        <w:rPr>
+          <w:rStyle w:val="OperatorTok"/>
+        </w:rPr>
+        <w:t xml:space="preserve">**</w:t>
+      </w:r>
+      <w:r>
+        <w:rPr>
+          <w:rStyle w:val="DecValTok"/>
+        </w:rPr>
+        <w:t xml:space="preserve">2</w:t>
+      </w:r>
+      <w:r>
+        <w:rPr>
+          <w:rStyle w:val="NormalTok"/>
+        </w:rPr>
+        <w:t xml:space="preserve"> </w:t>
+      </w:r>
+      <w:r>
+        <w:rPr>
+          <w:rStyle w:val="OperatorTok"/>
+        </w:rPr>
+        <w:t xml:space="preserve">/</w:t>
+      </w:r>
+      <w:r>
+        <w:rPr>
+          <w:rStyle w:val="NormalTok"/>
+        </w:rPr>
+        <w:t xml:space="preserve"> </w:t>
+      </w:r>
+      <w:r>
+        <w:rPr>
+          <w:rStyle w:val="DecValTok"/>
+        </w:rPr>
+        <w:t xml:space="preserve">1</w:t>
+      </w:r>
+      <w:r>
+        <w:rPr>
+          <w:rStyle w:val="NormalTok"/>
+        </w:rPr>
+        <w:t xml:space="preserve">) </w:t>
+      </w:r>
+      <w:r>
+        <w:rPr>
+          <w:rStyle w:val="OperatorTok"/>
+        </w:rPr>
+        <w:t xml:space="preserve">/</w:t>
+      </w:r>
+      <w:r>
+        <w:rPr>
+          <w:rStyle w:val="NormalTok"/>
+        </w:rPr>
+        <w:t xml:space="preserve"> ((</w:t>
+      </w:r>
+      <w:r>
+        <w:rPr>
+          <w:rStyle w:val="DecValTok"/>
+        </w:rPr>
+        <w:t xml:space="preserve">1</w:t>
+      </w:r>
+      <w:r>
+        <w:rPr>
+          <w:rStyle w:val="NormalTok"/>
+        </w:rPr>
+        <w:t xml:space="preserve"> </w:t>
+      </w:r>
+      <w:r>
+        <w:rPr>
+          <w:rStyle w:val="OperatorTok"/>
+        </w:rPr>
+        <w:t xml:space="preserve">-</w:t>
+      </w:r>
+      <w:r>
+        <w:rPr>
+          <w:rStyle w:val="NormalTok"/>
+        </w:rPr>
+        <w:t xml:space="preserve"> r</w:t>
+      </w:r>
+      <w:r>
+        <w:rPr>
+          <w:rStyle w:val="OperatorTok"/>
+        </w:rPr>
+        <w:t xml:space="preserve">**</w:t>
+      </w:r>
+      <w:r>
+        <w:rPr>
+          <w:rStyle w:val="DecValTok"/>
+        </w:rPr>
+        <w:t xml:space="preserve">2</w:t>
+      </w:r>
+      <w:r>
+        <w:rPr>
+          <w:rStyle w:val="NormalTok"/>
+        </w:rPr>
+        <w:t xml:space="preserve">) </w:t>
+      </w:r>
+      <w:r>
+        <w:rPr>
+          <w:rStyle w:val="OperatorTok"/>
+        </w:rPr>
+        <w:t xml:space="preserve">/</w:t>
+      </w:r>
+      <w:r>
+        <w:rPr>
+          <w:rStyle w:val="NormalTok"/>
+        </w:rPr>
+        <w:t xml:space="preserve"> (n </w:t>
+      </w:r>
+      <w:r>
+        <w:rPr>
+          <w:rStyle w:val="OperatorTok"/>
+        </w:rPr>
+        <w:t xml:space="preserve">-</w:t>
+      </w:r>
+      <w:r>
+        <w:rPr>
+          <w:rStyle w:val="NormalTok"/>
+        </w:rPr>
+        <w:t xml:space="preserve"> </w:t>
+      </w:r>
+      <w:r>
+        <w:rPr>
+          <w:rStyle w:val="DecValTok"/>
+        </w:rPr>
+        <w:t xml:space="preserve">2</w:t>
+      </w:r>
+      <w:r>
+        <w:rPr>
+          <w:rStyle w:val="NormalTok"/>
+        </w:rPr>
+        <w:t xml:space="preserve">))</w:t>
+      </w:r>
+      <w:r>
+        <w:br/>
+      </w:r>
+      <w:r>
+        <w:rPr>
+          <w:rStyle w:val="NormalTok"/>
+        </w:rPr>
+        <w:t xml:space="preserve">    </w:t>
+      </w:r>
+      <w:r>
+        <w:rPr>
+          <w:rStyle w:val="BuiltInTok"/>
+        </w:rPr>
+        <w:t xml:space="preserve">print</w:t>
+      </w:r>
+      <w:r>
+        <w:rPr>
+          <w:rStyle w:val="NormalTok"/>
+        </w:rPr>
+        <w:t xml:space="preserve">(</w:t>
+      </w:r>
+      <w:r>
+        <w:rPr>
+          <w:rStyle w:val="SpecialStringTok"/>
+        </w:rPr>
+        <w:t xml:space="preserve">f"First-stage F = </w:t>
+      </w:r>
+      <w:r>
+        <w:rPr>
+          <w:rStyle w:val="SpecialCharTok"/>
+        </w:rPr>
+        <w:t xml:space="preserve">{</w:t>
+      </w:r>
+      <w:r>
+        <w:rPr>
+          <w:rStyle w:val="NormalTok"/>
+        </w:rPr>
+        <w:t xml:space="preserve">F</w:t>
+      </w:r>
+      <w:r>
+        <w:rPr>
+          <w:rStyle w:val="SpecialCharTok"/>
+        </w:rPr>
+        <w:t xml:space="preserve">:.1f}</w:t>
+      </w:r>
+      <w:r>
+        <w:rPr>
+          <w:rStyle w:val="SpecialStringTok"/>
+        </w:rPr>
+        <w:t xml:space="preserve">"</w:t>
+      </w:r>
+      <w:r>
+        <w:rPr>
+          <w:rStyle w:val="NormalTok"/>
+        </w:rPr>
+        <w:t xml:space="preserve">)</w:t>
+      </w:r>
+      <w:r>
+        <w:br/>
+      </w:r>
+      <w:r>
+        <w:rPr>
+          <w:rStyle w:val="NormalTok"/>
+        </w:rPr>
+        <w:t xml:space="preserve">    </w:t>
+      </w:r>
+      <w:r>
+        <w:br/>
+      </w:r>
+      <w:r>
+        <w:rPr>
+          <w:rStyle w:val="NormalTok"/>
+        </w:rPr>
+        <w:t xml:space="preserve">    </w:t>
+      </w:r>
+      <w:r>
+        <w:rPr>
+          <w:rStyle w:val="CommentTok"/>
+        </w:rPr>
+        <w:t xml:space="preserve"># 4. 2SLS estimation</w:t>
+      </w:r>
+      <w:r>
+        <w:br/>
+      </w:r>
+      <w:r>
+        <w:rPr>
+          <w:rStyle w:val="NormalTok"/>
+        </w:rPr>
+        <w:t xml:space="preserve">    X_hat </w:t>
+      </w:r>
+      <w:r>
+        <w:rPr>
+          <w:rStyle w:val="OperatorTok"/>
+        </w:rPr>
+        <w:t xml:space="preserve">=</w:t>
+      </w:r>
+      <w:r>
+        <w:rPr>
+          <w:rStyle w:val="NormalTok"/>
+        </w:rPr>
+        <w:t xml:space="preserve"> intercept </w:t>
+      </w:r>
+      <w:r>
+        <w:rPr>
+          <w:rStyle w:val="OperatorTok"/>
+        </w:rPr>
+        <w:t xml:space="preserve">+</w:t>
+      </w:r>
+      <w:r>
+        <w:rPr>
+          <w:rStyle w:val="NormalTok"/>
+        </w:rPr>
+        <w:t xml:space="preserve"> slope </w:t>
+      </w:r>
+      <w:r>
+        <w:rPr>
+          <w:rStyle w:val="OperatorTok"/>
+        </w:rPr>
+        <w:t xml:space="preserve">*</w:t>
+      </w:r>
+      <w:r>
+        <w:rPr>
+          <w:rStyle w:val="NormalTok"/>
+        </w:rPr>
+        <w:t xml:space="preserve"> Z</w:t>
+      </w:r>
+      <w:r>
+        <w:br/>
+      </w:r>
+      <w:r>
+        <w:rPr>
+          <w:rStyle w:val="NormalTok"/>
+        </w:rPr>
+        <w:t xml:space="preserve">    Y </w:t>
+      </w:r>
+      <w:r>
+        <w:rPr>
+          <w:rStyle w:val="OperatorTok"/>
+        </w:rPr>
+        <w:t xml:space="preserve">=</w:t>
+      </w:r>
+      <w:r>
+        <w:rPr>
+          <w:rStyle w:val="NormalTok"/>
+        </w:rPr>
+        <w:t xml:space="preserve"> np.array([c[</w:t>
+      </w:r>
+      <w:r>
+        <w:rPr>
+          <w:rStyle w:val="StringTok"/>
+        </w:rPr>
+        <w:t xml:space="preserve">'migration_rate'</w:t>
+      </w:r>
+      <w:r>
+        <w:rPr>
+          <w:rStyle w:val="NormalTok"/>
+        </w:rPr>
+        <w:t xml:space="preserve">] </w:t>
+      </w:r>
+      <w:r>
+        <w:rPr>
+          <w:rStyle w:val="ControlFlowTok"/>
+        </w:rPr>
+        <w:t xml:space="preserve">for</w:t>
+      </w:r>
+      <w:r>
+        <w:rPr>
+          <w:rStyle w:val="NormalTok"/>
+        </w:rPr>
+        <w:t xml:space="preserve"> c </w:t>
+      </w:r>
+      <w:r>
+        <w:rPr>
+          <w:rStyle w:val="KeywordTok"/>
+        </w:rPr>
+        <w:t xml:space="preserve">in</w:t>
+      </w:r>
+      <w:r>
+        <w:rPr>
+          <w:rStyle w:val="NormalTok"/>
+        </w:rPr>
+        <w:t xml:space="preserve"> tumor_cells])</w:t>
+      </w:r>
+      <w:r>
+        <w:br/>
+      </w:r>
+      <w:r>
+        <w:rPr>
+          <w:rStyle w:val="NormalTok"/>
+        </w:rPr>
+        <w:t xml:space="preserve">    </w:t>
+      </w:r>
+      <w:r>
+        <w:br/>
+      </w:r>
+      <w:r>
+        <w:rPr>
+          <w:rStyle w:val="NormalTok"/>
+        </w:rPr>
+        <w:t xml:space="preserve">    beta1, beta0, _, _, _ </w:t>
+      </w:r>
+      <w:r>
+        <w:rPr>
+          <w:rStyle w:val="OperatorTok"/>
+        </w:rPr>
+        <w:t xml:space="preserve">=</w:t>
+      </w:r>
+      <w:r>
+        <w:rPr>
+          <w:rStyle w:val="NormalTok"/>
+        </w:rPr>
+        <w:t xml:space="preserve"> stats.linregress(X_hat, Y)</w:t>
+      </w:r>
+      <w:r>
+        <w:br/>
+      </w:r>
+      <w:r>
+        <w:rPr>
+          <w:rStyle w:val="NormalTok"/>
+        </w:rPr>
+        <w:t xml:space="preserve">    </w:t>
+      </w:r>
+      <w:r>
+        <w:rPr>
+          <w:rStyle w:val="BuiltInTok"/>
+        </w:rPr>
+        <w:t xml:space="preserve">print</w:t>
+      </w:r>
+      <w:r>
+        <w:rPr>
+          <w:rStyle w:val="NormalTok"/>
+        </w:rPr>
+        <w:t xml:space="preserve">(</w:t>
+      </w:r>
+      <w:r>
+        <w:rPr>
+          <w:rStyle w:val="SpecialStringTok"/>
+        </w:rPr>
+        <w:t xml:space="preserve">f"2SLS estimate (δ): </w:t>
+      </w:r>
+      <w:r>
+        <w:rPr>
+          <w:rStyle w:val="SpecialCharTok"/>
+        </w:rPr>
+        <w:t xml:space="preserve">{</w:t>
+      </w:r>
+      <w:r>
+        <w:rPr>
+          <w:rStyle w:val="NormalTok"/>
+        </w:rPr>
+        <w:t xml:space="preserve">beta1</w:t>
+      </w:r>
+      <w:r>
+        <w:rPr>
+          <w:rStyle w:val="SpecialCharTok"/>
+        </w:rPr>
+        <w:t xml:space="preserve">:.4f}</w:t>
+      </w:r>
+      <w:r>
+        <w:rPr>
+          <w:rStyle w:val="SpecialStringTok"/>
+        </w:rPr>
+        <w:t xml:space="preserve">"</w:t>
+      </w:r>
+      <w:r>
+        <w:rPr>
+          <w:rStyle w:val="NormalTok"/>
+        </w:rPr>
+        <w:t xml:space="preserve">)</w:t>
+      </w:r>
+      <w:r>
+        <w:br/>
+      </w:r>
+      <w:r>
+        <w:rPr>
+          <w:rStyle w:val="NormalTok"/>
+        </w:rPr>
+        <w:t xml:space="preserve">    </w:t>
+      </w:r>
+      <w:r>
+        <w:rPr>
+          <w:rStyle w:val="BuiltInTok"/>
+        </w:rPr>
+        <w:t xml:space="preserve">print</w:t>
+      </w:r>
+      <w:r>
+        <w:rPr>
+          <w:rStyle w:val="NormalTok"/>
+        </w:rPr>
+        <w:t xml:space="preserve">(</w:t>
+      </w:r>
+      <w:r>
+        <w:rPr>
+          <w:rStyle w:val="SpecialStringTok"/>
+        </w:rPr>
+        <w:t xml:space="preserve">f"True effect: 0.05"</w:t>
+      </w:r>
+      <w:r>
+        <w:rPr>
+          <w:rStyle w:val="NormalTok"/>
+        </w:rPr>
+        <w:t xml:space="preserve">)</w:t>
+      </w:r>
+      <w:r>
+        <w:br/>
+      </w:r>
+      <w:r>
+        <w:rPr>
+          <w:rStyle w:val="NormalTok"/>
+        </w:rPr>
+        <w:t xml:space="preserve">    </w:t>
+      </w:r>
+      <w:r>
+        <w:br/>
+      </w:r>
+      <w:r>
+        <w:rPr>
+          <w:rStyle w:val="NormalTok"/>
+        </w:rPr>
+        <w:t xml:space="preserve">    </w:t>
+      </w:r>
+      <w:r>
+        <w:rPr>
+          <w:rStyle w:val="ControlFlowTok"/>
+        </w:rPr>
+        <w:t xml:space="preserve">return</w:t>
+      </w:r>
+      <w:r>
+        <w:rPr>
+          <w:rStyle w:val="NormalTok"/>
+        </w:rPr>
+        <w:t xml:space="preserve"> {</w:t>
+      </w:r>
+      <w:r>
+        <w:rPr>
+          <w:rStyle w:val="StringTok"/>
+        </w:rPr>
+        <w:t xml:space="preserve">'F_stat'</w:t>
+      </w:r>
+      <w:r>
+        <w:rPr>
+          <w:rStyle w:val="NormalTok"/>
+        </w:rPr>
+        <w:t xml:space="preserve">: F, </w:t>
+      </w:r>
+      <w:r>
+        <w:rPr>
+          <w:rStyle w:val="StringTok"/>
+        </w:rPr>
+        <w:t xml:space="preserve">'beta_IV'</w:t>
+      </w:r>
+      <w:r>
+        <w:rPr>
+          <w:rStyle w:val="NormalTok"/>
+        </w:rPr>
+        <w:t xml:space="preserve">: beta1}</w:t>
+      </w:r>
+    </w:p>
+    <w:bookmarkEnd w:id="77"/>
+    <w:bookmarkStart w:id="78" w:name="testing-segregation-independence"/>
+    <w:p>
+      <w:pPr>
+        <w:pStyle w:val="Heading4"/>
+      </w:pPr>
+      <w:r>
+        <w:t xml:space="preserve">Testing Segregation Independence</w:t>
+      </w:r>
+    </w:p>
+    <w:p>
+      <w:pPr>
+        <w:pStyle w:val="SourceCode"/>
+      </w:pPr>
+      <w:r>
+        <w:rPr>
+          <w:rStyle w:val="ImportTok"/>
+        </w:rPr>
+        <w:t xml:space="preserve">from</w:t>
+      </w:r>
+      <w:r>
+        <w:rPr>
+          <w:rStyle w:val="NormalTok"/>
+        </w:rPr>
+        <w:t xml:space="preserve"> scipy </w:t>
+      </w:r>
+      <w:r>
+        <w:rPr>
+          <w:rStyle w:val="ImportTok"/>
+        </w:rPr>
+        <w:t xml:space="preserve">import</w:t>
+      </w:r>
+      <w:r>
+        <w:rPr>
+          <w:rStyle w:val="NormalTok"/>
+        </w:rPr>
+        <w:t xml:space="preserve"> stats</w:t>
+      </w:r>
+      <w:r>
+        <w:br/>
+      </w:r>
+      <w:r>
+        <w:br/>
+      </w:r>
+      <w:r>
+        <w:rPr>
+          <w:rStyle w:val="KeywordTok"/>
+        </w:rPr>
+        <w:t xml:space="preserve">def</w:t>
+      </w:r>
+      <w:r>
+        <w:rPr>
+          <w:rStyle w:val="NormalTok"/>
+        </w:rPr>
+        <w:t xml:space="preserve"> test_segregation_independence(lineage, cells):</w:t>
+      </w:r>
+      <w:r>
+        <w:br/>
+      </w:r>
+      <w:r>
+        <w:rPr>
+          <w:rStyle w:val="NormalTok"/>
+        </w:rPr>
+        <w:t xml:space="preserve">    </w:t>
+      </w:r>
+      <w:r>
+        <w:rPr>
+          <w:rStyle w:val="CommentTok"/>
+        </w:rPr>
+        <w:t xml:space="preserve">"""Test if ecDNA fraction correlates with potential confounders."""</w:t>
+      </w:r>
+      <w:r>
+        <w:br/>
+      </w:r>
+      <w:r>
+        <w:rPr>
+          <w:rStyle w:val="NormalTok"/>
+        </w:rPr>
+        <w:t xml:space="preserve">    </w:t>
+      </w:r>
+      <w:r>
+        <w:br/>
+      </w:r>
+      <w:r>
+        <w:rPr>
+          <w:rStyle w:val="NormalTok"/>
+        </w:rPr>
+        <w:t xml:space="preserve">    </w:t>
+      </w:r>
+      <w:r>
+        <w:rPr>
+          <w:rStyle w:val="CommentTok"/>
+        </w:rPr>
+        <w:t xml:space="preserve"># Compute daughter fractions</w:t>
+      </w:r>
+      <w:r>
+        <w:br/>
+      </w:r>
+      <w:r>
+        <w:rPr>
+          <w:rStyle w:val="NormalTok"/>
+        </w:rPr>
+        <w:t xml:space="preserve">    fractions </w:t>
+      </w:r>
+      <w:r>
+        <w:rPr>
+          <w:rStyle w:val="OperatorTok"/>
+        </w:rPr>
+        <w:t xml:space="preserve">=</w:t>
+      </w:r>
+      <w:r>
+        <w:rPr>
+          <w:rStyle w:val="NormalTok"/>
+        </w:rPr>
+        <w:t xml:space="preserve"> []</w:t>
+      </w:r>
+      <w:r>
+        <w:br/>
+      </w:r>
+      <w:r>
+        <w:rPr>
+          <w:rStyle w:val="NormalTok"/>
+        </w:rPr>
+        <w:t xml:space="preserve">    o2_levels </w:t>
+      </w:r>
+      <w:r>
+        <w:rPr>
+          <w:rStyle w:val="OperatorTok"/>
+        </w:rPr>
+        <w:t xml:space="preserve">=</w:t>
+      </w:r>
+      <w:r>
+        <w:rPr>
+          <w:rStyle w:val="NormalTok"/>
+        </w:rPr>
+        <w:t xml:space="preserve"> []</w:t>
+      </w:r>
+      <w:r>
+        <w:br/>
+      </w:r>
+      <w:r>
+        <w:rPr>
+          <w:rStyle w:val="NormalTok"/>
+        </w:rPr>
+        <w:t xml:space="preserve">    positions </w:t>
+      </w:r>
+      <w:r>
+        <w:rPr>
+          <w:rStyle w:val="OperatorTok"/>
+        </w:rPr>
+        <w:t xml:space="preserve">=</w:t>
+      </w:r>
+      <w:r>
+        <w:rPr>
+          <w:rStyle w:val="NormalTok"/>
+        </w:rPr>
+        <w:t xml:space="preserve"> []</w:t>
+      </w:r>
+      <w:r>
+        <w:br/>
+      </w:r>
+      <w:r>
+        <w:rPr>
+          <w:rStyle w:val="NormalTok"/>
+        </w:rPr>
+        <w:t xml:space="preserve">    </w:t>
+      </w:r>
+      <w:r>
+        <w:br/>
+      </w:r>
+      <w:r>
+        <w:rPr>
+          <w:rStyle w:val="NormalTok"/>
+        </w:rPr>
+        <w:t xml:space="preserve">    </w:t>
+      </w:r>
+      <w:r>
+        <w:rPr>
+          <w:rStyle w:val="ControlFlowTok"/>
+        </w:rPr>
+        <w:t xml:space="preserve">for</w:t>
+      </w:r>
+      <w:r>
+        <w:rPr>
+          <w:rStyle w:val="NormalTok"/>
+        </w:rPr>
+        <w:t xml:space="preserve"> div </w:t>
+      </w:r>
+      <w:r>
+        <w:rPr>
+          <w:rStyle w:val="KeywordTok"/>
+        </w:rPr>
+        <w:t xml:space="preserve">in</w:t>
+      </w:r>
+      <w:r>
+        <w:rPr>
+          <w:rStyle w:val="NormalTok"/>
+        </w:rPr>
+        <w:t xml:space="preserve"> lineage:</w:t>
+      </w:r>
+      <w:r>
+        <w:br/>
+      </w:r>
+      <w:r>
+        <w:rPr>
+          <w:rStyle w:val="NormalTok"/>
+        </w:rPr>
+        <w:t xml:space="preserve">        </w:t>
+      </w:r>
+      <w:r>
+        <w:rPr>
+          <w:rStyle w:val="ControlFlowTok"/>
+        </w:rPr>
+        <w:t xml:space="preserve">if</w:t>
+      </w:r>
+      <w:r>
+        <w:rPr>
+          <w:rStyle w:val="NormalTok"/>
+        </w:rPr>
+        <w:t xml:space="preserve"> div[</w:t>
+      </w:r>
+      <w:r>
+        <w:rPr>
+          <w:rStyle w:val="StringTok"/>
+        </w:rPr>
+        <w:t xml:space="preserve">'parent_ecDNA_before'</w:t>
+      </w:r>
+      <w:r>
+        <w:rPr>
+          <w:rStyle w:val="NormalTok"/>
+        </w:rPr>
+        <w:t xml:space="preserve">] </w:t>
+      </w:r>
+      <w:r>
+        <w:rPr>
+          <w:rStyle w:val="OperatorTok"/>
+        </w:rPr>
+        <w:t xml:space="preserve">&gt;</w:t>
+      </w:r>
+      <w:r>
+        <w:rPr>
+          <w:rStyle w:val="NormalTok"/>
+        </w:rPr>
+        <w:t xml:space="preserve"> </w:t>
+      </w:r>
+      <w:r>
+        <w:rPr>
+          <w:rStyle w:val="DecValTok"/>
+        </w:rPr>
+        <w:t xml:space="preserve">0</w:t>
+      </w:r>
+      <w:r>
+        <w:rPr>
+          <w:rStyle w:val="NormalTok"/>
+        </w:rPr>
+        <w:t xml:space="preserve">:</w:t>
+      </w:r>
+      <w:r>
+        <w:br/>
+      </w:r>
+      <w:r>
+        <w:rPr>
+          <w:rStyle w:val="NormalTok"/>
+        </w:rPr>
+        <w:t xml:space="preserve">            frac </w:t>
+      </w:r>
+      <w:r>
+        <w:rPr>
+          <w:rStyle w:val="OperatorTok"/>
+        </w:rPr>
+        <w:t xml:space="preserve">=</w:t>
+      </w:r>
+      <w:r>
+        <w:rPr>
+          <w:rStyle w:val="NormalTok"/>
+        </w:rPr>
+        <w:t xml:space="preserve"> div[</w:t>
+      </w:r>
+      <w:r>
+        <w:rPr>
+          <w:rStyle w:val="StringTok"/>
+        </w:rPr>
+        <w:t xml:space="preserve">'daughter_ecDNA'</w:t>
+      </w:r>
+      <w:r>
+        <w:rPr>
+          <w:rStyle w:val="NormalTok"/>
+        </w:rPr>
+        <w:t xml:space="preserve">] </w:t>
+      </w:r>
+      <w:r>
+        <w:rPr>
+          <w:rStyle w:val="OperatorTok"/>
+        </w:rPr>
+        <w:t xml:space="preserve">/</w:t>
+      </w:r>
+      <w:r>
+        <w:rPr>
+          <w:rStyle w:val="NormalTok"/>
+        </w:rPr>
+        <w:t xml:space="preserve"> div[</w:t>
+      </w:r>
+      <w:r>
+        <w:rPr>
+          <w:rStyle w:val="StringTok"/>
+        </w:rPr>
+        <w:t xml:space="preserve">'parent_ecDNA_before'</w:t>
+      </w:r>
+      <w:r>
+        <w:rPr>
+          <w:rStyle w:val="NormalTok"/>
+        </w:rPr>
+        <w:t xml:space="preserve">]</w:t>
+      </w:r>
+      <w:r>
+        <w:br/>
+      </w:r>
+      <w:r>
+        <w:rPr>
+          <w:rStyle w:val="NormalTok"/>
+        </w:rPr>
+        <w:t xml:space="preserve">            fractions.append(frac)</w:t>
+      </w:r>
+      <w:r>
+        <w:br/>
+      </w:r>
+      <w:r>
+        <w:rPr>
+          <w:rStyle w:val="NormalTok"/>
+        </w:rPr>
+        <w:t xml:space="preserve">            </w:t>
+      </w:r>
+      <w:r>
+        <w:br/>
+      </w:r>
+      <w:r>
+        <w:rPr>
+          <w:rStyle w:val="NormalTok"/>
+        </w:rPr>
+        <w:t xml:space="preserve">            </w:t>
+      </w:r>
+      <w:r>
+        <w:rPr>
+          <w:rStyle w:val="CommentTok"/>
+        </w:rPr>
+        <w:t xml:space="preserve"># Get O2 at division location</w:t>
+      </w:r>
+      <w:r>
+        <w:br/>
+      </w:r>
+      <w:r>
+        <w:rPr>
+          <w:rStyle w:val="NormalTok"/>
+        </w:rPr>
+        <w:t xml:space="preserve">            o2 </w:t>
+      </w:r>
+      <w:r>
+        <w:rPr>
+          <w:rStyle w:val="OperatorTok"/>
+        </w:rPr>
+        <w:t xml:space="preserve">=</w:t>
+      </w:r>
+      <w:r>
+        <w:rPr>
+          <w:rStyle w:val="NormalTok"/>
+        </w:rPr>
+        <w:t xml:space="preserve"> get_o2_at_location(div[</w:t>
+      </w:r>
+      <w:r>
+        <w:rPr>
+          <w:rStyle w:val="StringTok"/>
+        </w:rPr>
+        <w:t xml:space="preserve">'x'</w:t>
+      </w:r>
+      <w:r>
+        <w:rPr>
+          <w:rStyle w:val="NormalTok"/>
+        </w:rPr>
+        <w:t xml:space="preserve">], div[</w:t>
+      </w:r>
+      <w:r>
+        <w:rPr>
+          <w:rStyle w:val="StringTok"/>
+        </w:rPr>
+        <w:t xml:space="preserve">'y'</w:t>
+      </w:r>
+      <w:r>
+        <w:rPr>
+          <w:rStyle w:val="NormalTok"/>
+        </w:rPr>
+        <w:t xml:space="preserve">])</w:t>
+      </w:r>
+      <w:r>
+        <w:br/>
+      </w:r>
+      <w:r>
+        <w:rPr>
+          <w:rStyle w:val="NormalTok"/>
+        </w:rPr>
+        <w:t xml:space="preserve">            o2_levels.append(o2)</w:t>
+      </w:r>
+      <w:r>
+        <w:br/>
+      </w:r>
+      <w:r>
+        <w:rPr>
+          <w:rStyle w:val="NormalTok"/>
+        </w:rPr>
+        <w:t xml:space="preserve">            </w:t>
+      </w:r>
+      <w:r>
+        <w:br/>
+      </w:r>
+      <w:r>
+        <w:rPr>
+          <w:rStyle w:val="NormalTok"/>
+        </w:rPr>
+        <w:t xml:space="preserve">            dist </w:t>
+      </w:r>
+      <w:r>
+        <w:rPr>
+          <w:rStyle w:val="OperatorTok"/>
+        </w:rPr>
+        <w:t xml:space="preserve">=</w:t>
+      </w:r>
+      <w:r>
+        <w:rPr>
+          <w:rStyle w:val="NormalTok"/>
+        </w:rPr>
+        <w:t xml:space="preserve"> np.sqrt(div[</w:t>
+      </w:r>
+      <w:r>
+        <w:rPr>
+          <w:rStyle w:val="StringTok"/>
+        </w:rPr>
+        <w:t xml:space="preserve">'x'</w:t>
+      </w:r>
+      <w:r>
+        <w:rPr>
+          <w:rStyle w:val="NormalTok"/>
+        </w:rPr>
+        <w:t xml:space="preserve">]</w:t>
+      </w:r>
+      <w:r>
+        <w:rPr>
+          <w:rStyle w:val="OperatorTok"/>
+        </w:rPr>
+        <w:t xml:space="preserve">**</w:t>
+      </w:r>
+      <w:r>
+        <w:rPr>
+          <w:rStyle w:val="DecValTok"/>
+        </w:rPr>
+        <w:t xml:space="preserve">2</w:t>
+      </w:r>
+      <w:r>
+        <w:rPr>
+          <w:rStyle w:val="NormalTok"/>
+        </w:rPr>
+        <w:t xml:space="preserve"> </w:t>
+      </w:r>
+      <w:r>
+        <w:rPr>
+          <w:rStyle w:val="OperatorTok"/>
+        </w:rPr>
+        <w:t xml:space="preserve">+</w:t>
+      </w:r>
+      <w:r>
+        <w:rPr>
+          <w:rStyle w:val="NormalTok"/>
+        </w:rPr>
+        <w:t xml:space="preserve"> div[</w:t>
+      </w:r>
+      <w:r>
+        <w:rPr>
+          <w:rStyle w:val="StringTok"/>
+        </w:rPr>
+        <w:t xml:space="preserve">'y'</w:t>
+      </w:r>
+      <w:r>
+        <w:rPr>
+          <w:rStyle w:val="NormalTok"/>
+        </w:rPr>
+        <w:t xml:space="preserve">]</w:t>
+      </w:r>
+      <w:r>
+        <w:rPr>
+          <w:rStyle w:val="OperatorTok"/>
+        </w:rPr>
+        <w:t xml:space="preserve">**</w:t>
+      </w:r>
+      <w:r>
+        <w:rPr>
+          <w:rStyle w:val="DecValTok"/>
+        </w:rPr>
+        <w:t xml:space="preserve">2</w:t>
+      </w:r>
+      <w:r>
+        <w:rPr>
+          <w:rStyle w:val="NormalTok"/>
+        </w:rPr>
+        <w:t xml:space="preserve">)</w:t>
+      </w:r>
+      <w:r>
+        <w:br/>
+      </w:r>
+      <w:r>
+        <w:rPr>
+          <w:rStyle w:val="NormalTok"/>
+        </w:rPr>
+        <w:t xml:space="preserve">            positions.append(dist)</w:t>
+      </w:r>
+      <w:r>
+        <w:br/>
+      </w:r>
+      <w:r>
+        <w:rPr>
+          <w:rStyle w:val="NormalTok"/>
+        </w:rPr>
+        <w:t xml:space="preserve">    </w:t>
+      </w:r>
+      <w:r>
+        <w:br/>
+      </w:r>
+      <w:r>
+        <w:rPr>
+          <w:rStyle w:val="NormalTok"/>
+        </w:rPr>
+        <w:t xml:space="preserve">    </w:t>
+      </w:r>
+      <w:r>
+        <w:rPr>
+          <w:rStyle w:val="CommentTok"/>
+        </w:rPr>
+        <w:t xml:space="preserve"># Test correlations</w:t>
+      </w:r>
+      <w:r>
+        <w:br/>
+      </w:r>
+      <w:r>
+        <w:rPr>
+          <w:rStyle w:val="NormalTok"/>
+        </w:rPr>
+        <w:t xml:space="preserve">    r_o2, p_o2 </w:t>
+      </w:r>
+      <w:r>
+        <w:rPr>
+          <w:rStyle w:val="OperatorTok"/>
+        </w:rPr>
+        <w:t xml:space="preserve">=</w:t>
+      </w:r>
+      <w:r>
+        <w:rPr>
+          <w:rStyle w:val="NormalTok"/>
+        </w:rPr>
+        <w:t xml:space="preserve"> stats.pearsonr(fractions, o2_levels)</w:t>
+      </w:r>
+      <w:r>
+        <w:br/>
+      </w:r>
+      <w:r>
+        <w:rPr>
+          <w:rStyle w:val="NormalTok"/>
+        </w:rPr>
+        <w:t xml:space="preserve">    r_pos, p_pos </w:t>
+      </w:r>
+      <w:r>
+        <w:rPr>
+          <w:rStyle w:val="OperatorTok"/>
+        </w:rPr>
+        <w:t xml:space="preserve">=</w:t>
+      </w:r>
+      <w:r>
+        <w:rPr>
+          <w:rStyle w:val="NormalTok"/>
+        </w:rPr>
+        <w:t xml:space="preserve"> stats.pearsonr(fractions, positions)</w:t>
+      </w:r>
+      <w:r>
+        <w:br/>
+      </w:r>
+      <w:r>
+        <w:rPr>
+          <w:rStyle w:val="NormalTok"/>
+        </w:rPr>
+        <w:t xml:space="preserve">    </w:t>
+      </w:r>
+      <w:r>
+        <w:br/>
+      </w:r>
+      <w:r>
+        <w:rPr>
+          <w:rStyle w:val="NormalTok"/>
+        </w:rPr>
+        <w:t xml:space="preserve">    </w:t>
+      </w:r>
+      <w:r>
+        <w:rPr>
+          <w:rStyle w:val="BuiltInTok"/>
+        </w:rPr>
+        <w:t xml:space="preserve">print</w:t>
+      </w:r>
+      <w:r>
+        <w:rPr>
+          <w:rStyle w:val="NormalTok"/>
+        </w:rPr>
+        <w:t xml:space="preserve">(</w:t>
+      </w:r>
+      <w:r>
+        <w:rPr>
+          <w:rStyle w:val="SpecialStringTok"/>
+        </w:rPr>
+        <w:t xml:space="preserve">f"Correlation with O2: r=</w:t>
+      </w:r>
+      <w:r>
+        <w:rPr>
+          <w:rStyle w:val="SpecialCharTok"/>
+        </w:rPr>
+        <w:t xml:space="preserve">{</w:t>
+      </w:r>
+      <w:r>
+        <w:rPr>
+          <w:rStyle w:val="NormalTok"/>
+        </w:rPr>
+        <w:t xml:space="preserve">r_o2</w:t>
+      </w:r>
+      <w:r>
+        <w:rPr>
+          <w:rStyle w:val="SpecialCharTok"/>
+        </w:rPr>
+        <w:t xml:space="preserve">:.3f}</w:t>
+      </w:r>
+      <w:r>
+        <w:rPr>
+          <w:rStyle w:val="SpecialStringTok"/>
+        </w:rPr>
+        <w:t xml:space="preserve">, p=</w:t>
+      </w:r>
+      <w:r>
+        <w:rPr>
+          <w:rStyle w:val="SpecialCharTok"/>
+        </w:rPr>
+        <w:t xml:space="preserve">{</w:t>
+      </w:r>
+      <w:r>
+        <w:rPr>
+          <w:rStyle w:val="NormalTok"/>
+        </w:rPr>
+        <w:t xml:space="preserve">p_o2</w:t>
+      </w:r>
+      <w:r>
+        <w:rPr>
+          <w:rStyle w:val="SpecialCharTok"/>
+        </w:rPr>
+        <w:t xml:space="preserve">:.3f}</w:t>
+      </w:r>
+      <w:r>
+        <w:rPr>
+          <w:rStyle w:val="SpecialStringTok"/>
+        </w:rPr>
+        <w:t xml:space="preserve">"</w:t>
+      </w:r>
+      <w:r>
+        <w:rPr>
+          <w:rStyle w:val="NormalTok"/>
+        </w:rPr>
+        <w:t xml:space="preserve">)</w:t>
+      </w:r>
+      <w:r>
+        <w:br/>
+      </w:r>
+      <w:r>
+        <w:rPr>
+          <w:rStyle w:val="NormalTok"/>
+        </w:rPr>
+        <w:t xml:space="preserve">    </w:t>
+      </w:r>
+      <w:r>
+        <w:rPr>
+          <w:rStyle w:val="BuiltInTok"/>
+        </w:rPr>
+        <w:t xml:space="preserve">print</w:t>
+      </w:r>
+      <w:r>
+        <w:rPr>
+          <w:rStyle w:val="NormalTok"/>
+        </w:rPr>
+        <w:t xml:space="preserve">(</w:t>
+      </w:r>
+      <w:r>
+        <w:rPr>
+          <w:rStyle w:val="SpecialStringTok"/>
+        </w:rPr>
+        <w:t xml:space="preserve">f"Correlation with position: r=</w:t>
+      </w:r>
+      <w:r>
+        <w:rPr>
+          <w:rStyle w:val="SpecialCharTok"/>
+        </w:rPr>
+        <w:t xml:space="preserve">{</w:t>
+      </w:r>
+      <w:r>
+        <w:rPr>
+          <w:rStyle w:val="NormalTok"/>
+        </w:rPr>
+        <w:t xml:space="preserve">r_pos</w:t>
+      </w:r>
+      <w:r>
+        <w:rPr>
+          <w:rStyle w:val="SpecialCharTok"/>
+        </w:rPr>
+        <w:t xml:space="preserve">:.3f}</w:t>
+      </w:r>
+      <w:r>
+        <w:rPr>
+          <w:rStyle w:val="SpecialStringTok"/>
+        </w:rPr>
+        <w:t xml:space="preserve">, p=</w:t>
+      </w:r>
+      <w:r>
+        <w:rPr>
+          <w:rStyle w:val="SpecialCharTok"/>
+        </w:rPr>
+        <w:t xml:space="preserve">{</w:t>
+      </w:r>
+      <w:r>
+        <w:rPr>
+          <w:rStyle w:val="NormalTok"/>
+        </w:rPr>
+        <w:t xml:space="preserve">p_pos</w:t>
+      </w:r>
+      <w:r>
+        <w:rPr>
+          <w:rStyle w:val="SpecialCharTok"/>
+        </w:rPr>
+        <w:t xml:space="preserve">:.3f}</w:t>
+      </w:r>
+      <w:r>
+        <w:rPr>
+          <w:rStyle w:val="SpecialStringTok"/>
+        </w:rPr>
+        <w:t xml:space="preserve">"</w:t>
+      </w:r>
+      <w:r>
+        <w:rPr>
+          <w:rStyle w:val="NormalTok"/>
+        </w:rPr>
+        <w:t xml:space="preserve">)</w:t>
+      </w:r>
+      <w:r>
+        <w:br/>
+      </w:r>
+      <w:r>
+        <w:rPr>
+          <w:rStyle w:val="NormalTok"/>
+        </w:rPr>
+        <w:t xml:space="preserve">    </w:t>
+      </w:r>
+      <w:r>
+        <w:br/>
+      </w:r>
+      <w:r>
+        <w:rPr>
+          <w:rStyle w:val="NormalTok"/>
+        </w:rPr>
+        <w:t xml:space="preserve">    </w:t>
+      </w:r>
+      <w:r>
+        <w:rPr>
+          <w:rStyle w:val="CommentTok"/>
+        </w:rPr>
+        <w:t xml:space="preserve"># Should both be near zero and non-significant</w:t>
+      </w:r>
+    </w:p>
+    <w:p>
+      <w:r>
+        <w:pict>
+          <v:rect style="width:0;height:1.5pt" o:hralign="center" o:hrstd="t" o:hr="t"/>
+        </w:pict>
+      </w:r>
+    </w:p>
+    <w:bookmarkEnd w:id="78"/>
+    <w:bookmarkEnd w:id="79"/>
+    <w:bookmarkEnd w:id="80"/>
+    <w:bookmarkStart w:id="81" w:name="references-for-supplementary-materials"/>
+    <w:p>
+      <w:pPr>
+        <w:pStyle w:val="Heading2"/>
+      </w:pPr>
+      <w:r>
+        <w:t xml:space="preserve">References for Supplementary Materials</w:t>
+      </w:r>
+    </w:p>
+    <w:p>
+      <w:pPr>
+        <w:numPr>
+          <w:ilvl w:val="0"/>
+          <w:numId w:val="1005"/>
+        </w:numPr>
+      </w:pPr>
+      <w:r>
+        <w:t xml:space="preserve">Angrist JD, Pischke JS.</w:t>
       </w:r>
       <w:r>
         <w:t xml:space="preserve"> </w:t>
@@ -9760,14 +16218,321 @@
           <w:i/>
           <w:iCs/>
         </w:rPr>
+        <w:t xml:space="preserve">Mostly Harmless Econometrics: An Empiricist’s Companion</w:t>
+      </w:r>
+      <w:r>
+        <w:t xml:space="preserve">. Princeton University Press; 2009.</w:t>
+      </w:r>
+    </w:p>
+    <w:p>
+      <w:pPr>
+        <w:numPr>
+          <w:ilvl w:val="0"/>
+          <w:numId w:val="1005"/>
+        </w:numPr>
+      </w:pPr>
+      <w:r>
+        <w:t xml:space="preserve">Pearl J.</w:t>
+      </w:r>
+      <w:r>
+        <w:t xml:space="preserve"> </w:t>
+      </w:r>
+      <w:r>
+        <w:rPr>
+          <w:i/>
+          <w:iCs/>
+        </w:rPr>
+        <w:t xml:space="preserve">Causality: Models, Reasoning, and Inference</w:t>
+      </w:r>
+      <w:r>
+        <w:t xml:space="preserve">. 2nd ed. Cambridge University Press; 2009.</w:t>
+      </w:r>
+    </w:p>
+    <w:p>
+      <w:pPr>
+        <w:numPr>
+          <w:ilvl w:val="0"/>
+          <w:numId w:val="1005"/>
+        </w:numPr>
+      </w:pPr>
+      <w:r>
+        <w:t xml:space="preserve">Hernán MA, Robins JM.</w:t>
+      </w:r>
+      <w:r>
+        <w:t xml:space="preserve"> </w:t>
+      </w:r>
+      <w:r>
+        <w:rPr>
+          <w:i/>
+          <w:iCs/>
+        </w:rPr>
+        <w:t xml:space="preserve">Causal Inference: What If</w:t>
+      </w:r>
+      <w:r>
+        <w:t xml:space="preserve">. Chapman &amp; Hall/CRC; 2020.</w:t>
+      </w:r>
+    </w:p>
+    <w:p>
+      <w:pPr>
+        <w:numPr>
+          <w:ilvl w:val="0"/>
+          <w:numId w:val="1005"/>
+        </w:numPr>
+      </w:pPr>
+      <w:r>
+        <w:t xml:space="preserve">Rosenbaum PR.</w:t>
+      </w:r>
+      <w:r>
+        <w:t xml:space="preserve"> </w:t>
+      </w:r>
+      <w:r>
+        <w:rPr>
+          <w:i/>
+          <w:iCs/>
+        </w:rPr>
+        <w:t xml:space="preserve">Observational Studies</w:t>
+      </w:r>
+      <w:r>
+        <w:t xml:space="preserve">. 2nd ed. Springer; 2002.</w:t>
+      </w:r>
+    </w:p>
+    <w:p>
+      <w:pPr>
+        <w:numPr>
+          <w:ilvl w:val="0"/>
+          <w:numId w:val="1005"/>
+        </w:numPr>
+      </w:pPr>
+      <w:r>
+        <w:t xml:space="preserve">VanderWeele TJ, Ding P. Sensitivity analysis in observational research: introducing the E-value.</w:t>
+      </w:r>
+      <w:r>
+        <w:t xml:space="preserve"> </w:t>
+      </w:r>
+      <w:r>
+        <w:rPr>
+          <w:i/>
+          <w:iCs/>
+        </w:rPr>
+        <w:t xml:space="preserve">Ann Intern Med</w:t>
+      </w:r>
+      <w:r>
+        <w:t xml:space="preserve">. 2017;167(4):268-274.</w:t>
+      </w:r>
+    </w:p>
+    <w:p>
+      <w:pPr>
+        <w:numPr>
+          <w:ilvl w:val="0"/>
+          <w:numId w:val="1005"/>
+        </w:numPr>
+      </w:pPr>
+      <w:r>
+        <w:t xml:space="preserve">Spirtes P, Glymour C, Scheines R.</w:t>
+      </w:r>
+      <w:r>
+        <w:t xml:space="preserve"> </w:t>
+      </w:r>
+      <w:r>
+        <w:rPr>
+          <w:i/>
+          <w:iCs/>
+        </w:rPr>
+        <w:t xml:space="preserve">Causation, Prediction, and Search</w:t>
+      </w:r>
+      <w:r>
+        <w:t xml:space="preserve">. 2nd ed. MIT Press; 2000.</w:t>
+      </w:r>
+    </w:p>
+    <w:p>
+      <w:pPr>
+        <w:numPr>
+          <w:ilvl w:val="0"/>
+          <w:numId w:val="1005"/>
+        </w:numPr>
+      </w:pPr>
+      <w:r>
+        <w:t xml:space="preserve">Staiger D, Stock JH. Instrumental variables regression with weak instruments.</w:t>
+      </w:r>
+      <w:r>
+        <w:t xml:space="preserve"> </w:t>
+      </w:r>
+      <w:r>
+        <w:rPr>
+          <w:i/>
+          <w:iCs/>
+        </w:rPr>
         <w:t xml:space="preserve">Econometrica</w:t>
       </w:r>
       <w:r>
         <w:t xml:space="preserve">. 1997;65(3):557-586.</w:t>
       </w:r>
     </w:p>
-    <w:bookmarkEnd w:id="38"/>
-    <w:bookmarkEnd w:id="39"/>
+    <w:p>
+      <w:pPr>
+        <w:numPr>
+          <w:ilvl w:val="0"/>
+          <w:numId w:val="1005"/>
+        </w:numPr>
+      </w:pPr>
+      <w:r>
+        <w:t xml:space="preserve">Huppa JB, Davis MM. T-cell-antigen recognition and the immunological synapse.</w:t>
+      </w:r>
+      <w:r>
+        <w:t xml:space="preserve"> </w:t>
+      </w:r>
+      <w:r>
+        <w:rPr>
+          <w:i/>
+          <w:iCs/>
+        </w:rPr>
+        <w:t xml:space="preserve">Nat Rev Immunol</w:t>
+      </w:r>
+      <w:r>
+        <w:t xml:space="preserve">. 2003;3(12):973-83.</w:t>
+      </w:r>
+    </w:p>
+    <w:p>
+      <w:pPr>
+        <w:numPr>
+          <w:ilvl w:val="0"/>
+          <w:numId w:val="1005"/>
+        </w:numPr>
+      </w:pPr>
+      <w:r>
+        <w:t xml:space="preserve">Dustin ML. The immunological synapse.</w:t>
+      </w:r>
+      <w:r>
+        <w:t xml:space="preserve"> </w:t>
+      </w:r>
+      <w:r>
+        <w:rPr>
+          <w:i/>
+          <w:iCs/>
+        </w:rPr>
+        <w:t xml:space="preserve">Arthritis Res Ther</w:t>
+      </w:r>
+      <w:r>
+        <w:t xml:space="preserve">. 2008;10(Suppl 1):S11.</w:t>
+      </w:r>
+    </w:p>
+    <w:p>
+      <w:pPr>
+        <w:numPr>
+          <w:ilvl w:val="0"/>
+          <w:numId w:val="1005"/>
+        </w:numPr>
+      </w:pPr>
+      <w:r>
+        <w:t xml:space="preserve">Boissonnas A, et al. In vivo imaging of cytotoxic T cell infiltration and elimination of a solid tumor.</w:t>
+      </w:r>
+      <w:r>
+        <w:t xml:space="preserve"> </w:t>
+      </w:r>
+      <w:r>
+        <w:rPr>
+          <w:i/>
+          <w:iCs/>
+        </w:rPr>
+        <w:t xml:space="preserve">J Exp Med</w:t>
+      </w:r>
+      <w:r>
+        <w:t xml:space="preserve">. 2007;204(2):345-56.</w:t>
+      </w:r>
+    </w:p>
+    <w:p>
+      <w:pPr>
+        <w:numPr>
+          <w:ilvl w:val="0"/>
+          <w:numId w:val="1005"/>
+        </w:numPr>
+      </w:pPr>
+      <w:r>
+        <w:t xml:space="preserve">Weigelin B, et al. Intravital third harmonic generation microscopy of collective melanoma cell invasion.</w:t>
+      </w:r>
+      <w:r>
+        <w:t xml:space="preserve"> </w:t>
+      </w:r>
+      <w:r>
+        <w:rPr>
+          <w:i/>
+          <w:iCs/>
+        </w:rPr>
+        <w:t xml:space="preserve">Intravital</w:t>
+      </w:r>
+      <w:r>
+        <w:t xml:space="preserve">. 2012;1(1):32-43.</w:t>
+      </w:r>
+    </w:p>
+    <w:p>
+      <w:pPr>
+        <w:numPr>
+          <w:ilvl w:val="0"/>
+          <w:numId w:val="1005"/>
+        </w:numPr>
+      </w:pPr>
+      <w:r>
+        <w:t xml:space="preserve">Breart B, et al. Two-photon imaging of intratumoral CD8+ T cell cytotoxic activity during adoptive T cell therapy in mice.</w:t>
+      </w:r>
+      <w:r>
+        <w:t xml:space="preserve"> </w:t>
+      </w:r>
+      <w:r>
+        <w:rPr>
+          <w:i/>
+          <w:iCs/>
+        </w:rPr>
+        <w:t xml:space="preserve">J Clin Invest</w:t>
+      </w:r>
+      <w:r>
+        <w:t xml:space="preserve">. 2008;118(4):1390-7.</w:t>
+      </w:r>
+    </w:p>
+    <w:p>
+      <w:pPr>
+        <w:numPr>
+          <w:ilvl w:val="0"/>
+          <w:numId w:val="1005"/>
+        </w:numPr>
+      </w:pPr>
+      <w:r>
+        <w:t xml:space="preserve">Wiedemann A, et al. Cytotoxic T lymphocytes kill multiple targets simultaneously via spatiotemporal uncoupling of lytic and stimulatory synapses.</w:t>
+      </w:r>
+      <w:r>
+        <w:t xml:space="preserve"> </w:t>
+      </w:r>
+      <w:r>
+        <w:rPr>
+          <w:i/>
+          <w:iCs/>
+        </w:rPr>
+        <w:t xml:space="preserve">PNAS</w:t>
+      </w:r>
+      <w:r>
+        <w:t xml:space="preserve">. 2006;103(29):10985-90.</w:t>
+      </w:r>
+    </w:p>
+    <w:p>
+      <w:r>
+        <w:pict>
+          <v:rect style="width:0;height:1.5pt" o:hralign="center" o:hrstd="t" o:hr="t"/>
+        </w:pict>
+      </w:r>
+    </w:p>
+    <w:p>
+      <w:pPr>
+        <w:pStyle w:val="FirstParagraph"/>
+      </w:pPr>
+      <w:r>
+        <w:rPr>
+          <w:i/>
+          <w:iCs/>
+        </w:rPr>
+        <w:t xml:space="preserve">CAUSANTA Supplementary Materials v0.2.0</w:t>
+      </w:r>
+    </w:p>
+    <w:bookmarkEnd w:id="81"/>
+    <w:bookmarkEnd w:id="82"/>
     <w:sectPr>
       <w:footnotePr>
         <w:numRestart w:val="eachSect"/>
@@ -9878,6 +16643,109 @@
       </w:pPr>
     </w:lvl>
   </w:abstractNum>
+  <w:abstractNum w:abstractNumId="991">
+    <w:nsid w:val="0000A991"/>
+    <w:multiLevelType w:val="multilevel"/>
+    <w:lvl w:ilvl="0">
+      <w:numFmt w:val="bullet"/>
+      <w:lvlText w:val=""/>
+      <w:lvlJc w:val="left"/>
+      <w:pPr>
+        <w:ind w:left="720" w:hanging="360"/>
+      </w:pPr>
+      <w:rPr>
+        <w:rFonts w:ascii="Symbol" w:hAnsi="Symbol" w:cs="Symbol" w:hint="default"/>
+      </w:rPr>
+    </w:lvl>
+    <w:lvl w:ilvl="1">
+      <w:numFmt w:val="bullet"/>
+      <w:lvlText w:val="o"/>
+      <w:lvlJc w:val="left"/>
+      <w:pPr>
+        <w:ind w:left="1440" w:hanging="360"/>
+      </w:pPr>
+      <w:rPr>
+        <w:rFonts w:ascii="Courier New" w:hAnsi="Courier New" w:cs="Courier New" w:hint="default"/>
+      </w:rPr>
+    </w:lvl>
+    <w:lvl w:ilvl="2">
+      <w:numFmt w:val="bullet"/>
+      <w:lvlText w:val=""/>
+      <w:lvlJc w:val="left"/>
+      <w:pPr>
+        <w:ind w:left="2160" w:hanging="360"/>
+      </w:pPr>
+      <w:rPr>
+        <w:rFonts w:ascii="Wingdings" w:hAnsi="Wingdings" w:cs="Wingdings" w:hint="default"/>
+      </w:rPr>
+    </w:lvl>
+    <w:lvl w:ilvl="3">
+      <w:numFmt w:val="bullet"/>
+      <w:lvlText w:val=""/>
+      <w:lvlJc w:val="left"/>
+      <w:pPr>
+        <w:ind w:left="2880" w:hanging="360"/>
+      </w:pPr>
+      <w:rPr>
+        <w:rFonts w:ascii="Symbol" w:hAnsi="Symbol" w:cs="Symbol" w:hint="default"/>
+      </w:rPr>
+    </w:lvl>
+    <w:lvl w:ilvl="4">
+      <w:numFmt w:val="bullet"/>
+      <w:lvlText w:val="o"/>
+      <w:lvlJc w:val="left"/>
+      <w:pPr>
+        <w:ind w:left="3600" w:hanging="360"/>
+      </w:pPr>
+      <w:rPr>
+        <w:rFonts w:ascii="Courier New" w:hAnsi="Courier New" w:cs="Courier New" w:hint="default"/>
+      </w:rPr>
+    </w:lvl>
+    <w:lvl w:ilvl="5">
+      <w:numFmt w:val="bullet"/>
+      <w:lvlText w:val=""/>
+      <w:lvlJc w:val="left"/>
+      <w:pPr>
+        <w:ind w:left="4320" w:hanging="360"/>
+      </w:pPr>
+      <w:rPr>
+        <w:rFonts w:ascii="Wingdings" w:hAnsi="Wingdings" w:cs="Wingdings" w:hint="default"/>
+      </w:rPr>
+    </w:lvl>
+    <w:lvl w:ilvl="6">
+      <w:numFmt w:val="bullet"/>
+      <w:lvlText w:val=""/>
+      <w:lvlJc w:val="left"/>
+      <w:pPr>
+        <w:ind w:left="5040" w:hanging="360"/>
+      </w:pPr>
+      <w:rPr>
+        <w:rFonts w:ascii="Symbol" w:hAnsi="Symbol" w:cs="Symbol" w:hint="default"/>
+      </w:rPr>
+    </w:lvl>
+    <w:lvl w:ilvl="7">
+      <w:numFmt w:val="bullet"/>
+      <w:lvlText w:val="o"/>
+      <w:lvlJc w:val="left"/>
+      <w:pPr>
+        <w:ind w:left="5760" w:hanging="360"/>
+      </w:pPr>
+      <w:rPr>
+        <w:rFonts w:ascii="Courier New" w:hAnsi="Courier New" w:cs="Courier New" w:hint="default"/>
+      </w:rPr>
+    </w:lvl>
+    <w:lvl w:ilvl="8">
+      <w:numFmt w:val="bullet"/>
+      <w:lvlText w:val=""/>
+      <w:lvlJc w:val="left"/>
+      <w:pPr>
+        <w:ind w:left="6480" w:hanging="360"/>
+      </w:pPr>
+      <w:rPr>
+        <w:rFonts w:ascii="Wingdings" w:hAnsi="Wingdings" w:cs="Wingdings" w:hint="default"/>
+      </w:rPr>
+    </w:lvl>
+  </w:abstractNum>
   <w:abstractNum w:abstractNumId="99411">
     <w:nsid w:val="00A99411"/>
     <w:multiLevelType w:val="multilevel"/>
@@ -9967,6 +16835,72 @@
     <w:abstractNumId w:val="990"/>
   </w:num>
   <w:num w:numId="1001">
+    <w:abstractNumId w:val="991"/>
+  </w:num>
+  <w:num w:numId="1002">
+    <w:abstractNumId w:val="99411"/>
+    <w:lvlOverride w:ilvl="0">
+      <w:startOverride w:val="1"/>
+    </w:lvlOverride>
+    <w:lvlOverride w:ilvl="1">
+      <w:startOverride w:val="1"/>
+    </w:lvlOverride>
+    <w:lvlOverride w:ilvl="2">
+      <w:startOverride w:val="1"/>
+    </w:lvlOverride>
+    <w:lvlOverride w:ilvl="3">
+      <w:startOverride w:val="1"/>
+    </w:lvlOverride>
+    <w:lvlOverride w:ilvl="4">
+      <w:startOverride w:val="1"/>
+    </w:lvlOverride>
+    <w:lvlOverride w:ilvl="5">
+      <w:startOverride w:val="1"/>
+    </w:lvlOverride>
+    <w:lvlOverride w:ilvl="6">
+      <w:startOverride w:val="1"/>
+    </w:lvlOverride>
+    <w:lvlOverride w:ilvl="7">
+      <w:startOverride w:val="1"/>
+    </w:lvlOverride>
+    <w:lvlOverride w:ilvl="8">
+      <w:startOverride w:val="1"/>
+    </w:lvlOverride>
+  </w:num>
+  <w:num w:numId="1003">
+    <w:abstractNumId w:val="991"/>
+  </w:num>
+  <w:num w:numId="1004">
+    <w:abstractNumId w:val="99411"/>
+    <w:lvlOverride w:ilvl="0">
+      <w:startOverride w:val="1"/>
+    </w:lvlOverride>
+    <w:lvlOverride w:ilvl="1">
+      <w:startOverride w:val="1"/>
+    </w:lvlOverride>
+    <w:lvlOverride w:ilvl="2">
+      <w:startOverride w:val="1"/>
+    </w:lvlOverride>
+    <w:lvlOverride w:ilvl="3">
+      <w:startOverride w:val="1"/>
+    </w:lvlOverride>
+    <w:lvlOverride w:ilvl="4">
+      <w:startOverride w:val="1"/>
+    </w:lvlOverride>
+    <w:lvlOverride w:ilvl="5">
+      <w:startOverride w:val="1"/>
+    </w:lvlOverride>
+    <w:lvlOverride w:ilvl="6">
+      <w:startOverride w:val="1"/>
+    </w:lvlOverride>
+    <w:lvlOverride w:ilvl="7">
+      <w:startOverride w:val="1"/>
+    </w:lvlOverride>
+    <w:lvlOverride w:ilvl="8">
+      <w:startOverride w:val="1"/>
+    </w:lvlOverride>
+  </w:num>
+  <w:num w:numId="1005">
     <w:abstractNumId w:val="99411"/>
     <w:lvlOverride w:ilvl="0">
       <w:startOverride w:val="1"/>
